--- a/重构版论文_v4_20260915/向老师汇报要点.docx
+++ b/重构版论文_v4_20260915/向老师汇报要点.docx
@@ -1736,7 +1736,7 @@
     </w:p>
     <w:p>
       <w:r>
-        <w:t>&gt; 四个数据集的摘要与字节数都与来源记录逐一核对过（CIC 8 个文件 2 830 743 行、NSL/UNSW 官方划分、N-BaIoT 归档 1 772 922 927 字节），722 个逐样本预测全部公开，仓库带 tag；46 项自动检查每次提交前全绿。</w:t>
+        <w:t>&gt; 四个数据集的摘要与字节数都与来源记录逐一核对过（CIC 8 个文件 2 830 743 行、NSL/UNSW 官方划分、N-BaIoT 归档 1 772 922 927 字节），722 个逐样本预测全部公开，仓库带 tag；49 项自动检查每次提交前全绿。</w:t>
       </w:r>
     </w:p>
     <w:p>

--- a/重构版论文_v4_20260915/向老师汇报要点.docx
+++ b/重构版论文_v4_20260915/向老师汇报要点.docx
@@ -182,7 +182,4423 @@
         <w:pStyle w:val="Heading1"/>
       </w:pPr>
       <w:r>
-        <w:t>三、10 分钟版本的建议页序</w:t>
+        <w:t>三、10 分钟版本的页序与时长</w:t>
+      </w:r>
+    </w:p>
+    <w:tbl>
+      <w:tblPr>
+        <w:tblStyle w:val="TableGrid"/>
+        <w:tblW w:type="auto" w:w="0"/>
+        <w:tblLook w:firstColumn="1" w:firstRow="1" w:lastColumn="0" w:lastRow="0" w:noHBand="0" w:noVBand="1" w:val="04A0"/>
+        <w:tblBorders>
+          <w:top w:val="single" w:sz="6" w:space="0" w:color="000000"/>
+          <w:left w:val="none" w:sz="0" w:space="0" w:color="auto"/>
+          <w:bottom w:val="single" w:sz="6" w:space="0" w:color="000000"/>
+          <w:right w:val="none" w:sz="0" w:space="0" w:color="auto"/>
+          <w:insideH w:val="single" w:sz="6" w:space="0" w:color="000000"/>
+          <w:insideV w:val="none" w:sz="0" w:space="0" w:color="auto"/>
+        </w:tblBorders>
+      </w:tblPr>
+      <w:tblGrid>
+        <w:gridCol w:w="2448"/>
+        <w:gridCol w:w="2448"/>
+        <w:gridCol w:w="2448"/>
+        <w:gridCol w:w="2448"/>
+      </w:tblGrid>
+      <w:tr>
+        <w:tc>
+          <w:tcPr>
+            <w:tcW w:type="dxa" w:w="2448"/>
+          </w:tcPr>
+          <w:p>
+            <w:pPr>
+              <w:spacing w:after="0"/>
+            </w:pPr>
+            <w:r>
+              <w:rPr>
+                <w:sz w:val="16"/>
+              </w:rPr>
+            </w:r>
+            <w:r>
+              <w:rPr>
+                <w:b/>
+                <w:sz w:val="16"/>
+              </w:rPr>
+              <w:t>页</w:t>
+            </w:r>
+          </w:p>
+        </w:tc>
+        <w:tc>
+          <w:tcPr>
+            <w:tcW w:type="dxa" w:w="2448"/>
+          </w:tcPr>
+          <w:p>
+            <w:pPr>
+              <w:spacing w:after="0"/>
+            </w:pPr>
+            <w:r>
+              <w:rPr>
+                <w:sz w:val="16"/>
+              </w:rPr>
+            </w:r>
+            <w:r>
+              <w:rPr>
+                <w:b/>
+                <w:sz w:val="16"/>
+              </w:rPr>
+              <w:t>内容</w:t>
+            </w:r>
+          </w:p>
+        </w:tc>
+        <w:tc>
+          <w:tcPr>
+            <w:tcW w:type="dxa" w:w="2448"/>
+          </w:tcPr>
+          <w:p>
+            <w:pPr>
+              <w:spacing w:after="0"/>
+            </w:pPr>
+            <w:r>
+              <w:rPr>
+                <w:sz w:val="16"/>
+              </w:rPr>
+            </w:r>
+            <w:r>
+              <w:rPr>
+                <w:b/>
+                <w:sz w:val="16"/>
+              </w:rPr>
+              <w:t>时长</w:t>
+            </w:r>
+          </w:p>
+        </w:tc>
+        <w:tc>
+          <w:tcPr>
+            <w:tcW w:type="dxa" w:w="2448"/>
+          </w:tcPr>
+          <w:p>
+            <w:pPr>
+              <w:spacing w:after="0"/>
+            </w:pPr>
+            <w:r>
+              <w:rPr>
+                <w:sz w:val="16"/>
+              </w:rPr>
+            </w:r>
+            <w:r>
+              <w:rPr>
+                <w:b/>
+                <w:sz w:val="16"/>
+              </w:rPr>
+              <w:t>一句话目的</w:t>
+            </w:r>
+          </w:p>
+        </w:tc>
+      </w:tr>
+      <w:tr>
+        <w:tc>
+          <w:tcPr>
+            <w:tcW w:type="dxa" w:w="2448"/>
+          </w:tcPr>
+          <w:p>
+            <w:pPr>
+              <w:spacing w:after="0"/>
+            </w:pPr>
+            <w:r>
+              <w:rPr>
+                <w:sz w:val="16"/>
+              </w:rPr>
+            </w:r>
+            <w:r>
+              <w:rPr>
+                <w:sz w:val="16"/>
+              </w:rPr>
+              <w:t>1</w:t>
+            </w:r>
+          </w:p>
+        </w:tc>
+        <w:tc>
+          <w:tcPr>
+            <w:tcW w:type="dxa" w:w="2448"/>
+          </w:tcPr>
+          <w:p>
+            <w:pPr>
+              <w:spacing w:after="0"/>
+            </w:pPr>
+            <w:r>
+              <w:rPr>
+                <w:sz w:val="16"/>
+              </w:rPr>
+            </w:r>
+            <w:r>
+              <w:rPr>
+                <w:sz w:val="16"/>
+              </w:rPr>
+              <w:t>标题 + 一句话结论</w:t>
+            </w:r>
+          </w:p>
+        </w:tc>
+        <w:tc>
+          <w:tcPr>
+            <w:tcW w:type="dxa" w:w="2448"/>
+          </w:tcPr>
+          <w:p>
+            <w:pPr>
+              <w:spacing w:after="0"/>
+            </w:pPr>
+            <w:r>
+              <w:rPr>
+                <w:sz w:val="16"/>
+              </w:rPr>
+            </w:r>
+            <w:r>
+              <w:rPr>
+                <w:sz w:val="16"/>
+              </w:rPr>
+              <w:t>40 秒</w:t>
+            </w:r>
+          </w:p>
+        </w:tc>
+        <w:tc>
+          <w:tcPr>
+            <w:tcW w:type="dxa" w:w="2448"/>
+          </w:tcPr>
+          <w:p>
+            <w:pPr>
+              <w:spacing w:after="0"/>
+            </w:pPr>
+            <w:r>
+              <w:rPr>
+                <w:sz w:val="16"/>
+              </w:rPr>
+            </w:r>
+            <w:r>
+              <w:rPr>
+                <w:sz w:val="16"/>
+              </w:rPr>
+              <w:t>先给结论，别让老师猜</w:t>
+            </w:r>
+          </w:p>
+        </w:tc>
+      </w:tr>
+      <w:tr>
+        <w:tc>
+          <w:tcPr>
+            <w:tcW w:type="dxa" w:w="2448"/>
+          </w:tcPr>
+          <w:p>
+            <w:pPr>
+              <w:spacing w:after="0"/>
+            </w:pPr>
+            <w:r>
+              <w:rPr>
+                <w:sz w:val="16"/>
+              </w:rPr>
+            </w:r>
+            <w:r>
+              <w:rPr>
+                <w:sz w:val="16"/>
+              </w:rPr>
+              <w:t>2</w:t>
+            </w:r>
+          </w:p>
+        </w:tc>
+        <w:tc>
+          <w:tcPr>
+            <w:tcW w:type="dxa" w:w="2448"/>
+          </w:tcPr>
+          <w:p>
+            <w:pPr>
+              <w:spacing w:after="0"/>
+            </w:pPr>
+            <w:r>
+              <w:rPr>
+                <w:sz w:val="16"/>
+              </w:rPr>
+            </w:r>
+            <w:r>
+              <w:rPr>
+                <w:sz w:val="16"/>
+              </w:rPr>
+              <w:t>问题：四类污染</w:t>
+            </w:r>
+          </w:p>
+        </w:tc>
+        <w:tc>
+          <w:tcPr>
+            <w:tcW w:type="dxa" w:w="2448"/>
+          </w:tcPr>
+          <w:p>
+            <w:pPr>
+              <w:spacing w:after="0"/>
+            </w:pPr>
+            <w:r>
+              <w:rPr>
+                <w:sz w:val="16"/>
+              </w:rPr>
+            </w:r>
+            <w:r>
+              <w:rPr>
+                <w:sz w:val="16"/>
+              </w:rPr>
+              <w:t>60 秒</w:t>
+            </w:r>
+          </w:p>
+        </w:tc>
+        <w:tc>
+          <w:tcPr>
+            <w:tcW w:type="dxa" w:w="2448"/>
+          </w:tcPr>
+          <w:p>
+            <w:pPr>
+              <w:spacing w:after="0"/>
+            </w:pPr>
+            <w:r>
+              <w:rPr>
+                <w:sz w:val="16"/>
+              </w:rPr>
+            </w:r>
+            <w:r>
+              <w:rPr>
+                <w:sz w:val="16"/>
+              </w:rPr>
+              <w:t>说明为什么值得做受控实验</w:t>
+            </w:r>
+          </w:p>
+        </w:tc>
+      </w:tr>
+      <w:tr>
+        <w:tc>
+          <w:tcPr>
+            <w:tcW w:type="dxa" w:w="2448"/>
+          </w:tcPr>
+          <w:p>
+            <w:pPr>
+              <w:spacing w:after="0"/>
+            </w:pPr>
+            <w:r>
+              <w:rPr>
+                <w:sz w:val="16"/>
+              </w:rPr>
+            </w:r>
+            <w:r>
+              <w:rPr>
+                <w:sz w:val="16"/>
+              </w:rPr>
+              <w:t>3</w:t>
+            </w:r>
+          </w:p>
+        </w:tc>
+        <w:tc>
+          <w:tcPr>
+            <w:tcW w:type="dxa" w:w="2448"/>
+          </w:tcPr>
+          <w:p>
+            <w:pPr>
+              <w:spacing w:after="0"/>
+            </w:pPr>
+            <w:r>
+              <w:rPr>
+                <w:sz w:val="16"/>
+              </w:rPr>
+            </w:r>
+            <w:r>
+              <w:rPr>
+                <w:sz w:val="16"/>
+              </w:rPr>
+              <w:t>协议：六阶段审计与三档总体（图 2 + 表 3）</w:t>
+            </w:r>
+          </w:p>
+        </w:tc>
+        <w:tc>
+          <w:tcPr>
+            <w:tcW w:type="dxa" w:w="2448"/>
+          </w:tcPr>
+          <w:p>
+            <w:pPr>
+              <w:spacing w:after="0"/>
+            </w:pPr>
+            <w:r>
+              <w:rPr>
+                <w:sz w:val="16"/>
+              </w:rPr>
+            </w:r>
+            <w:r>
+              <w:rPr>
+                <w:sz w:val="16"/>
+              </w:rPr>
+              <w:t>80 秒</w:t>
+            </w:r>
+          </w:p>
+        </w:tc>
+        <w:tc>
+          <w:tcPr>
+            <w:tcW w:type="dxa" w:w="2448"/>
+          </w:tcPr>
+          <w:p>
+            <w:pPr>
+              <w:spacing w:after="0"/>
+            </w:pPr>
+            <w:r>
+              <w:rPr>
+                <w:sz w:val="16"/>
+              </w:rPr>
+            </w:r>
+            <w:r>
+              <w:rPr>
+                <w:sz w:val="16"/>
+              </w:rPr>
+              <w:t>证明数据可信、步骤可查</w:t>
+            </w:r>
+          </w:p>
+        </w:tc>
+      </w:tr>
+      <w:tr>
+        <w:tc>
+          <w:tcPr>
+            <w:tcW w:type="dxa" w:w="2448"/>
+          </w:tcPr>
+          <w:p>
+            <w:pPr>
+              <w:spacing w:after="0"/>
+            </w:pPr>
+            <w:r>
+              <w:rPr>
+                <w:sz w:val="16"/>
+              </w:rPr>
+            </w:r>
+            <w:r>
+              <w:rPr>
+                <w:sz w:val="16"/>
+              </w:rPr>
+              <w:t>4</w:t>
+            </w:r>
+          </w:p>
+        </w:tc>
+        <w:tc>
+          <w:tcPr>
+            <w:tcW w:type="dxa" w:w="2448"/>
+          </w:tcPr>
+          <w:p>
+            <w:pPr>
+              <w:spacing w:after="0"/>
+            </w:pPr>
+            <w:r>
+              <w:rPr>
+                <w:sz w:val="16"/>
+              </w:rPr>
+            </w:r>
+            <w:r>
+              <w:rPr>
+                <w:sz w:val="16"/>
+              </w:rPr>
+              <w:t>主结果：三档总体表 + 图 4</w:t>
+            </w:r>
+          </w:p>
+        </w:tc>
+        <w:tc>
+          <w:tcPr>
+            <w:tcW w:type="dxa" w:w="2448"/>
+          </w:tcPr>
+          <w:p>
+            <w:pPr>
+              <w:spacing w:after="0"/>
+            </w:pPr>
+            <w:r>
+              <w:rPr>
+                <w:sz w:val="16"/>
+              </w:rPr>
+            </w:r>
+            <w:r>
+              <w:rPr>
+                <w:sz w:val="16"/>
+              </w:rPr>
+              <w:t>110 秒</w:t>
+            </w:r>
+          </w:p>
+        </w:tc>
+        <w:tc>
+          <w:tcPr>
+            <w:tcW w:type="dxa" w:w="2448"/>
+          </w:tcPr>
+          <w:p>
+            <w:pPr>
+              <w:spacing w:after="0"/>
+            </w:pPr>
+            <w:r>
+              <w:rPr>
+                <w:sz w:val="16"/>
+              </w:rPr>
+            </w:r>
+            <w:r>
+              <w:rPr>
+                <w:sz w:val="16"/>
+              </w:rPr>
+              <w:t>讲清「等价，但随规模反转」</w:t>
+            </w:r>
+          </w:p>
+        </w:tc>
+      </w:tr>
+      <w:tr>
+        <w:tc>
+          <w:tcPr>
+            <w:tcW w:type="dxa" w:w="2448"/>
+          </w:tcPr>
+          <w:p>
+            <w:pPr>
+              <w:spacing w:after="0"/>
+            </w:pPr>
+            <w:r>
+              <w:rPr>
+                <w:sz w:val="16"/>
+              </w:rPr>
+            </w:r>
+            <w:r>
+              <w:rPr>
+                <w:sz w:val="16"/>
+              </w:rPr>
+              <w:t>5</w:t>
+            </w:r>
+          </w:p>
+        </w:tc>
+        <w:tc>
+          <w:tcPr>
+            <w:tcW w:type="dxa" w:w="2448"/>
+          </w:tcPr>
+          <w:p>
+            <w:pPr>
+              <w:spacing w:after="0"/>
+            </w:pPr>
+            <w:r>
+              <w:rPr>
+                <w:sz w:val="16"/>
+              </w:rPr>
+            </w:r>
+            <w:r>
+              <w:rPr>
+                <w:sz w:val="16"/>
+              </w:rPr>
+              <w:t>统计判据：区间、TOST、McNemar、效应量</w:t>
+            </w:r>
+          </w:p>
+        </w:tc>
+        <w:tc>
+          <w:tcPr>
+            <w:tcW w:type="dxa" w:w="2448"/>
+          </w:tcPr>
+          <w:p>
+            <w:pPr>
+              <w:spacing w:after="0"/>
+            </w:pPr>
+            <w:r>
+              <w:rPr>
+                <w:sz w:val="16"/>
+              </w:rPr>
+            </w:r>
+            <w:r>
+              <w:rPr>
+                <w:sz w:val="16"/>
+              </w:rPr>
+              <w:t>70 秒</w:t>
+            </w:r>
+          </w:p>
+        </w:tc>
+        <w:tc>
+          <w:tcPr>
+            <w:tcW w:type="dxa" w:w="2448"/>
+          </w:tcPr>
+          <w:p>
+            <w:pPr>
+              <w:spacing w:after="0"/>
+            </w:pPr>
+            <w:r>
+              <w:rPr>
+                <w:sz w:val="16"/>
+              </w:rPr>
+            </w:r>
+            <w:r>
+              <w:rPr>
+                <w:sz w:val="16"/>
+              </w:rPr>
+              <w:t>说明「等价」是检验结论而非没拒绝</w:t>
+            </w:r>
+          </w:p>
+        </w:tc>
+      </w:tr>
+      <w:tr>
+        <w:tc>
+          <w:tcPr>
+            <w:tcW w:type="dxa" w:w="2448"/>
+          </w:tcPr>
+          <w:p>
+            <w:pPr>
+              <w:spacing w:after="0"/>
+            </w:pPr>
+            <w:r>
+              <w:rPr>
+                <w:sz w:val="16"/>
+              </w:rPr>
+            </w:r>
+            <w:r>
+              <w:rPr>
+                <w:sz w:val="16"/>
+              </w:rPr>
+              <w:t>6</w:t>
+            </w:r>
+          </w:p>
+        </w:tc>
+        <w:tc>
+          <w:tcPr>
+            <w:tcW w:type="dxa" w:w="2448"/>
+          </w:tcPr>
+          <w:p>
+            <w:pPr>
+              <w:spacing w:after="0"/>
+            </w:pPr>
+            <w:r>
+              <w:rPr>
+                <w:sz w:val="16"/>
+              </w:rPr>
+            </w:r>
+            <w:r>
+              <w:rPr>
+                <w:sz w:val="16"/>
+              </w:rPr>
+              <w:t>机制一：边距上界与门控搜索（图 5/6）</w:t>
+            </w:r>
+          </w:p>
+        </w:tc>
+        <w:tc>
+          <w:tcPr>
+            <w:tcW w:type="dxa" w:w="2448"/>
+          </w:tcPr>
+          <w:p>
+            <w:pPr>
+              <w:spacing w:after="0"/>
+            </w:pPr>
+            <w:r>
+              <w:rPr>
+                <w:sz w:val="16"/>
+              </w:rPr>
+            </w:r>
+            <w:r>
+              <w:rPr>
+                <w:sz w:val="16"/>
+              </w:rPr>
+              <w:t>70 秒</w:t>
+            </w:r>
+          </w:p>
+        </w:tc>
+        <w:tc>
+          <w:tcPr>
+            <w:tcW w:type="dxa" w:w="2448"/>
+          </w:tcPr>
+          <w:p>
+            <w:pPr>
+              <w:spacing w:after="0"/>
+            </w:pPr>
+            <w:r>
+              <w:rPr>
+                <w:sz w:val="16"/>
+              </w:rPr>
+            </w:r>
+            <w:r>
+              <w:rPr>
+                <w:sz w:val="16"/>
+              </w:rPr>
+              <w:t>解释为什么权重动不了预测</w:t>
+            </w:r>
+          </w:p>
+        </w:tc>
+      </w:tr>
+      <w:tr>
+        <w:tc>
+          <w:tcPr>
+            <w:tcW w:type="dxa" w:w="2448"/>
+          </w:tcPr>
+          <w:p>
+            <w:pPr>
+              <w:spacing w:after="0"/>
+            </w:pPr>
+            <w:r>
+              <w:rPr>
+                <w:sz w:val="16"/>
+              </w:rPr>
+            </w:r>
+            <w:r>
+              <w:rPr>
+                <w:sz w:val="16"/>
+              </w:rPr>
+              <w:t>7</w:t>
+            </w:r>
+          </w:p>
+        </w:tc>
+        <w:tc>
+          <w:tcPr>
+            <w:tcW w:type="dxa" w:w="2448"/>
+          </w:tcPr>
+          <w:p>
+            <w:pPr>
+              <w:spacing w:after="0"/>
+            </w:pPr>
+            <w:r>
+              <w:rPr>
+                <w:sz w:val="16"/>
+              </w:rPr>
+            </w:r>
+            <w:r>
+              <w:rPr>
+                <w:sz w:val="16"/>
+              </w:rPr>
+              <w:t>机制二：稀释诊断（视图分差 ÷ 4 ≈ 实测差）</w:t>
+            </w:r>
+          </w:p>
+        </w:tc>
+        <w:tc>
+          <w:tcPr>
+            <w:tcW w:type="dxa" w:w="2448"/>
+          </w:tcPr>
+          <w:p>
+            <w:pPr>
+              <w:spacing w:after="0"/>
+            </w:pPr>
+            <w:r>
+              <w:rPr>
+                <w:sz w:val="16"/>
+              </w:rPr>
+            </w:r>
+            <w:r>
+              <w:rPr>
+                <w:sz w:val="16"/>
+              </w:rPr>
+              <w:t>60 秒</w:t>
+            </w:r>
+          </w:p>
+        </w:tc>
+        <w:tc>
+          <w:tcPr>
+            <w:tcW w:type="dxa" w:w="2448"/>
+          </w:tcPr>
+          <w:p>
+            <w:pPr>
+              <w:spacing w:after="0"/>
+            </w:pPr>
+            <w:r>
+              <w:rPr>
+                <w:sz w:val="16"/>
+              </w:rPr>
+            </w:r>
+            <w:r>
+              <w:rPr>
+                <w:sz w:val="16"/>
+              </w:rPr>
+              <w:t>给出反转的唯一解释</w:t>
+            </w:r>
+          </w:p>
+        </w:tc>
+      </w:tr>
+      <w:tr>
+        <w:tc>
+          <w:tcPr>
+            <w:tcW w:type="dxa" w:w="2448"/>
+          </w:tcPr>
+          <w:p>
+            <w:pPr>
+              <w:spacing w:after="0"/>
+            </w:pPr>
+            <w:r>
+              <w:rPr>
+                <w:sz w:val="16"/>
+              </w:rPr>
+            </w:r>
+            <w:r>
+              <w:rPr>
+                <w:sz w:val="16"/>
+              </w:rPr>
+              <w:t>8</w:t>
+            </w:r>
+          </w:p>
+        </w:tc>
+        <w:tc>
+          <w:tcPr>
+            <w:tcW w:type="dxa" w:w="2448"/>
+          </w:tcPr>
+          <w:p>
+            <w:pPr>
+              <w:spacing w:after="0"/>
+            </w:pPr>
+            <w:r>
+              <w:rPr>
+                <w:sz w:val="16"/>
+              </w:rPr>
+            </w:r>
+            <w:r>
+              <w:rPr>
+                <w:sz w:val="16"/>
+              </w:rPr>
+              <w:t>代价与开放集（图 10/11）</w:t>
+            </w:r>
+          </w:p>
+        </w:tc>
+        <w:tc>
+          <w:tcPr>
+            <w:tcW w:type="dxa" w:w="2448"/>
+          </w:tcPr>
+          <w:p>
+            <w:pPr>
+              <w:spacing w:after="0"/>
+            </w:pPr>
+            <w:r>
+              <w:rPr>
+                <w:sz w:val="16"/>
+              </w:rPr>
+            </w:r>
+            <w:r>
+              <w:rPr>
+                <w:sz w:val="16"/>
+              </w:rPr>
+              <w:t>70 秒</w:t>
+            </w:r>
+          </w:p>
+        </w:tc>
+        <w:tc>
+          <w:tcPr>
+            <w:tcW w:type="dxa" w:w="2448"/>
+          </w:tcPr>
+          <w:p>
+            <w:pPr>
+              <w:spacing w:after="0"/>
+            </w:pPr>
+            <w:r>
+              <w:rPr>
+                <w:sz w:val="16"/>
+              </w:rPr>
+            </w:r>
+            <w:r>
+              <w:rPr>
+                <w:sz w:val="16"/>
+              </w:rPr>
+              <w:t>诚实呈现不利证据</w:t>
+            </w:r>
+          </w:p>
+        </w:tc>
+      </w:tr>
+      <w:tr>
+        <w:tc>
+          <w:tcPr>
+            <w:tcW w:type="dxa" w:w="2448"/>
+          </w:tcPr>
+          <w:p>
+            <w:pPr>
+              <w:spacing w:after="0"/>
+            </w:pPr>
+            <w:r>
+              <w:rPr>
+                <w:sz w:val="16"/>
+              </w:rPr>
+            </w:r>
+            <w:r>
+              <w:rPr>
+                <w:sz w:val="16"/>
+              </w:rPr>
+              <w:t>9</w:t>
+            </w:r>
+          </w:p>
+        </w:tc>
+        <w:tc>
+          <w:tcPr>
+            <w:tcW w:type="dxa" w:w="2448"/>
+          </w:tcPr>
+          <w:p>
+            <w:pPr>
+              <w:spacing w:after="0"/>
+            </w:pPr>
+            <w:r>
+              <w:rPr>
+                <w:sz w:val="16"/>
+              </w:rPr>
+            </w:r>
+            <w:r>
+              <w:rPr>
+                <w:sz w:val="16"/>
+              </w:rPr>
+              <w:t>平衡控制与三个外部基准</w:t>
+            </w:r>
+          </w:p>
+        </w:tc>
+        <w:tc>
+          <w:tcPr>
+            <w:tcW w:type="dxa" w:w="2448"/>
+          </w:tcPr>
+          <w:p>
+            <w:pPr>
+              <w:spacing w:after="0"/>
+            </w:pPr>
+            <w:r>
+              <w:rPr>
+                <w:sz w:val="16"/>
+              </w:rPr>
+            </w:r>
+            <w:r>
+              <w:rPr>
+                <w:sz w:val="16"/>
+              </w:rPr>
+              <w:t>60 秒</w:t>
+            </w:r>
+          </w:p>
+        </w:tc>
+        <w:tc>
+          <w:tcPr>
+            <w:tcW w:type="dxa" w:w="2448"/>
+          </w:tcPr>
+          <w:p>
+            <w:pPr>
+              <w:spacing w:after="0"/>
+            </w:pPr>
+            <w:r>
+              <w:rPr>
+                <w:sz w:val="16"/>
+              </w:rPr>
+            </w:r>
+            <w:r>
+              <w:rPr>
+                <w:sz w:val="16"/>
+              </w:rPr>
+              <w:t>说明结论不是某一档先验或某个语料的产物</w:t>
+            </w:r>
+          </w:p>
+        </w:tc>
+      </w:tr>
+      <w:tr>
+        <w:tc>
+          <w:tcPr>
+            <w:tcW w:type="dxa" w:w="2448"/>
+          </w:tcPr>
+          <w:p>
+            <w:pPr>
+              <w:spacing w:after="0"/>
+            </w:pPr>
+            <w:r>
+              <w:rPr>
+                <w:sz w:val="16"/>
+              </w:rPr>
+            </w:r>
+            <w:r>
+              <w:rPr>
+                <w:sz w:val="16"/>
+              </w:rPr>
+              <w:t>10</w:t>
+            </w:r>
+          </w:p>
+        </w:tc>
+        <w:tc>
+          <w:tcPr>
+            <w:tcW w:type="dxa" w:w="2448"/>
+          </w:tcPr>
+          <w:p>
+            <w:pPr>
+              <w:spacing w:after="0"/>
+            </w:pPr>
+            <w:r>
+              <w:rPr>
+                <w:sz w:val="16"/>
+              </w:rPr>
+            </w:r>
+            <w:r>
+              <w:rPr>
+                <w:sz w:val="16"/>
+              </w:rPr>
+              <w:t>结论、部署建议与局限</w:t>
+            </w:r>
+          </w:p>
+        </w:tc>
+        <w:tc>
+          <w:tcPr>
+            <w:tcW w:type="dxa" w:w="2448"/>
+          </w:tcPr>
+          <w:p>
+            <w:pPr>
+              <w:spacing w:after="0"/>
+            </w:pPr>
+            <w:r>
+              <w:rPr>
+                <w:sz w:val="16"/>
+              </w:rPr>
+            </w:r>
+            <w:r>
+              <w:rPr>
+                <w:sz w:val="16"/>
+              </w:rPr>
+              <w:t>60 秒</w:t>
+            </w:r>
+          </w:p>
+        </w:tc>
+        <w:tc>
+          <w:tcPr>
+            <w:tcW w:type="dxa" w:w="2448"/>
+          </w:tcPr>
+          <w:p>
+            <w:pPr>
+              <w:spacing w:after="0"/>
+            </w:pPr>
+            <w:r>
+              <w:rPr>
+                <w:sz w:val="16"/>
+              </w:rPr>
+            </w:r>
+            <w:r>
+              <w:rPr>
+                <w:sz w:val="16"/>
+              </w:rPr>
+              <w:t>收尾并交代边界</w:t>
+            </w:r>
+          </w:p>
+        </w:tc>
+      </w:tr>
+      <w:tr>
+        <w:tc>
+          <w:tcPr>
+            <w:tcW w:type="dxa" w:w="2448"/>
+          </w:tcPr>
+          <w:p>
+            <w:pPr>
+              <w:spacing w:after="0"/>
+            </w:pPr>
+            <w:r>
+              <w:rPr>
+                <w:sz w:val="16"/>
+              </w:rPr>
+            </w:r>
+            <w:r>
+              <w:rPr>
+                <w:sz w:val="16"/>
+              </w:rPr>
+              <w:t>11</w:t>
+            </w:r>
+          </w:p>
+        </w:tc>
+        <w:tc>
+          <w:tcPr>
+            <w:tcW w:type="dxa" w:w="2448"/>
+          </w:tcPr>
+          <w:p>
+            <w:pPr>
+              <w:spacing w:after="0"/>
+            </w:pPr>
+            <w:r>
+              <w:rPr>
+                <w:sz w:val="16"/>
+              </w:rPr>
+            </w:r>
+            <w:r>
+              <w:rPr>
+                <w:sz w:val="16"/>
+              </w:rPr>
+              <w:t>数字速查（备用页，不主动讲）</w:t>
+            </w:r>
+          </w:p>
+        </w:tc>
+        <w:tc>
+          <w:tcPr>
+            <w:tcW w:type="dxa" w:w="2448"/>
+          </w:tcPr>
+          <w:p>
+            <w:pPr>
+              <w:spacing w:after="0"/>
+            </w:pPr>
+            <w:r>
+              <w:rPr>
+                <w:sz w:val="16"/>
+              </w:rPr>
+            </w:r>
+            <w:r>
+              <w:rPr>
+                <w:sz w:val="16"/>
+              </w:rPr>
+              <w:t>—</w:t>
+            </w:r>
+          </w:p>
+        </w:tc>
+        <w:tc>
+          <w:tcPr>
+            <w:tcW w:type="dxa" w:w="2448"/>
+          </w:tcPr>
+          <w:p>
+            <w:pPr>
+              <w:spacing w:after="0"/>
+            </w:pPr>
+            <w:r>
+              <w:rPr>
+                <w:sz w:val="16"/>
+              </w:rPr>
+            </w:r>
+            <w:r>
+              <w:rPr>
+                <w:sz w:val="16"/>
+              </w:rPr>
+              <w:t>被追问时直接念</w:t>
+            </w:r>
+          </w:p>
+        </w:tc>
+      </w:tr>
+      <w:tr>
+        <w:tc>
+          <w:tcPr>
+            <w:tcW w:type="dxa" w:w="2448"/>
+          </w:tcPr>
+          <w:p>
+            <w:pPr>
+              <w:spacing w:after="0"/>
+            </w:pPr>
+            <w:r>
+              <w:rPr>
+                <w:sz w:val="16"/>
+              </w:rPr>
+            </w:r>
+            <w:r>
+              <w:rPr>
+                <w:sz w:val="16"/>
+              </w:rPr>
+              <w:t>12</w:t>
+            </w:r>
+          </w:p>
+        </w:tc>
+        <w:tc>
+          <w:tcPr>
+            <w:tcW w:type="dxa" w:w="2448"/>
+          </w:tcPr>
+          <w:p>
+            <w:pPr>
+              <w:spacing w:after="0"/>
+            </w:pPr>
+            <w:r>
+              <w:rPr>
+                <w:sz w:val="16"/>
+              </w:rPr>
+            </w:r>
+            <w:r>
+              <w:rPr>
+                <w:sz w:val="16"/>
+              </w:rPr>
+              <w:t>复现与验证入口（备用页）</w:t>
+            </w:r>
+          </w:p>
+        </w:tc>
+        <w:tc>
+          <w:tcPr>
+            <w:tcW w:type="dxa" w:w="2448"/>
+          </w:tcPr>
+          <w:p>
+            <w:pPr>
+              <w:spacing w:after="0"/>
+            </w:pPr>
+            <w:r>
+              <w:rPr>
+                <w:sz w:val="16"/>
+              </w:rPr>
+            </w:r>
+            <w:r>
+              <w:rPr>
+                <w:sz w:val="16"/>
+              </w:rPr>
+              <w:t>—</w:t>
+            </w:r>
+          </w:p>
+        </w:tc>
+        <w:tc>
+          <w:tcPr>
+            <w:tcW w:type="dxa" w:w="2448"/>
+          </w:tcPr>
+          <w:p>
+            <w:pPr>
+              <w:spacing w:after="0"/>
+            </w:pPr>
+            <w:r>
+              <w:rPr>
+                <w:sz w:val="16"/>
+              </w:rPr>
+            </w:r>
+            <w:r>
+              <w:rPr>
+                <w:sz w:val="16"/>
+              </w:rPr>
+              <w:t>被问「能复现吗」时翻到这页</w:t>
+            </w:r>
+          </w:p>
+        </w:tc>
+      </w:tr>
+    </w:tbl>
+    <w:p>
+      <w:pPr>
+        <w:spacing w:after="40"/>
+      </w:pPr>
+    </w:p>
+    <w:p>
+      <w:pPr>
+        <w:pStyle w:val="Heading1"/>
+      </w:pPr>
+      <w:r>
+        <w:t>四、10 分钟逐页讲稿（可直接照念）</w:t>
+      </w:r>
+    </w:p>
+    <w:p>
+      <w:r>
+        <w:rPr>
+          <w:b/>
+        </w:rPr>
+        <w:t>第 1 页 · 标题与结论（40 秒）</w:t>
+      </w:r>
+    </w:p>
+    <w:p>
+      <w:r>
+        <w:t>&gt; 「这篇稿子检验一个被广泛采用、但缺少受控验证的假设：按样本可靠性给多个森林专家做条件加权，是否真的优于等权投票。结论分三档：截断总体 53 237 条上两者等价（平均差 -0.000456，TOST 在两个预设边界都成立）；扩大到 413 209 条仍等价（-0.001137）；把类别上限完全取消、全语料 2 429 503 条时转为稳定劣势（-0.005533，十个种子方向一致，但 0.01 边界仍等价）。最后一句是我真正想留下的：协议选择的影响比聚合规则差异大一个数量级。」</w:t>
+      </w:r>
+    </w:p>
+    <w:p>
+      <w:pPr>
+        <w:pStyle w:val="ListBullet"/>
+      </w:pPr>
+      <w:r>
+        <w:t>数字：三个差值卡（截断 / 7.8 倍 / 全语料）。</w:t>
+      </w:r>
+    </w:p>
+    <w:p>
+      <w:pPr>
+        <w:pStyle w:val="ListBullet"/>
+      </w:pPr>
+      <w:r>
+        <w:t>提示：讲完停一秒再翻页，让三个数字落地；先给结论，不让老师猜。</w:t>
+      </w:r>
+    </w:p>
+    <w:p>
+      <w:r>
+        <w:rPr>
+          <w:b/>
+        </w:rPr>
+        <w:t>第 2 页 · 为什么要受控实验（60 秒）</w:t>
+      </w:r>
+    </w:p>
+    <w:p>
+      <w:r>
+        <w:t>&gt; 「公开数据上的『加权更好』通常被四件事托着：重复与近重复样本、标签冲突、特征选择泄漏、类别先验与调参预算。这四类我逐一处理。举两个量级：只是把每类上限取消、换成自然先验，Macro-F1 就差 0.0725；只换去重与划分的先后顺序，差最多 0.0060。也就是说，不控制这些因素，任何『加权带来的提升』都可能是协议副作用。」</w:t>
+      </w:r>
+    </w:p>
+    <w:p>
+      <w:pPr>
+        <w:pStyle w:val="ListBullet"/>
+      </w:pPr>
+      <w:r>
+        <w:t>数字：类别先验 0.0725、去重顺序 0.0060，都远大于聚合规则差异 0.0005 量级。</w:t>
+      </w:r>
+    </w:p>
+    <w:p>
+      <w:pPr>
+        <w:pStyle w:val="ListBullet"/>
+      </w:pPr>
+      <w:r>
+        <w:t>提示：这一页只为说明「为什么值得做一个受控实验」，不要展开文献。</w:t>
+      </w:r>
+    </w:p>
+    <w:p>
+      <w:r>
+        <w:rPr>
+          <w:b/>
+        </w:rPr>
+        <w:t>第 3 页 · 协议：六阶段审计与三档总体（80 秒）</w:t>
+      </w:r>
+    </w:p>
+    <w:p>
+      <w:r>
+        <w:t>&gt; 「CIC-IDS2017 原始 2,830,743 行，按六阶段处理：可映射标签 2,671,766 行（剔除 158,977 行无法归入五类的标签）、非有限值再剔除 2,741 行、物理范围筛查后剩 2,668,729 行，接着全局去重（前向/反向双哈希）与分层划分，跨划分精确重叠 0。由此得到三档总体：每类上限 2 万的 53 237 条、上限 20 万的 413 209 条、取消上限的全语料 2 429 503 条。特征选择只在训练侧做（卡方、互信息、ANOVA 三种判据），主实验十个种子。」</w:t>
+      </w:r>
+    </w:p>
+    <w:p>
+      <w:pPr>
+        <w:pStyle w:val="ListBullet"/>
+      </w:pPr>
+      <w:r>
+        <w:t>数字：2,830,743 → 2,671,766 → 2,669,025 → 2,668,729 → 去重 → 三档；78 维特征、5 类、测试 7 986 条。</w:t>
+      </w:r>
+    </w:p>
+    <w:p>
+      <w:pPr>
+        <w:pStyle w:val="ListBullet"/>
+      </w:pPr>
+      <w:r>
+        <w:t>提示：计数是这一页的主角；老师若问细节，指向表 3 与补充材料 S02。</w:t>
+      </w:r>
+    </w:p>
+    <w:p>
+      <w:r>
+        <w:rPr>
+          <w:b/>
+        </w:rPr>
+        <w:t>第 4 页 · 主结果（110 秒）</w:t>
+      </w:r>
+    </w:p>
+    <w:p>
+      <w:r>
+        <w:t>&gt; 「主表三行：截断总体条件加权 0.889278、等权 χ² 森林 0.889734，平均差 -0.000456，种子级 90% 区间 [-0.001124, 0.000212]、测试行配对 Bootstrap [-0.004251, 0.003382]，两个区间都落在 0.005 与 0.01 边界内，逐种子方向五正五负。扩大 7.8 倍后差 -0.001137，仍等价。全语料差 -0.005533，90% 区间 [-0.007179, -0.003886] 整段为负——0.01 边界等价、0.005 边界不等价。」</w:t>
+      </w:r>
+    </w:p>
+    <w:p>
+      <w:pPr>
+        <w:pStyle w:val="ListBullet"/>
+      </w:pPr>
+      <w:r>
+        <w:t>数字：三行的两个模型值、平均差与两个区间；逐种子方向五正五负。</w:t>
+      </w:r>
+    </w:p>
+    <w:p>
+      <w:pPr>
+        <w:pStyle w:val="ListBullet"/>
+      </w:pPr>
+      <w:r>
+        <w:t>提示：讲全语料时明确说「方向稳定为负、但仍在 0.01 等价」，不要用「显著变差」。</w:t>
+      </w:r>
+    </w:p>
+    <w:p>
+      <w:r>
+        <w:rPr>
+          <w:b/>
+        </w:rPr>
+        <w:t>第 5 页 · 统计判据（70 秒）</w:t>
+      </w:r>
+    </w:p>
+    <w:p>
+      <w:r>
+        <w:t>&gt; 「『等价』是检验结论，不是『没拒绝原假设』。TOST 的两个单侧检验在两个预设边界上都成立；逐种子看，9/10 个种子在 0.005 边界已等价、10/10 个在 0.01 边界等价。测试行上的 McNemar 检验，不一致对只有 6–21 行（占 7 986 条的 0.08%–0.26%），p 值 0.146–1.000，没有一次显著。效应量 Cohen's dz 为 -0.396。十个种子下 80% 功效能检出的最小差是 0.001146，而观测差只有 -0.000456 的量级——所以这里必须用等价检验而不是『不显著』。」</w:t>
+      </w:r>
+    </w:p>
+    <w:p>
+      <w:pPr>
+        <w:pStyle w:val="ListBullet"/>
+      </w:pPr>
+      <w:r>
+        <w:t>数字：9/10 与 10/10、不一致对 6–21 行、p 0.146–1.000、dz −0.396、最小可检测差 0.001146。</w:t>
+      </w:r>
+    </w:p>
+    <w:p>
+      <w:pPr>
+        <w:pStyle w:val="ListBullet"/>
+      </w:pPr>
+      <w:r>
+        <w:t>提示：这是老师最可能追问的一页，讲慢一点。</w:t>
+      </w:r>
+    </w:p>
+    <w:p>
+      <w:r>
+        <w:rPr>
+          <w:b/>
+        </w:rPr>
+        <w:t>第 6 页 · 机制一：为什么权重动不了预测（70 秒）</w:t>
+      </w:r>
+    </w:p>
+    <w:p>
+      <w:r>
+        <w:t>&gt; 「命题 2 给了一个可以逐行计算的上界：权重向量与均匀权重的 L1 距离若小于样本边际的一半，该行的 argmax 不可能被改变。实测 99.91% 的测试行可证明不受影响，实际改判 0 行；四个专家在测试集上没有一条分歧。权重本身也很平：归一化熵 0.99998，概率 L1 平均变化 0.000299。门控搜索 108 组配置只产生 6 个不同的验证集取值，锁定的配置（cv=3、C=1、描述子=margin）在测试集上同样改判 0 行。」</w:t>
+      </w:r>
+    </w:p>
+    <w:p>
+      <w:pPr>
+        <w:pStyle w:val="ListBullet"/>
+      </w:pPr>
+      <w:r>
+        <w:t>数字：可证不变 99.91%、改判 0 行、熵 0.99998、108 → 6。</w:t>
+      </w:r>
+    </w:p>
+    <w:p>
+      <w:pPr>
+        <w:pStyle w:val="ListBullet"/>
+      </w:pPr>
+      <w:r>
+        <w:t>提示：如果老师只想记一个数，让他记「99.91% 可证明不变、0 行改判」。</w:t>
+      </w:r>
+    </w:p>
+    <w:p>
+      <w:r>
+        <w:rPr>
+          <w:b/>
+        </w:rPr>
+        <w:t>第 7 页 · 机制二：稀释诊断（60 秒）</w:t>
+      </w:r>
+    </w:p>
+    <w:p>
+      <w:r>
+        <w:t>&gt; 「那全语料上为什么反而更差？不是加权造成的，是四路平均把一份落后的特征视图摊薄了：全语料上全特征视图比卡方视图低 0.021397，四分之一是 0.005349，与实测 -0.005533 几乎相等；中间那档（413 209 条）同样成立，视图差 0.004249、四分之一 0.001062。」</w:t>
+      </w:r>
+    </w:p>
+    <w:p>
+      <w:pPr>
+        <w:pStyle w:val="ListBullet"/>
+      </w:pPr>
+      <w:r>
+        <w:t>数字：0.021397 ÷ 4 = 0.005349 ≈ 实测 -0.005533。</w:t>
+      </w:r>
+    </w:p>
+    <w:p>
+      <w:pPr>
+        <w:pStyle w:val="ListBullet"/>
+      </w:pPr>
+      <w:r>
+        <w:t>提示：一句「这是稀释，不是加权」就够；细节留给补充材料 S29。</w:t>
+      </w:r>
+    </w:p>
+    <w:p>
+      <w:r>
+        <w:rPr>
+          <w:b/>
+        </w:rPr>
+        <w:t>第 8 页 · 代价与开放集（70 秒）</w:t>
+      </w:r>
+    </w:p>
+    <w:p>
+      <w:r>
+        <w:t>&gt; 「代价这边我不打算美化：同等总体下条件加权的训练耗时约是等权森林的 80 倍，全语料 175 倍（单种子约 4.1 小时对 85 秒）；模型体积 4.1 倍，批量吞吐 43064 对 200276 行/秒。开放集上，以 PortScan、Infiltration、Heartbleed 为未知族时，条件分支 AUROC 0.644–0.694、未知类召回 0.0015–0.0396，等权森林是 0.919–0.948 与 0.057–0.374——风险门控把概率推向高置信区，反而削弱了拒绝所需的不确定性信号。」</w:t>
+      </w:r>
+    </w:p>
+    <w:p>
+      <w:pPr>
+        <w:pStyle w:val="ListBullet"/>
+      </w:pPr>
+      <w:r>
+        <w:t>数字：训练 80×/175×、体积 4.1×、开放集 AUROC 与未知类召回两组区间。</w:t>
+      </w:r>
+    </w:p>
+    <w:p>
+      <w:pPr>
+        <w:pStyle w:val="ListBullet"/>
+      </w:pPr>
+      <w:r>
+        <w:t>提示：主动讲不利证据，比被问出来好。</w:t>
+      </w:r>
+    </w:p>
+    <w:p>
+      <w:r>
+        <w:rPr>
+          <w:b/>
+        </w:rPr>
+        <w:t>第 9 页 · 平衡控制与三个外部基准（60 秒）</w:t>
+      </w:r>
+    </w:p>
+    <w:p>
+      <w:r>
+        <w:t>&gt; 「为了说明结论不是某一档类别先验的产物，我在完全平衡的对照总体（3 365 条、三类各半）上重跑：Macro-F1 0.961807、覆盖率 0.921，比自然先验高 0.0725——先验本身就是最大的一个效应。三个外部语料用各自的原生标签：NSL-KDD Macro-F1 0.514697（准确率 0.748，但平衡准确率只有 0.493，说明它主要靠多数类）；UNSW-NB15 0.493310（平衡准确率 0.567）；N-BaIoT 上所有模型都到 0.999988——这个基准对流量特征分类器已经饱和，它检验的是机制惰性，不是判别难度。文件级外推的范围是 0.3325–0.9997。」</w:t>
+      </w:r>
+    </w:p>
+    <w:p>
+      <w:pPr>
+        <w:pStyle w:val="ListBullet"/>
+      </w:pPr>
+      <w:r>
+        <w:t>数字：平衡控制 0.961807；NSL 0.514697、UNSW 0.493310、N-BaIoT 0.999988；文件级 0.3325–0.9997。</w:t>
+      </w:r>
+    </w:p>
+    <w:p>
+      <w:pPr>
+        <w:pStyle w:val="ListBullet"/>
+      </w:pPr>
+      <w:r>
+        <w:t>提示：强调「独立原生标签基准」，不要说成迁移实验。</w:t>
+      </w:r>
+    </w:p>
+    <w:p>
+      <w:r>
+        <w:rPr>
+          <w:b/>
+        </w:rPr>
+        <w:t>第 10 页 · 结论、部署建议与局限（60 秒）</w:t>
+      </w:r>
+    </w:p>
+    <w:p>
+      <w:r>
+        <w:t>&gt; 「三句话收尾：第一，在这个协议下，条件加权相对等权投票没有判别增益，规模越大越不利；第二，可复用的不是某个模型，而是一套泄漏受控协议、一组可逐行计算的可辨识性条件，以及一张把协议效应与聚合规则差异分开量化的地图；第三，工程上如果只追求判别性能，等权森林是更划算的选择——同精度、训练快两个数量级、模型小四倍。局限我说三条：公开数据不是生产流量、没有同一测试床的时间分离留出集、开放集只覆盖三个未知族。」</w:t>
+      </w:r>
+    </w:p>
+    <w:p>
+      <w:pPr>
+        <w:pStyle w:val="ListBullet"/>
+      </w:pPr>
+      <w:r>
+        <w:t>数字：训练快 80–175 倍、模型小 4.1 倍、协议效应高一个数量级。</w:t>
+      </w:r>
+    </w:p>
+    <w:p>
+      <w:pPr>
+        <w:pStyle w:val="ListBullet"/>
+      </w:pPr>
+      <w:r>
+        <w:t>提示：留一句「下一步」给老师接话（见 Q18）。</w:t>
+      </w:r>
+    </w:p>
+    <w:p>
+      <w:pPr>
+        <w:pStyle w:val="Heading1"/>
+      </w:pPr>
+      <w:r>
+        <w:t>五、数字速查（被追问时直接念）</w:t>
+      </w:r>
+    </w:p>
+    <w:tbl>
+      <w:tblPr>
+        <w:tblStyle w:val="TableGrid"/>
+        <w:tblW w:type="auto" w:w="0"/>
+        <w:tblLook w:firstColumn="1" w:firstRow="1" w:lastColumn="0" w:lastRow="0" w:noHBand="0" w:noVBand="1" w:val="04A0"/>
+        <w:tblBorders>
+          <w:top w:val="single" w:sz="6" w:space="0" w:color="000000"/>
+          <w:left w:val="none" w:sz="0" w:space="0" w:color="auto"/>
+          <w:bottom w:val="single" w:sz="6" w:space="0" w:color="000000"/>
+          <w:right w:val="none" w:sz="0" w:space="0" w:color="auto"/>
+          <w:insideH w:val="single" w:sz="6" w:space="0" w:color="000000"/>
+          <w:insideV w:val="none" w:sz="0" w:space="0" w:color="auto"/>
+        </w:tblBorders>
+      </w:tblPr>
+      <w:tblGrid>
+        <w:gridCol w:w="2448"/>
+        <w:gridCol w:w="2448"/>
+        <w:gridCol w:w="2448"/>
+        <w:gridCol w:w="2448"/>
+      </w:tblGrid>
+      <w:tr>
+        <w:tc>
+          <w:tcPr>
+            <w:tcW w:type="dxa" w:w="2448"/>
+          </w:tcPr>
+          <w:p>
+            <w:pPr>
+              <w:spacing w:after="0"/>
+            </w:pPr>
+            <w:r>
+              <w:rPr>
+                <w:sz w:val="16"/>
+              </w:rPr>
+            </w:r>
+            <w:r>
+              <w:rPr>
+                <w:b/>
+                <w:sz w:val="16"/>
+              </w:rPr>
+              <w:t>类别</w:t>
+            </w:r>
+          </w:p>
+        </w:tc>
+        <w:tc>
+          <w:tcPr>
+            <w:tcW w:type="dxa" w:w="2448"/>
+          </w:tcPr>
+          <w:p>
+            <w:pPr>
+              <w:spacing w:after="0"/>
+            </w:pPr>
+            <w:r>
+              <w:rPr>
+                <w:sz w:val="16"/>
+              </w:rPr>
+            </w:r>
+            <w:r>
+              <w:rPr>
+                <w:b/>
+                <w:sz w:val="16"/>
+              </w:rPr>
+              <w:t>项目</w:t>
+            </w:r>
+          </w:p>
+        </w:tc>
+        <w:tc>
+          <w:tcPr>
+            <w:tcW w:type="dxa" w:w="2448"/>
+          </w:tcPr>
+          <w:p>
+            <w:pPr>
+              <w:spacing w:after="0"/>
+            </w:pPr>
+            <w:r>
+              <w:rPr>
+                <w:sz w:val="16"/>
+              </w:rPr>
+            </w:r>
+            <w:r>
+              <w:rPr>
+                <w:b/>
+                <w:sz w:val="16"/>
+              </w:rPr>
+              <w:t>数值</w:t>
+            </w:r>
+          </w:p>
+        </w:tc>
+        <w:tc>
+          <w:tcPr>
+            <w:tcW w:type="dxa" w:w="2448"/>
+          </w:tcPr>
+          <w:p>
+            <w:pPr>
+              <w:spacing w:after="0"/>
+            </w:pPr>
+            <w:r>
+              <w:rPr>
+                <w:sz w:val="16"/>
+              </w:rPr>
+            </w:r>
+            <w:r>
+              <w:rPr>
+                <w:b/>
+                <w:sz w:val="16"/>
+              </w:rPr>
+              <w:t>出处</w:t>
+            </w:r>
+          </w:p>
+        </w:tc>
+      </w:tr>
+      <w:tr>
+        <w:tc>
+          <w:tcPr>
+            <w:tcW w:type="dxa" w:w="2448"/>
+          </w:tcPr>
+          <w:p>
+            <w:pPr>
+              <w:spacing w:after="0"/>
+            </w:pPr>
+            <w:r>
+              <w:rPr>
+                <w:sz w:val="16"/>
+              </w:rPr>
+            </w:r>
+            <w:r>
+              <w:rPr>
+                <w:sz w:val="16"/>
+              </w:rPr>
+              <w:t>数据</w:t>
+            </w:r>
+          </w:p>
+        </w:tc>
+        <w:tc>
+          <w:tcPr>
+            <w:tcW w:type="dxa" w:w="2448"/>
+          </w:tcPr>
+          <w:p>
+            <w:pPr>
+              <w:spacing w:after="0"/>
+            </w:pPr>
+            <w:r>
+              <w:rPr>
+                <w:sz w:val="16"/>
+              </w:rPr>
+            </w:r>
+            <w:r>
+              <w:rPr>
+                <w:sz w:val="16"/>
+              </w:rPr>
+              <w:t>原始 / 可映射 / 有效 / 物理有效</w:t>
+            </w:r>
+          </w:p>
+        </w:tc>
+        <w:tc>
+          <w:tcPr>
+            <w:tcW w:type="dxa" w:w="2448"/>
+          </w:tcPr>
+          <w:p>
+            <w:pPr>
+              <w:spacing w:after="0"/>
+            </w:pPr>
+            <w:r>
+              <w:rPr>
+                <w:sz w:val="16"/>
+              </w:rPr>
+            </w:r>
+            <w:r>
+              <w:rPr>
+                <w:sz w:val="16"/>
+              </w:rPr>
+              <w:t>2,830,743 / 2,671,766 / 2,669,025 / 2,668,729</w:t>
+            </w:r>
+          </w:p>
+        </w:tc>
+        <w:tc>
+          <w:tcPr>
+            <w:tcW w:type="dxa" w:w="2448"/>
+          </w:tcPr>
+          <w:p>
+            <w:pPr>
+              <w:spacing w:after="0"/>
+            </w:pPr>
+            <w:r>
+              <w:rPr>
+                <w:sz w:val="16"/>
+              </w:rPr>
+            </w:r>
+            <w:r>
+              <w:rPr>
+                <w:sz w:val="16"/>
+              </w:rPr>
+              <w:t>表 3、S02</w:t>
+            </w:r>
+          </w:p>
+        </w:tc>
+      </w:tr>
+      <w:tr>
+        <w:tc>
+          <w:tcPr>
+            <w:tcW w:type="dxa" w:w="2448"/>
+          </w:tcPr>
+          <w:p>
+            <w:pPr>
+              <w:spacing w:after="0"/>
+            </w:pPr>
+            <w:r>
+              <w:rPr>
+                <w:sz w:val="16"/>
+              </w:rPr>
+            </w:r>
+            <w:r>
+              <w:rPr>
+                <w:sz w:val="16"/>
+              </w:rPr>
+              <w:t>数据</w:t>
+            </w:r>
+          </w:p>
+        </w:tc>
+        <w:tc>
+          <w:tcPr>
+            <w:tcW w:type="dxa" w:w="2448"/>
+          </w:tcPr>
+          <w:p>
+            <w:pPr>
+              <w:spacing w:after="0"/>
+            </w:pPr>
+            <w:r>
+              <w:rPr>
+                <w:sz w:val="16"/>
+              </w:rPr>
+            </w:r>
+            <w:r>
+              <w:rPr>
+                <w:sz w:val="16"/>
+              </w:rPr>
+              <w:t>剔除的不可映射标签 / 非有限值</w:t>
+            </w:r>
+          </w:p>
+        </w:tc>
+        <w:tc>
+          <w:tcPr>
+            <w:tcW w:type="dxa" w:w="2448"/>
+          </w:tcPr>
+          <w:p>
+            <w:pPr>
+              <w:spacing w:after="0"/>
+            </w:pPr>
+            <w:r>
+              <w:rPr>
+                <w:sz w:val="16"/>
+              </w:rPr>
+            </w:r>
+            <w:r>
+              <w:rPr>
+                <w:sz w:val="16"/>
+              </w:rPr>
+              <w:t>158,977 / 2,741</w:t>
+            </w:r>
+          </w:p>
+        </w:tc>
+        <w:tc>
+          <w:tcPr>
+            <w:tcW w:type="dxa" w:w="2448"/>
+          </w:tcPr>
+          <w:p>
+            <w:pPr>
+              <w:spacing w:after="0"/>
+            </w:pPr>
+            <w:r>
+              <w:rPr>
+                <w:sz w:val="16"/>
+              </w:rPr>
+            </w:r>
+            <w:r>
+              <w:rPr>
+                <w:sz w:val="16"/>
+              </w:rPr>
+              <w:t>S02</w:t>
+            </w:r>
+          </w:p>
+        </w:tc>
+      </w:tr>
+      <w:tr>
+        <w:tc>
+          <w:tcPr>
+            <w:tcW w:type="dxa" w:w="2448"/>
+          </w:tcPr>
+          <w:p>
+            <w:pPr>
+              <w:spacing w:after="0"/>
+            </w:pPr>
+            <w:r>
+              <w:rPr>
+                <w:sz w:val="16"/>
+              </w:rPr>
+            </w:r>
+            <w:r>
+              <w:rPr>
+                <w:sz w:val="16"/>
+              </w:rPr>
+              <w:t>数据</w:t>
+            </w:r>
+          </w:p>
+        </w:tc>
+        <w:tc>
+          <w:tcPr>
+            <w:tcW w:type="dxa" w:w="2448"/>
+          </w:tcPr>
+          <w:p>
+            <w:pPr>
+              <w:spacing w:after="0"/>
+            </w:pPr>
+            <w:r>
+              <w:rPr>
+                <w:sz w:val="16"/>
+              </w:rPr>
+            </w:r>
+            <w:r>
+              <w:rPr>
+                <w:sz w:val="16"/>
+              </w:rPr>
+              <w:t>截断总体</w:t>
+            </w:r>
+          </w:p>
+        </w:tc>
+        <w:tc>
+          <w:tcPr>
+            <w:tcW w:type="dxa" w:w="2448"/>
+          </w:tcPr>
+          <w:p>
+            <w:pPr>
+              <w:spacing w:after="0"/>
+            </w:pPr>
+            <w:r>
+              <w:rPr>
+                <w:sz w:val="16"/>
+              </w:rPr>
+            </w:r>
+            <w:r>
+              <w:rPr>
+                <w:sz w:val="16"/>
+              </w:rPr>
+              <w:t>53 237 条 / 测试 7 986 / 十种子</w:t>
+            </w:r>
+          </w:p>
+        </w:tc>
+        <w:tc>
+          <w:tcPr>
+            <w:tcW w:type="dxa" w:w="2448"/>
+          </w:tcPr>
+          <w:p>
+            <w:pPr>
+              <w:spacing w:after="0"/>
+            </w:pPr>
+            <w:r>
+              <w:rPr>
+                <w:sz w:val="16"/>
+              </w:rPr>
+            </w:r>
+            <w:r>
+              <w:rPr>
+                <w:sz w:val="16"/>
+              </w:rPr>
+              <w:t>表 3、表 4</w:t>
+            </w:r>
+          </w:p>
+        </w:tc>
+      </w:tr>
+      <w:tr>
+        <w:tc>
+          <w:tcPr>
+            <w:tcW w:type="dxa" w:w="2448"/>
+          </w:tcPr>
+          <w:p>
+            <w:pPr>
+              <w:spacing w:after="0"/>
+            </w:pPr>
+            <w:r>
+              <w:rPr>
+                <w:sz w:val="16"/>
+              </w:rPr>
+            </w:r>
+            <w:r>
+              <w:rPr>
+                <w:sz w:val="16"/>
+              </w:rPr>
+              <w:t>数据</w:t>
+            </w:r>
+          </w:p>
+        </w:tc>
+        <w:tc>
+          <w:tcPr>
+            <w:tcW w:type="dxa" w:w="2448"/>
+          </w:tcPr>
+          <w:p>
+            <w:pPr>
+              <w:spacing w:after="0"/>
+            </w:pPr>
+            <w:r>
+              <w:rPr>
+                <w:sz w:val="16"/>
+              </w:rPr>
+            </w:r>
+            <w:r>
+              <w:rPr>
+                <w:sz w:val="16"/>
+              </w:rPr>
+              <w:t>扩大档 / 全语料</w:t>
+            </w:r>
+          </w:p>
+        </w:tc>
+        <w:tc>
+          <w:tcPr>
+            <w:tcW w:type="dxa" w:w="2448"/>
+          </w:tcPr>
+          <w:p>
+            <w:pPr>
+              <w:spacing w:after="0"/>
+            </w:pPr>
+            <w:r>
+              <w:rPr>
+                <w:sz w:val="16"/>
+              </w:rPr>
+            </w:r>
+            <w:r>
+              <w:rPr>
+                <w:sz w:val="16"/>
+              </w:rPr>
+              <w:t>413 209 条 / 2 429 503 条</w:t>
+            </w:r>
+          </w:p>
+        </w:tc>
+        <w:tc>
+          <w:tcPr>
+            <w:tcW w:type="dxa" w:w="2448"/>
+          </w:tcPr>
+          <w:p>
+            <w:pPr>
+              <w:spacing w:after="0"/>
+            </w:pPr>
+            <w:r>
+              <w:rPr>
+                <w:sz w:val="16"/>
+              </w:rPr>
+            </w:r>
+            <w:r>
+              <w:rPr>
+                <w:sz w:val="16"/>
+              </w:rPr>
+              <w:t>表 7</w:t>
+            </w:r>
+          </w:p>
+        </w:tc>
+      </w:tr>
+      <w:tr>
+        <w:tc>
+          <w:tcPr>
+            <w:tcW w:type="dxa" w:w="2448"/>
+          </w:tcPr>
+          <w:p>
+            <w:pPr>
+              <w:spacing w:after="0"/>
+            </w:pPr>
+            <w:r>
+              <w:rPr>
+                <w:sz w:val="16"/>
+              </w:rPr>
+            </w:r>
+            <w:r>
+              <w:rPr>
+                <w:sz w:val="16"/>
+              </w:rPr>
+              <w:t>主结果</w:t>
+            </w:r>
+          </w:p>
+        </w:tc>
+        <w:tc>
+          <w:tcPr>
+            <w:tcW w:type="dxa" w:w="2448"/>
+          </w:tcPr>
+          <w:p>
+            <w:pPr>
+              <w:spacing w:after="0"/>
+            </w:pPr>
+            <w:r>
+              <w:rPr>
+                <w:sz w:val="16"/>
+              </w:rPr>
+            </w:r>
+            <w:r>
+              <w:rPr>
+                <w:sz w:val="16"/>
+              </w:rPr>
+              <w:t>截断总体条件加权 / 等权</w:t>
+            </w:r>
+          </w:p>
+        </w:tc>
+        <w:tc>
+          <w:tcPr>
+            <w:tcW w:type="dxa" w:w="2448"/>
+          </w:tcPr>
+          <w:p>
+            <w:pPr>
+              <w:spacing w:after="0"/>
+            </w:pPr>
+            <w:r>
+              <w:rPr>
+                <w:sz w:val="16"/>
+              </w:rPr>
+            </w:r>
+            <w:r>
+              <w:rPr>
+                <w:sz w:val="16"/>
+              </w:rPr>
+              <w:t>0.889278 / 0.889734</w:t>
+            </w:r>
+          </w:p>
+        </w:tc>
+        <w:tc>
+          <w:tcPr>
+            <w:tcW w:type="dxa" w:w="2448"/>
+          </w:tcPr>
+          <w:p>
+            <w:pPr>
+              <w:spacing w:after="0"/>
+            </w:pPr>
+            <w:r>
+              <w:rPr>
+                <w:sz w:val="16"/>
+              </w:rPr>
+            </w:r>
+            <w:r>
+              <w:rPr>
+                <w:sz w:val="16"/>
+              </w:rPr>
+              <w:t>表 4a</w:t>
+            </w:r>
+          </w:p>
+        </w:tc>
+      </w:tr>
+      <w:tr>
+        <w:tc>
+          <w:tcPr>
+            <w:tcW w:type="dxa" w:w="2448"/>
+          </w:tcPr>
+          <w:p>
+            <w:pPr>
+              <w:spacing w:after="0"/>
+            </w:pPr>
+            <w:r>
+              <w:rPr>
+                <w:sz w:val="16"/>
+              </w:rPr>
+            </w:r>
+            <w:r>
+              <w:rPr>
+                <w:sz w:val="16"/>
+              </w:rPr>
+              <w:t>主结果</w:t>
+            </w:r>
+          </w:p>
+        </w:tc>
+        <w:tc>
+          <w:tcPr>
+            <w:tcW w:type="dxa" w:w="2448"/>
+          </w:tcPr>
+          <w:p>
+            <w:pPr>
+              <w:spacing w:after="0"/>
+            </w:pPr>
+            <w:r>
+              <w:rPr>
+                <w:sz w:val="16"/>
+              </w:rPr>
+            </w:r>
+            <w:r>
+              <w:rPr>
+                <w:sz w:val="16"/>
+              </w:rPr>
+              <w:t>平均配对差</w:t>
+            </w:r>
+          </w:p>
+        </w:tc>
+        <w:tc>
+          <w:tcPr>
+            <w:tcW w:type="dxa" w:w="2448"/>
+          </w:tcPr>
+          <w:p>
+            <w:pPr>
+              <w:spacing w:after="0"/>
+            </w:pPr>
+            <w:r>
+              <w:rPr>
+                <w:sz w:val="16"/>
+              </w:rPr>
+            </w:r>
+            <w:r>
+              <w:rPr>
+                <w:sz w:val="16"/>
+              </w:rPr>
+              <w:t>-0.000456</w:t>
+            </w:r>
+          </w:p>
+        </w:tc>
+        <w:tc>
+          <w:tcPr>
+            <w:tcW w:type="dxa" w:w="2448"/>
+          </w:tcPr>
+          <w:p>
+            <w:pPr>
+              <w:spacing w:after="0"/>
+            </w:pPr>
+            <w:r>
+              <w:rPr>
+                <w:sz w:val="16"/>
+              </w:rPr>
+            </w:r>
+            <w:r>
+              <w:rPr>
+                <w:sz w:val="16"/>
+              </w:rPr>
+              <w:t>表 5、S20</w:t>
+            </w:r>
+          </w:p>
+        </w:tc>
+      </w:tr>
+      <w:tr>
+        <w:tc>
+          <w:tcPr>
+            <w:tcW w:type="dxa" w:w="2448"/>
+          </w:tcPr>
+          <w:p>
+            <w:pPr>
+              <w:spacing w:after="0"/>
+            </w:pPr>
+            <w:r>
+              <w:rPr>
+                <w:sz w:val="16"/>
+              </w:rPr>
+            </w:r>
+            <w:r>
+              <w:rPr>
+                <w:sz w:val="16"/>
+              </w:rPr>
+              <w:t>主结果</w:t>
+            </w:r>
+          </w:p>
+        </w:tc>
+        <w:tc>
+          <w:tcPr>
+            <w:tcW w:type="dxa" w:w="2448"/>
+          </w:tcPr>
+          <w:p>
+            <w:pPr>
+              <w:spacing w:after="0"/>
+            </w:pPr>
+            <w:r>
+              <w:rPr>
+                <w:sz w:val="16"/>
+              </w:rPr>
+            </w:r>
+            <w:r>
+              <w:rPr>
+                <w:sz w:val="16"/>
+              </w:rPr>
+              <w:t>种子级 90% 区间</w:t>
+            </w:r>
+          </w:p>
+        </w:tc>
+        <w:tc>
+          <w:tcPr>
+            <w:tcW w:type="dxa" w:w="2448"/>
+          </w:tcPr>
+          <w:p>
+            <w:pPr>
+              <w:spacing w:after="0"/>
+            </w:pPr>
+            <w:r>
+              <w:rPr>
+                <w:sz w:val="16"/>
+              </w:rPr>
+            </w:r>
+            <w:r>
+              <w:rPr>
+                <w:sz w:val="16"/>
+              </w:rPr>
+              <w:t>[-0.001124, 0.000212]</w:t>
+            </w:r>
+          </w:p>
+        </w:tc>
+        <w:tc>
+          <w:tcPr>
+            <w:tcW w:type="dxa" w:w="2448"/>
+          </w:tcPr>
+          <w:p>
+            <w:pPr>
+              <w:spacing w:after="0"/>
+            </w:pPr>
+            <w:r>
+              <w:rPr>
+                <w:sz w:val="16"/>
+              </w:rPr>
+            </w:r>
+            <w:r>
+              <w:rPr>
+                <w:sz w:val="16"/>
+              </w:rPr>
+              <w:t>表 5</w:t>
+            </w:r>
+          </w:p>
+        </w:tc>
+      </w:tr>
+      <w:tr>
+        <w:tc>
+          <w:tcPr>
+            <w:tcW w:type="dxa" w:w="2448"/>
+          </w:tcPr>
+          <w:p>
+            <w:pPr>
+              <w:spacing w:after="0"/>
+            </w:pPr>
+            <w:r>
+              <w:rPr>
+                <w:sz w:val="16"/>
+              </w:rPr>
+            </w:r>
+            <w:r>
+              <w:rPr>
+                <w:sz w:val="16"/>
+              </w:rPr>
+              <w:t>主结果</w:t>
+            </w:r>
+          </w:p>
+        </w:tc>
+        <w:tc>
+          <w:tcPr>
+            <w:tcW w:type="dxa" w:w="2448"/>
+          </w:tcPr>
+          <w:p>
+            <w:pPr>
+              <w:spacing w:after="0"/>
+            </w:pPr>
+            <w:r>
+              <w:rPr>
+                <w:sz w:val="16"/>
+              </w:rPr>
+            </w:r>
+            <w:r>
+              <w:rPr>
+                <w:sz w:val="16"/>
+              </w:rPr>
+              <w:t>配对 Bootstrap 90%</w:t>
+            </w:r>
+          </w:p>
+        </w:tc>
+        <w:tc>
+          <w:tcPr>
+            <w:tcW w:type="dxa" w:w="2448"/>
+          </w:tcPr>
+          <w:p>
+            <w:pPr>
+              <w:spacing w:after="0"/>
+            </w:pPr>
+            <w:r>
+              <w:rPr>
+                <w:sz w:val="16"/>
+              </w:rPr>
+            </w:r>
+            <w:r>
+              <w:rPr>
+                <w:sz w:val="16"/>
+              </w:rPr>
+              <w:t>[-0.004251, 0.003382]</w:t>
+            </w:r>
+          </w:p>
+        </w:tc>
+        <w:tc>
+          <w:tcPr>
+            <w:tcW w:type="dxa" w:w="2448"/>
+          </w:tcPr>
+          <w:p>
+            <w:pPr>
+              <w:spacing w:after="0"/>
+            </w:pPr>
+            <w:r>
+              <w:rPr>
+                <w:sz w:val="16"/>
+              </w:rPr>
+            </w:r>
+            <w:r>
+              <w:rPr>
+                <w:sz w:val="16"/>
+              </w:rPr>
+              <w:t>表 5、S20</w:t>
+            </w:r>
+          </w:p>
+        </w:tc>
+      </w:tr>
+      <w:tr>
+        <w:tc>
+          <w:tcPr>
+            <w:tcW w:type="dxa" w:w="2448"/>
+          </w:tcPr>
+          <w:p>
+            <w:pPr>
+              <w:spacing w:after="0"/>
+            </w:pPr>
+            <w:r>
+              <w:rPr>
+                <w:sz w:val="16"/>
+              </w:rPr>
+            </w:r>
+            <w:r>
+              <w:rPr>
+                <w:sz w:val="16"/>
+              </w:rPr>
+              <w:t>主结果</w:t>
+            </w:r>
+          </w:p>
+        </w:tc>
+        <w:tc>
+          <w:tcPr>
+            <w:tcW w:type="dxa" w:w="2448"/>
+          </w:tcPr>
+          <w:p>
+            <w:pPr>
+              <w:spacing w:after="0"/>
+            </w:pPr>
+            <w:r>
+              <w:rPr>
+                <w:sz w:val="16"/>
+              </w:rPr>
+            </w:r>
+            <w:r>
+              <w:rPr>
+                <w:sz w:val="16"/>
+              </w:rPr>
+              <w:t>扩大 7.8 倍</w:t>
+            </w:r>
+          </w:p>
+        </w:tc>
+        <w:tc>
+          <w:tcPr>
+            <w:tcW w:type="dxa" w:w="2448"/>
+          </w:tcPr>
+          <w:p>
+            <w:pPr>
+              <w:spacing w:after="0"/>
+            </w:pPr>
+            <w:r>
+              <w:rPr>
+                <w:sz w:val="16"/>
+              </w:rPr>
+            </w:r>
+            <w:r>
+              <w:rPr>
+                <w:sz w:val="16"/>
+              </w:rPr>
+              <w:t>413 209 条，差 -0.001137</w:t>
+            </w:r>
+          </w:p>
+        </w:tc>
+        <w:tc>
+          <w:tcPr>
+            <w:tcW w:type="dxa" w:w="2448"/>
+          </w:tcPr>
+          <w:p>
+            <w:pPr>
+              <w:spacing w:after="0"/>
+            </w:pPr>
+            <w:r>
+              <w:rPr>
+                <w:sz w:val="16"/>
+              </w:rPr>
+            </w:r>
+            <w:r>
+              <w:rPr>
+                <w:sz w:val="16"/>
+              </w:rPr>
+              <w:t>表 7、S27</w:t>
+            </w:r>
+          </w:p>
+        </w:tc>
+      </w:tr>
+      <w:tr>
+        <w:tc>
+          <w:tcPr>
+            <w:tcW w:type="dxa" w:w="2448"/>
+          </w:tcPr>
+          <w:p>
+            <w:pPr>
+              <w:spacing w:after="0"/>
+            </w:pPr>
+            <w:r>
+              <w:rPr>
+                <w:sz w:val="16"/>
+              </w:rPr>
+            </w:r>
+            <w:r>
+              <w:rPr>
+                <w:sz w:val="16"/>
+              </w:rPr>
+              <w:t>主结果</w:t>
+            </w:r>
+          </w:p>
+        </w:tc>
+        <w:tc>
+          <w:tcPr>
+            <w:tcW w:type="dxa" w:w="2448"/>
+          </w:tcPr>
+          <w:p>
+            <w:pPr>
+              <w:spacing w:after="0"/>
+            </w:pPr>
+            <w:r>
+              <w:rPr>
+                <w:sz w:val="16"/>
+              </w:rPr>
+            </w:r>
+            <w:r>
+              <w:rPr>
+                <w:sz w:val="16"/>
+              </w:rPr>
+              <w:t>全语料</w:t>
+            </w:r>
+          </w:p>
+        </w:tc>
+        <w:tc>
+          <w:tcPr>
+            <w:tcW w:type="dxa" w:w="2448"/>
+          </w:tcPr>
+          <w:p>
+            <w:pPr>
+              <w:spacing w:after="0"/>
+            </w:pPr>
+            <w:r>
+              <w:rPr>
+                <w:sz w:val="16"/>
+              </w:rPr>
+            </w:r>
+            <w:r>
+              <w:rPr>
+                <w:sz w:val="16"/>
+              </w:rPr>
+              <w:t>2 429 503 条，差 -0.005533，90% 区间 [-0.007179, -0.003886]</w:t>
+            </w:r>
+          </w:p>
+        </w:tc>
+        <w:tc>
+          <w:tcPr>
+            <w:tcW w:type="dxa" w:w="2448"/>
+          </w:tcPr>
+          <w:p>
+            <w:pPr>
+              <w:spacing w:after="0"/>
+            </w:pPr>
+            <w:r>
+              <w:rPr>
+                <w:sz w:val="16"/>
+              </w:rPr>
+            </w:r>
+            <w:r>
+              <w:rPr>
+                <w:sz w:val="16"/>
+              </w:rPr>
+              <w:t>表 7、S29</w:t>
+            </w:r>
+          </w:p>
+        </w:tc>
+      </w:tr>
+      <w:tr>
+        <w:tc>
+          <w:tcPr>
+            <w:tcW w:type="dxa" w:w="2448"/>
+          </w:tcPr>
+          <w:p>
+            <w:pPr>
+              <w:spacing w:after="0"/>
+            </w:pPr>
+            <w:r>
+              <w:rPr>
+                <w:sz w:val="16"/>
+              </w:rPr>
+            </w:r>
+            <w:r>
+              <w:rPr>
+                <w:sz w:val="16"/>
+              </w:rPr>
+              <w:t>统计</w:t>
+            </w:r>
+          </w:p>
+        </w:tc>
+        <w:tc>
+          <w:tcPr>
+            <w:tcW w:type="dxa" w:w="2448"/>
+          </w:tcPr>
+          <w:p>
+            <w:pPr>
+              <w:spacing w:after="0"/>
+            </w:pPr>
+            <w:r>
+              <w:rPr>
+                <w:sz w:val="16"/>
+              </w:rPr>
+            </w:r>
+            <w:r>
+              <w:rPr>
+                <w:sz w:val="16"/>
+              </w:rPr>
+              <w:t>逐种子方向（支持加权 / 支持等权）</w:t>
+            </w:r>
+          </w:p>
+        </w:tc>
+        <w:tc>
+          <w:tcPr>
+            <w:tcW w:type="dxa" w:w="2448"/>
+          </w:tcPr>
+          <w:p>
+            <w:pPr>
+              <w:spacing w:after="0"/>
+            </w:pPr>
+            <w:r>
+              <w:rPr>
+                <w:sz w:val="16"/>
+              </w:rPr>
+            </w:r>
+            <w:r>
+              <w:rPr>
+                <w:sz w:val="16"/>
+              </w:rPr>
+              <w:t>5 / 5</w:t>
+            </w:r>
+          </w:p>
+        </w:tc>
+        <w:tc>
+          <w:tcPr>
+            <w:tcW w:type="dxa" w:w="2448"/>
+          </w:tcPr>
+          <w:p>
+            <w:pPr>
+              <w:spacing w:after="0"/>
+            </w:pPr>
+            <w:r>
+              <w:rPr>
+                <w:sz w:val="16"/>
+              </w:rPr>
+            </w:r>
+            <w:r>
+              <w:rPr>
+                <w:sz w:val="16"/>
+              </w:rPr>
+              <w:t>表 5</w:t>
+            </w:r>
+          </w:p>
+        </w:tc>
+      </w:tr>
+      <w:tr>
+        <w:tc>
+          <w:tcPr>
+            <w:tcW w:type="dxa" w:w="2448"/>
+          </w:tcPr>
+          <w:p>
+            <w:pPr>
+              <w:spacing w:after="0"/>
+            </w:pPr>
+            <w:r>
+              <w:rPr>
+                <w:sz w:val="16"/>
+              </w:rPr>
+            </w:r>
+            <w:r>
+              <w:rPr>
+                <w:sz w:val="16"/>
+              </w:rPr>
+              <w:t>统计</w:t>
+            </w:r>
+          </w:p>
+        </w:tc>
+        <w:tc>
+          <w:tcPr>
+            <w:tcW w:type="dxa" w:w="2448"/>
+          </w:tcPr>
+          <w:p>
+            <w:pPr>
+              <w:spacing w:after="0"/>
+            </w:pPr>
+            <w:r>
+              <w:rPr>
+                <w:sz w:val="16"/>
+              </w:rPr>
+            </w:r>
+            <w:r>
+              <w:rPr>
+                <w:sz w:val="16"/>
+              </w:rPr>
+              <w:t>逐种子 TOST 等价</w:t>
+            </w:r>
+          </w:p>
+        </w:tc>
+        <w:tc>
+          <w:tcPr>
+            <w:tcW w:type="dxa" w:w="2448"/>
+          </w:tcPr>
+          <w:p>
+            <w:pPr>
+              <w:spacing w:after="0"/>
+            </w:pPr>
+            <w:r>
+              <w:rPr>
+                <w:sz w:val="16"/>
+              </w:rPr>
+            </w:r>
+            <w:r>
+              <w:rPr>
+                <w:sz w:val="16"/>
+              </w:rPr>
+              <w:t>0.005 边界 9/10；0.01 边界 10/10</w:t>
+            </w:r>
+          </w:p>
+        </w:tc>
+        <w:tc>
+          <w:tcPr>
+            <w:tcW w:type="dxa" w:w="2448"/>
+          </w:tcPr>
+          <w:p>
+            <w:pPr>
+              <w:spacing w:after="0"/>
+            </w:pPr>
+            <w:r>
+              <w:rPr>
+                <w:sz w:val="16"/>
+              </w:rPr>
+            </w:r>
+            <w:r>
+              <w:rPr>
+                <w:sz w:val="16"/>
+              </w:rPr>
+              <w:t>S20</w:t>
+            </w:r>
+          </w:p>
+        </w:tc>
+      </w:tr>
+      <w:tr>
+        <w:tc>
+          <w:tcPr>
+            <w:tcW w:type="dxa" w:w="2448"/>
+          </w:tcPr>
+          <w:p>
+            <w:pPr>
+              <w:spacing w:after="0"/>
+            </w:pPr>
+            <w:r>
+              <w:rPr>
+                <w:sz w:val="16"/>
+              </w:rPr>
+            </w:r>
+            <w:r>
+              <w:rPr>
+                <w:sz w:val="16"/>
+              </w:rPr>
+              <w:t>统计</w:t>
+            </w:r>
+          </w:p>
+        </w:tc>
+        <w:tc>
+          <w:tcPr>
+            <w:tcW w:type="dxa" w:w="2448"/>
+          </w:tcPr>
+          <w:p>
+            <w:pPr>
+              <w:spacing w:after="0"/>
+            </w:pPr>
+            <w:r>
+              <w:rPr>
+                <w:sz w:val="16"/>
+              </w:rPr>
+            </w:r>
+            <w:r>
+              <w:rPr>
+                <w:sz w:val="16"/>
+              </w:rPr>
+              <w:t>测试行不一致对 / McNemar p</w:t>
+            </w:r>
+          </w:p>
+        </w:tc>
+        <w:tc>
+          <w:tcPr>
+            <w:tcW w:type="dxa" w:w="2448"/>
+          </w:tcPr>
+          <w:p>
+            <w:pPr>
+              <w:spacing w:after="0"/>
+            </w:pPr>
+            <w:r>
+              <w:rPr>
+                <w:sz w:val="16"/>
+              </w:rPr>
+            </w:r>
+            <w:r>
+              <w:rPr>
+                <w:sz w:val="16"/>
+              </w:rPr>
+              <w:t>6–21 行（0.08%–0.26%）；p 0.146–1.000</w:t>
+            </w:r>
+          </w:p>
+        </w:tc>
+        <w:tc>
+          <w:tcPr>
+            <w:tcW w:type="dxa" w:w="2448"/>
+          </w:tcPr>
+          <w:p>
+            <w:pPr>
+              <w:spacing w:after="0"/>
+            </w:pPr>
+            <w:r>
+              <w:rPr>
+                <w:sz w:val="16"/>
+              </w:rPr>
+            </w:r>
+            <w:r>
+              <w:rPr>
+                <w:sz w:val="16"/>
+              </w:rPr>
+              <w:t>表 5、S20</w:t>
+            </w:r>
+          </w:p>
+        </w:tc>
+      </w:tr>
+      <w:tr>
+        <w:tc>
+          <w:tcPr>
+            <w:tcW w:type="dxa" w:w="2448"/>
+          </w:tcPr>
+          <w:p>
+            <w:pPr>
+              <w:spacing w:after="0"/>
+            </w:pPr>
+            <w:r>
+              <w:rPr>
+                <w:sz w:val="16"/>
+              </w:rPr>
+            </w:r>
+            <w:r>
+              <w:rPr>
+                <w:sz w:val="16"/>
+              </w:rPr>
+              <w:t>统计</w:t>
+            </w:r>
+          </w:p>
+        </w:tc>
+        <w:tc>
+          <w:tcPr>
+            <w:tcW w:type="dxa" w:w="2448"/>
+          </w:tcPr>
+          <w:p>
+            <w:pPr>
+              <w:spacing w:after="0"/>
+            </w:pPr>
+            <w:r>
+              <w:rPr>
+                <w:sz w:val="16"/>
+              </w:rPr>
+            </w:r>
+            <w:r>
+              <w:rPr>
+                <w:sz w:val="16"/>
+              </w:rPr>
+              <w:t>效应量 / 相对差</w:t>
+            </w:r>
+          </w:p>
+        </w:tc>
+        <w:tc>
+          <w:tcPr>
+            <w:tcW w:type="dxa" w:w="2448"/>
+          </w:tcPr>
+          <w:p>
+            <w:pPr>
+              <w:spacing w:after="0"/>
+            </w:pPr>
+            <w:r>
+              <w:rPr>
+                <w:sz w:val="16"/>
+              </w:rPr>
+            </w:r>
+            <w:r>
+              <w:rPr>
+                <w:sz w:val="16"/>
+              </w:rPr>
+              <w:t>Cohen's dz -0.396；-0.051%</w:t>
+            </w:r>
+          </w:p>
+        </w:tc>
+        <w:tc>
+          <w:tcPr>
+            <w:tcW w:type="dxa" w:w="2448"/>
+          </w:tcPr>
+          <w:p>
+            <w:pPr>
+              <w:spacing w:after="0"/>
+            </w:pPr>
+            <w:r>
+              <w:rPr>
+                <w:sz w:val="16"/>
+              </w:rPr>
+            </w:r>
+            <w:r>
+              <w:rPr>
+                <w:sz w:val="16"/>
+              </w:rPr>
+              <w:t>表 5</w:t>
+            </w:r>
+          </w:p>
+        </w:tc>
+      </w:tr>
+      <w:tr>
+        <w:tc>
+          <w:tcPr>
+            <w:tcW w:type="dxa" w:w="2448"/>
+          </w:tcPr>
+          <w:p>
+            <w:pPr>
+              <w:spacing w:after="0"/>
+            </w:pPr>
+            <w:r>
+              <w:rPr>
+                <w:sz w:val="16"/>
+              </w:rPr>
+            </w:r>
+            <w:r>
+              <w:rPr>
+                <w:sz w:val="16"/>
+              </w:rPr>
+              <w:t>统计</w:t>
+            </w:r>
+          </w:p>
+        </w:tc>
+        <w:tc>
+          <w:tcPr>
+            <w:tcW w:type="dxa" w:w="2448"/>
+          </w:tcPr>
+          <w:p>
+            <w:pPr>
+              <w:spacing w:after="0"/>
+            </w:pPr>
+            <w:r>
+              <w:rPr>
+                <w:sz w:val="16"/>
+              </w:rPr>
+            </w:r>
+            <w:r>
+              <w:rPr>
+                <w:sz w:val="16"/>
+              </w:rPr>
+              <w:t>80% 功效最小可检测差</w:t>
+            </w:r>
+          </w:p>
+        </w:tc>
+        <w:tc>
+          <w:tcPr>
+            <w:tcW w:type="dxa" w:w="2448"/>
+          </w:tcPr>
+          <w:p>
+            <w:pPr>
+              <w:spacing w:after="0"/>
+            </w:pPr>
+            <w:r>
+              <w:rPr>
+                <w:sz w:val="16"/>
+              </w:rPr>
+            </w:r>
+            <w:r>
+              <w:rPr>
+                <w:sz w:val="16"/>
+              </w:rPr>
+              <w:t>0.001146</w:t>
+            </w:r>
+          </w:p>
+        </w:tc>
+        <w:tc>
+          <w:tcPr>
+            <w:tcW w:type="dxa" w:w="2448"/>
+          </w:tcPr>
+          <w:p>
+            <w:pPr>
+              <w:spacing w:after="0"/>
+            </w:pPr>
+            <w:r>
+              <w:rPr>
+                <w:sz w:val="16"/>
+              </w:rPr>
+            </w:r>
+            <w:r>
+              <w:rPr>
+                <w:sz w:val="16"/>
+              </w:rPr>
+              <w:t>S20</w:t>
+            </w:r>
+          </w:p>
+        </w:tc>
+      </w:tr>
+      <w:tr>
+        <w:tc>
+          <w:tcPr>
+            <w:tcW w:type="dxa" w:w="2448"/>
+          </w:tcPr>
+          <w:p>
+            <w:pPr>
+              <w:spacing w:after="0"/>
+            </w:pPr>
+            <w:r>
+              <w:rPr>
+                <w:sz w:val="16"/>
+              </w:rPr>
+            </w:r>
+            <w:r>
+              <w:rPr>
+                <w:sz w:val="16"/>
+              </w:rPr>
+              <w:t>机制</w:t>
+            </w:r>
+          </w:p>
+        </w:tc>
+        <w:tc>
+          <w:tcPr>
+            <w:tcW w:type="dxa" w:w="2448"/>
+          </w:tcPr>
+          <w:p>
+            <w:pPr>
+              <w:spacing w:after="0"/>
+            </w:pPr>
+            <w:r>
+              <w:rPr>
+                <w:sz w:val="16"/>
+              </w:rPr>
+            </w:r>
+            <w:r>
+              <w:rPr>
+                <w:sz w:val="16"/>
+              </w:rPr>
+              <w:t>可证不变 / 实际改判</w:t>
+            </w:r>
+          </w:p>
+        </w:tc>
+        <w:tc>
+          <w:tcPr>
+            <w:tcW w:type="dxa" w:w="2448"/>
+          </w:tcPr>
+          <w:p>
+            <w:pPr>
+              <w:spacing w:after="0"/>
+            </w:pPr>
+            <w:r>
+              <w:rPr>
+                <w:sz w:val="16"/>
+              </w:rPr>
+            </w:r>
+            <w:r>
+              <w:rPr>
+                <w:sz w:val="16"/>
+              </w:rPr>
+              <w:t>99.91% / 0 行</w:t>
+            </w:r>
+          </w:p>
+        </w:tc>
+        <w:tc>
+          <w:tcPr>
+            <w:tcW w:type="dxa" w:w="2448"/>
+          </w:tcPr>
+          <w:p>
+            <w:pPr>
+              <w:spacing w:after="0"/>
+            </w:pPr>
+            <w:r>
+              <w:rPr>
+                <w:sz w:val="16"/>
+              </w:rPr>
+            </w:r>
+            <w:r>
+              <w:rPr>
+                <w:sz w:val="16"/>
+              </w:rPr>
+              <w:t>S17</w:t>
+            </w:r>
+          </w:p>
+        </w:tc>
+      </w:tr>
+      <w:tr>
+        <w:tc>
+          <w:tcPr>
+            <w:tcW w:type="dxa" w:w="2448"/>
+          </w:tcPr>
+          <w:p>
+            <w:pPr>
+              <w:spacing w:after="0"/>
+            </w:pPr>
+            <w:r>
+              <w:rPr>
+                <w:sz w:val="16"/>
+              </w:rPr>
+            </w:r>
+            <w:r>
+              <w:rPr>
+                <w:sz w:val="16"/>
+              </w:rPr>
+              <w:t>机制</w:t>
+            </w:r>
+          </w:p>
+        </w:tc>
+        <w:tc>
+          <w:tcPr>
+            <w:tcW w:type="dxa" w:w="2448"/>
+          </w:tcPr>
+          <w:p>
+            <w:pPr>
+              <w:spacing w:after="0"/>
+            </w:pPr>
+            <w:r>
+              <w:rPr>
+                <w:sz w:val="16"/>
+              </w:rPr>
+            </w:r>
+            <w:r>
+              <w:rPr>
+                <w:sz w:val="16"/>
+              </w:rPr>
+              <w:t>权重熵 / 概率 L1</w:t>
+            </w:r>
+          </w:p>
+        </w:tc>
+        <w:tc>
+          <w:tcPr>
+            <w:tcW w:type="dxa" w:w="2448"/>
+          </w:tcPr>
+          <w:p>
+            <w:pPr>
+              <w:spacing w:after="0"/>
+            </w:pPr>
+            <w:r>
+              <w:rPr>
+                <w:sz w:val="16"/>
+              </w:rPr>
+            </w:r>
+            <w:r>
+              <w:rPr>
+                <w:sz w:val="16"/>
+              </w:rPr>
+              <w:t>0.99998 / 均 0.000299</w:t>
+            </w:r>
+          </w:p>
+        </w:tc>
+        <w:tc>
+          <w:tcPr>
+            <w:tcW w:type="dxa" w:w="2448"/>
+          </w:tcPr>
+          <w:p>
+            <w:pPr>
+              <w:spacing w:after="0"/>
+            </w:pPr>
+            <w:r>
+              <w:rPr>
+                <w:sz w:val="16"/>
+              </w:rPr>
+            </w:r>
+            <w:r>
+              <w:rPr>
+                <w:sz w:val="16"/>
+              </w:rPr>
+              <w:t>S08、S09</w:t>
+            </w:r>
+          </w:p>
+        </w:tc>
+      </w:tr>
+      <w:tr>
+        <w:tc>
+          <w:tcPr>
+            <w:tcW w:type="dxa" w:w="2448"/>
+          </w:tcPr>
+          <w:p>
+            <w:pPr>
+              <w:spacing w:after="0"/>
+            </w:pPr>
+            <w:r>
+              <w:rPr>
+                <w:sz w:val="16"/>
+              </w:rPr>
+            </w:r>
+            <w:r>
+              <w:rPr>
+                <w:sz w:val="16"/>
+              </w:rPr>
+              <w:t>机制</w:t>
+            </w:r>
+          </w:p>
+        </w:tc>
+        <w:tc>
+          <w:tcPr>
+            <w:tcW w:type="dxa" w:w="2448"/>
+          </w:tcPr>
+          <w:p>
+            <w:pPr>
+              <w:spacing w:after="0"/>
+            </w:pPr>
+            <w:r>
+              <w:rPr>
+                <w:sz w:val="16"/>
+              </w:rPr>
+            </w:r>
+            <w:r>
+              <w:rPr>
+                <w:sz w:val="16"/>
+              </w:rPr>
+              <w:t>门控配置</w:t>
+            </w:r>
+          </w:p>
+        </w:tc>
+        <w:tc>
+          <w:tcPr>
+            <w:tcW w:type="dxa" w:w="2448"/>
+          </w:tcPr>
+          <w:p>
+            <w:pPr>
+              <w:spacing w:after="0"/>
+            </w:pPr>
+            <w:r>
+              <w:rPr>
+                <w:sz w:val="16"/>
+              </w:rPr>
+            </w:r>
+            <w:r>
+              <w:rPr>
+                <w:sz w:val="16"/>
+              </w:rPr>
+              <w:t>108 组 → 6 个验证值；选中 cv=3、C=1、margin</w:t>
+            </w:r>
+          </w:p>
+        </w:tc>
+        <w:tc>
+          <w:tcPr>
+            <w:tcW w:type="dxa" w:w="2448"/>
+          </w:tcPr>
+          <w:p>
+            <w:pPr>
+              <w:spacing w:after="0"/>
+            </w:pPr>
+            <w:r>
+              <w:rPr>
+                <w:sz w:val="16"/>
+              </w:rPr>
+            </w:r>
+            <w:r>
+              <w:rPr>
+                <w:sz w:val="16"/>
+              </w:rPr>
+              <w:t>S16</w:t>
+            </w:r>
+          </w:p>
+        </w:tc>
+      </w:tr>
+      <w:tr>
+        <w:tc>
+          <w:tcPr>
+            <w:tcW w:type="dxa" w:w="2448"/>
+          </w:tcPr>
+          <w:p>
+            <w:pPr>
+              <w:spacing w:after="0"/>
+            </w:pPr>
+            <w:r>
+              <w:rPr>
+                <w:sz w:val="16"/>
+              </w:rPr>
+            </w:r>
+            <w:r>
+              <w:rPr>
+                <w:sz w:val="16"/>
+              </w:rPr>
+              <w:t>机制</w:t>
+            </w:r>
+          </w:p>
+        </w:tc>
+        <w:tc>
+          <w:tcPr>
+            <w:tcW w:type="dxa" w:w="2448"/>
+          </w:tcPr>
+          <w:p>
+            <w:pPr>
+              <w:spacing w:after="0"/>
+            </w:pPr>
+            <w:r>
+              <w:rPr>
+                <w:sz w:val="16"/>
+              </w:rPr>
+            </w:r>
+            <w:r>
+              <w:rPr>
+                <w:sz w:val="16"/>
+              </w:rPr>
+              <w:t>命题 3 二阶/一阶预测误差</w:t>
+            </w:r>
+          </w:p>
+        </w:tc>
+        <w:tc>
+          <w:tcPr>
+            <w:tcW w:type="dxa" w:w="2448"/>
+          </w:tcPr>
+          <w:p>
+            <w:pPr>
+              <w:spacing w:after="0"/>
+            </w:pPr>
+            <w:r>
+              <w:rPr>
+                <w:sz w:val="16"/>
+              </w:rPr>
+            </w:r>
+            <w:r>
+              <w:rPr>
+                <w:sz w:val="16"/>
+              </w:rPr>
+              <w:t>1.5% / 4.0%</w:t>
+            </w:r>
+          </w:p>
+        </w:tc>
+        <w:tc>
+          <w:tcPr>
+            <w:tcW w:type="dxa" w:w="2448"/>
+          </w:tcPr>
+          <w:p>
+            <w:pPr>
+              <w:spacing w:after="0"/>
+            </w:pPr>
+            <w:r>
+              <w:rPr>
+                <w:sz w:val="16"/>
+              </w:rPr>
+            </w:r>
+            <w:r>
+              <w:rPr>
+                <w:sz w:val="16"/>
+              </w:rPr>
+              <w:t>S19</w:t>
+            </w:r>
+          </w:p>
+        </w:tc>
+      </w:tr>
+      <w:tr>
+        <w:tc>
+          <w:tcPr>
+            <w:tcW w:type="dxa" w:w="2448"/>
+          </w:tcPr>
+          <w:p>
+            <w:pPr>
+              <w:spacing w:after="0"/>
+            </w:pPr>
+            <w:r>
+              <w:rPr>
+                <w:sz w:val="16"/>
+              </w:rPr>
+            </w:r>
+            <w:r>
+              <w:rPr>
+                <w:sz w:val="16"/>
+              </w:rPr>
+              <w:t>机制</w:t>
+            </w:r>
+          </w:p>
+        </w:tc>
+        <w:tc>
+          <w:tcPr>
+            <w:tcW w:type="dxa" w:w="2448"/>
+          </w:tcPr>
+          <w:p>
+            <w:pPr>
+              <w:spacing w:after="0"/>
+            </w:pPr>
+            <w:r>
+              <w:rPr>
+                <w:sz w:val="16"/>
+              </w:rPr>
+            </w:r>
+            <w:r>
+              <w:rPr>
+                <w:sz w:val="16"/>
+              </w:rPr>
+              <w:t>多样性回归</w:t>
+            </w:r>
+          </w:p>
+        </w:tc>
+        <w:tc>
+          <w:tcPr>
+            <w:tcW w:type="dxa" w:w="2448"/>
+          </w:tcPr>
+          <w:p>
+            <w:pPr>
+              <w:spacing w:after="0"/>
+            </w:pPr>
+            <w:r>
+              <w:rPr>
+                <w:sz w:val="16"/>
+              </w:rPr>
+            </w:r>
+            <w:r>
+              <w:rPr>
+                <w:sz w:val="16"/>
+              </w:rPr>
+              <w:t>斜率 0.0646，r = 0.749，15 个配置点</w:t>
+            </w:r>
+          </w:p>
+        </w:tc>
+        <w:tc>
+          <w:tcPr>
+            <w:tcW w:type="dxa" w:w="2448"/>
+          </w:tcPr>
+          <w:p>
+            <w:pPr>
+              <w:spacing w:after="0"/>
+            </w:pPr>
+            <w:r>
+              <w:rPr>
+                <w:sz w:val="16"/>
+              </w:rPr>
+            </w:r>
+            <w:r>
+              <w:rPr>
+                <w:sz w:val="16"/>
+              </w:rPr>
+              <w:t>S18</w:t>
+            </w:r>
+          </w:p>
+        </w:tc>
+      </w:tr>
+      <w:tr>
+        <w:tc>
+          <w:tcPr>
+            <w:tcW w:type="dxa" w:w="2448"/>
+          </w:tcPr>
+          <w:p>
+            <w:pPr>
+              <w:spacing w:after="0"/>
+            </w:pPr>
+            <w:r>
+              <w:rPr>
+                <w:sz w:val="16"/>
+              </w:rPr>
+            </w:r>
+            <w:r>
+              <w:rPr>
+                <w:sz w:val="16"/>
+              </w:rPr>
+              <w:t>规模</w:t>
+            </w:r>
+          </w:p>
+        </w:tc>
+        <w:tc>
+          <w:tcPr>
+            <w:tcW w:type="dxa" w:w="2448"/>
+          </w:tcPr>
+          <w:p>
+            <w:pPr>
+              <w:spacing w:after="0"/>
+            </w:pPr>
+            <w:r>
+              <w:rPr>
+                <w:sz w:val="16"/>
+              </w:rPr>
+            </w:r>
+            <w:r>
+              <w:rPr>
+                <w:sz w:val="16"/>
+              </w:rPr>
+              <w:t>视图差 ÷ 4（全语料）</w:t>
+            </w:r>
+          </w:p>
+        </w:tc>
+        <w:tc>
+          <w:tcPr>
+            <w:tcW w:type="dxa" w:w="2448"/>
+          </w:tcPr>
+          <w:p>
+            <w:pPr>
+              <w:spacing w:after="0"/>
+            </w:pPr>
+            <w:r>
+              <w:rPr>
+                <w:sz w:val="16"/>
+              </w:rPr>
+            </w:r>
+            <w:r>
+              <w:rPr>
+                <w:sz w:val="16"/>
+              </w:rPr>
+              <w:t>0.021397 ÷ 4 = 0.005349 ≈ 实测 -0.005533</w:t>
+            </w:r>
+          </w:p>
+        </w:tc>
+        <w:tc>
+          <w:tcPr>
+            <w:tcW w:type="dxa" w:w="2448"/>
+          </w:tcPr>
+          <w:p>
+            <w:pPr>
+              <w:spacing w:after="0"/>
+            </w:pPr>
+            <w:r>
+              <w:rPr>
+                <w:sz w:val="16"/>
+              </w:rPr>
+            </w:r>
+            <w:r>
+              <w:rPr>
+                <w:sz w:val="16"/>
+              </w:rPr>
+              <w:t>S29</w:t>
+            </w:r>
+          </w:p>
+        </w:tc>
+      </w:tr>
+      <w:tr>
+        <w:tc>
+          <w:tcPr>
+            <w:tcW w:type="dxa" w:w="2448"/>
+          </w:tcPr>
+          <w:p>
+            <w:pPr>
+              <w:spacing w:after="0"/>
+            </w:pPr>
+            <w:r>
+              <w:rPr>
+                <w:sz w:val="16"/>
+              </w:rPr>
+            </w:r>
+            <w:r>
+              <w:rPr>
+                <w:sz w:val="16"/>
+              </w:rPr>
+              <w:t>规模</w:t>
+            </w:r>
+          </w:p>
+        </w:tc>
+        <w:tc>
+          <w:tcPr>
+            <w:tcW w:type="dxa" w:w="2448"/>
+          </w:tcPr>
+          <w:p>
+            <w:pPr>
+              <w:spacing w:after="0"/>
+            </w:pPr>
+            <w:r>
+              <w:rPr>
+                <w:sz w:val="16"/>
+              </w:rPr>
+            </w:r>
+            <w:r>
+              <w:rPr>
+                <w:sz w:val="16"/>
+              </w:rPr>
+              <w:t>全语料逐种子改判行数</w:t>
+            </w:r>
+          </w:p>
+        </w:tc>
+        <w:tc>
+          <w:tcPr>
+            <w:tcW w:type="dxa" w:w="2448"/>
+          </w:tcPr>
+          <w:p>
+            <w:pPr>
+              <w:spacing w:after="0"/>
+            </w:pPr>
+            <w:r>
+              <w:rPr>
+                <w:sz w:val="16"/>
+              </w:rPr>
+            </w:r>
+            <w:r>
+              <w:rPr>
+                <w:sz w:val="16"/>
+              </w:rPr>
+              <w:t>平均 216，最多 392（测试 364 426 行）</w:t>
+            </w:r>
+          </w:p>
+        </w:tc>
+        <w:tc>
+          <w:tcPr>
+            <w:tcW w:type="dxa" w:w="2448"/>
+          </w:tcPr>
+          <w:p>
+            <w:pPr>
+              <w:spacing w:after="0"/>
+            </w:pPr>
+            <w:r>
+              <w:rPr>
+                <w:sz w:val="16"/>
+              </w:rPr>
+            </w:r>
+            <w:r>
+              <w:rPr>
+                <w:sz w:val="16"/>
+              </w:rPr>
+              <w:t>S29</w:t>
+            </w:r>
+          </w:p>
+        </w:tc>
+      </w:tr>
+      <w:tr>
+        <w:tc>
+          <w:tcPr>
+            <w:tcW w:type="dxa" w:w="2448"/>
+          </w:tcPr>
+          <w:p>
+            <w:pPr>
+              <w:spacing w:after="0"/>
+            </w:pPr>
+            <w:r>
+              <w:rPr>
+                <w:sz w:val="16"/>
+              </w:rPr>
+            </w:r>
+            <w:r>
+              <w:rPr>
+                <w:sz w:val="16"/>
+              </w:rPr>
+              <w:t>先验</w:t>
+            </w:r>
+          </w:p>
+        </w:tc>
+        <w:tc>
+          <w:tcPr>
+            <w:tcW w:type="dxa" w:w="2448"/>
+          </w:tcPr>
+          <w:p>
+            <w:pPr>
+              <w:spacing w:after="0"/>
+            </w:pPr>
+            <w:r>
+              <w:rPr>
+                <w:sz w:val="16"/>
+              </w:rPr>
+            </w:r>
+            <w:r>
+              <w:rPr>
+                <w:sz w:val="16"/>
+              </w:rPr>
+              <w:t>平衡控制总体</w:t>
+            </w:r>
+          </w:p>
+        </w:tc>
+        <w:tc>
+          <w:tcPr>
+            <w:tcW w:type="dxa" w:w="2448"/>
+          </w:tcPr>
+          <w:p>
+            <w:pPr>
+              <w:spacing w:after="0"/>
+            </w:pPr>
+            <w:r>
+              <w:rPr>
+                <w:sz w:val="16"/>
+              </w:rPr>
+            </w:r>
+            <w:r>
+              <w:rPr>
+                <w:sz w:val="16"/>
+              </w:rPr>
+              <w:t>Macro-F1 0.961807，覆盖 0.921，比自然先验高 0.0725</w:t>
+            </w:r>
+          </w:p>
+        </w:tc>
+        <w:tc>
+          <w:tcPr>
+            <w:tcW w:type="dxa" w:w="2448"/>
+          </w:tcPr>
+          <w:p>
+            <w:pPr>
+              <w:spacing w:after="0"/>
+            </w:pPr>
+            <w:r>
+              <w:rPr>
+                <w:sz w:val="16"/>
+              </w:rPr>
+            </w:r>
+            <w:r>
+              <w:rPr>
+                <w:sz w:val="16"/>
+              </w:rPr>
+              <w:t>表 4b</w:t>
+            </w:r>
+          </w:p>
+        </w:tc>
+      </w:tr>
+      <w:tr>
+        <w:tc>
+          <w:tcPr>
+            <w:tcW w:type="dxa" w:w="2448"/>
+          </w:tcPr>
+          <w:p>
+            <w:pPr>
+              <w:spacing w:after="0"/>
+            </w:pPr>
+            <w:r>
+              <w:rPr>
+                <w:sz w:val="16"/>
+              </w:rPr>
+            </w:r>
+            <w:r>
+              <w:rPr>
+                <w:sz w:val="16"/>
+              </w:rPr>
+              <w:t>代价</w:t>
+            </w:r>
+          </w:p>
+        </w:tc>
+        <w:tc>
+          <w:tcPr>
+            <w:tcW w:type="dxa" w:w="2448"/>
+          </w:tcPr>
+          <w:p>
+            <w:pPr>
+              <w:spacing w:after="0"/>
+            </w:pPr>
+            <w:r>
+              <w:rPr>
+                <w:sz w:val="16"/>
+              </w:rPr>
+            </w:r>
+            <w:r>
+              <w:rPr>
+                <w:sz w:val="16"/>
+              </w:rPr>
+              <w:t>训练耗时</w:t>
+            </w:r>
+          </w:p>
+        </w:tc>
+        <w:tc>
+          <w:tcPr>
+            <w:tcW w:type="dxa" w:w="2448"/>
+          </w:tcPr>
+          <w:p>
+            <w:pPr>
+              <w:spacing w:after="0"/>
+            </w:pPr>
+            <w:r>
+              <w:rPr>
+                <w:sz w:val="16"/>
+              </w:rPr>
+            </w:r>
+            <w:r>
+              <w:rPr>
+                <w:sz w:val="16"/>
+              </w:rPr>
+              <w:t>截断约 80 倍；全语料 175 倍（4.1 小时对 85 秒）</w:t>
+            </w:r>
+          </w:p>
+        </w:tc>
+        <w:tc>
+          <w:tcPr>
+            <w:tcW w:type="dxa" w:w="2448"/>
+          </w:tcPr>
+          <w:p>
+            <w:pPr>
+              <w:spacing w:after="0"/>
+            </w:pPr>
+            <w:r>
+              <w:rPr>
+                <w:sz w:val="16"/>
+              </w:rPr>
+            </w:r>
+            <w:r>
+              <w:rPr>
+                <w:sz w:val="16"/>
+              </w:rPr>
+              <w:t>表 4、S29</w:t>
+            </w:r>
+          </w:p>
+        </w:tc>
+      </w:tr>
+      <w:tr>
+        <w:tc>
+          <w:tcPr>
+            <w:tcW w:type="dxa" w:w="2448"/>
+          </w:tcPr>
+          <w:p>
+            <w:pPr>
+              <w:spacing w:after="0"/>
+            </w:pPr>
+            <w:r>
+              <w:rPr>
+                <w:sz w:val="16"/>
+              </w:rPr>
+            </w:r>
+            <w:r>
+              <w:rPr>
+                <w:sz w:val="16"/>
+              </w:rPr>
+              <w:t>代价</w:t>
+            </w:r>
+          </w:p>
+        </w:tc>
+        <w:tc>
+          <w:tcPr>
+            <w:tcW w:type="dxa" w:w="2448"/>
+          </w:tcPr>
+          <w:p>
+            <w:pPr>
+              <w:spacing w:after="0"/>
+            </w:pPr>
+            <w:r>
+              <w:rPr>
+                <w:sz w:val="16"/>
+              </w:rPr>
+            </w:r>
+            <w:r>
+              <w:rPr>
+                <w:sz w:val="16"/>
+              </w:rPr>
+              <w:t>模型体积 / 吞吐</w:t>
+            </w:r>
+          </w:p>
+        </w:tc>
+        <w:tc>
+          <w:tcPr>
+            <w:tcW w:type="dxa" w:w="2448"/>
+          </w:tcPr>
+          <w:p>
+            <w:pPr>
+              <w:spacing w:after="0"/>
+            </w:pPr>
+            <w:r>
+              <w:rPr>
+                <w:sz w:val="16"/>
+              </w:rPr>
+            </w:r>
+            <w:r>
+              <w:rPr>
+                <w:sz w:val="16"/>
+              </w:rPr>
+              <w:t>4.1 倍；43064 对 200276 行/秒</w:t>
+            </w:r>
+          </w:p>
+        </w:tc>
+        <w:tc>
+          <w:tcPr>
+            <w:tcW w:type="dxa" w:w="2448"/>
+          </w:tcPr>
+          <w:p>
+            <w:pPr>
+              <w:spacing w:after="0"/>
+            </w:pPr>
+            <w:r>
+              <w:rPr>
+                <w:sz w:val="16"/>
+              </w:rPr>
+            </w:r>
+            <w:r>
+              <w:rPr>
+                <w:sz w:val="16"/>
+              </w:rPr>
+              <w:t>S22</w:t>
+            </w:r>
+          </w:p>
+        </w:tc>
+      </w:tr>
+      <w:tr>
+        <w:tc>
+          <w:tcPr>
+            <w:tcW w:type="dxa" w:w="2448"/>
+          </w:tcPr>
+          <w:p>
+            <w:pPr>
+              <w:spacing w:after="0"/>
+            </w:pPr>
+            <w:r>
+              <w:rPr>
+                <w:sz w:val="16"/>
+              </w:rPr>
+            </w:r>
+            <w:r>
+              <w:rPr>
+                <w:sz w:val="16"/>
+              </w:rPr>
+              <w:t>代价</w:t>
+            </w:r>
+          </w:p>
+        </w:tc>
+        <w:tc>
+          <w:tcPr>
+            <w:tcW w:type="dxa" w:w="2448"/>
+          </w:tcPr>
+          <w:p>
+            <w:pPr>
+              <w:spacing w:after="0"/>
+            </w:pPr>
+            <w:r>
+              <w:rPr>
+                <w:sz w:val="16"/>
+              </w:rPr>
+            </w:r>
+            <w:r>
+              <w:rPr>
+                <w:sz w:val="16"/>
+              </w:rPr>
+              <w:t>代价敏感 NEC（代价比 1 → 100）</w:t>
+            </w:r>
+          </w:p>
+        </w:tc>
+        <w:tc>
+          <w:tcPr>
+            <w:tcW w:type="dxa" w:w="2448"/>
+          </w:tcPr>
+          <w:p>
+            <w:pPr>
+              <w:spacing w:after="0"/>
+            </w:pPr>
+            <w:r>
+              <w:rPr>
+                <w:sz w:val="16"/>
+              </w:rPr>
+            </w:r>
+            <w:r>
+              <w:rPr>
+                <w:sz w:val="16"/>
+              </w:rPr>
+              <w:t>条件 0.00913 → 0.07260；等权 0.00867 → 0.06753</w:t>
+            </w:r>
+          </w:p>
+        </w:tc>
+        <w:tc>
+          <w:tcPr>
+            <w:tcW w:type="dxa" w:w="2448"/>
+          </w:tcPr>
+          <w:p>
+            <w:pPr>
+              <w:spacing w:after="0"/>
+            </w:pPr>
+            <w:r>
+              <w:rPr>
+                <w:sz w:val="16"/>
+              </w:rPr>
+            </w:r>
+            <w:r>
+              <w:rPr>
+                <w:sz w:val="16"/>
+              </w:rPr>
+              <w:t>S21</w:t>
+            </w:r>
+          </w:p>
+        </w:tc>
+      </w:tr>
+      <w:tr>
+        <w:tc>
+          <w:tcPr>
+            <w:tcW w:type="dxa" w:w="2448"/>
+          </w:tcPr>
+          <w:p>
+            <w:pPr>
+              <w:spacing w:after="0"/>
+            </w:pPr>
+            <w:r>
+              <w:rPr>
+                <w:sz w:val="16"/>
+              </w:rPr>
+            </w:r>
+            <w:r>
+              <w:rPr>
+                <w:sz w:val="16"/>
+              </w:rPr>
+              <w:t>开放集</w:t>
+            </w:r>
+          </w:p>
+        </w:tc>
+        <w:tc>
+          <w:tcPr>
+            <w:tcW w:type="dxa" w:w="2448"/>
+          </w:tcPr>
+          <w:p>
+            <w:pPr>
+              <w:spacing w:after="0"/>
+            </w:pPr>
+            <w:r>
+              <w:rPr>
+                <w:sz w:val="16"/>
+              </w:rPr>
+            </w:r>
+            <w:r>
+              <w:rPr>
+                <w:sz w:val="16"/>
+              </w:rPr>
+              <w:t>AUROC</w:t>
+            </w:r>
+          </w:p>
+        </w:tc>
+        <w:tc>
+          <w:tcPr>
+            <w:tcW w:type="dxa" w:w="2448"/>
+          </w:tcPr>
+          <w:p>
+            <w:pPr>
+              <w:spacing w:after="0"/>
+            </w:pPr>
+            <w:r>
+              <w:rPr>
+                <w:sz w:val="16"/>
+              </w:rPr>
+            </w:r>
+            <w:r>
+              <w:rPr>
+                <w:sz w:val="16"/>
+              </w:rPr>
+              <w:t>条件 0.644–0.694 对等权 0.919–0.948</w:t>
+            </w:r>
+          </w:p>
+        </w:tc>
+        <w:tc>
+          <w:tcPr>
+            <w:tcW w:type="dxa" w:w="2448"/>
+          </w:tcPr>
+          <w:p>
+            <w:pPr>
+              <w:spacing w:after="0"/>
+            </w:pPr>
+            <w:r>
+              <w:rPr>
+                <w:sz w:val="16"/>
+              </w:rPr>
+            </w:r>
+            <w:r>
+              <w:rPr>
+                <w:sz w:val="16"/>
+              </w:rPr>
+              <w:t>S30</w:t>
+            </w:r>
+          </w:p>
+        </w:tc>
+      </w:tr>
+      <w:tr>
+        <w:tc>
+          <w:tcPr>
+            <w:tcW w:type="dxa" w:w="2448"/>
+          </w:tcPr>
+          <w:p>
+            <w:pPr>
+              <w:spacing w:after="0"/>
+            </w:pPr>
+            <w:r>
+              <w:rPr>
+                <w:sz w:val="16"/>
+              </w:rPr>
+            </w:r>
+            <w:r>
+              <w:rPr>
+                <w:sz w:val="16"/>
+              </w:rPr>
+              <w:t>开放集</w:t>
+            </w:r>
+          </w:p>
+        </w:tc>
+        <w:tc>
+          <w:tcPr>
+            <w:tcW w:type="dxa" w:w="2448"/>
+          </w:tcPr>
+          <w:p>
+            <w:pPr>
+              <w:spacing w:after="0"/>
+            </w:pPr>
+            <w:r>
+              <w:rPr>
+                <w:sz w:val="16"/>
+              </w:rPr>
+            </w:r>
+            <w:r>
+              <w:rPr>
+                <w:sz w:val="16"/>
+              </w:rPr>
+              <w:t>未知类召回</w:t>
+            </w:r>
+          </w:p>
+        </w:tc>
+        <w:tc>
+          <w:tcPr>
+            <w:tcW w:type="dxa" w:w="2448"/>
+          </w:tcPr>
+          <w:p>
+            <w:pPr>
+              <w:spacing w:after="0"/>
+            </w:pPr>
+            <w:r>
+              <w:rPr>
+                <w:sz w:val="16"/>
+              </w:rPr>
+            </w:r>
+            <w:r>
+              <w:rPr>
+                <w:sz w:val="16"/>
+              </w:rPr>
+              <w:t>条件 0.0015–0.0396 对等权 0.057–0.374</w:t>
+            </w:r>
+          </w:p>
+        </w:tc>
+        <w:tc>
+          <w:tcPr>
+            <w:tcW w:type="dxa" w:w="2448"/>
+          </w:tcPr>
+          <w:p>
+            <w:pPr>
+              <w:spacing w:after="0"/>
+            </w:pPr>
+            <w:r>
+              <w:rPr>
+                <w:sz w:val="16"/>
+              </w:rPr>
+            </w:r>
+            <w:r>
+              <w:rPr>
+                <w:sz w:val="16"/>
+              </w:rPr>
+              <w:t>S30</w:t>
+            </w:r>
+          </w:p>
+        </w:tc>
+      </w:tr>
+      <w:tr>
+        <w:tc>
+          <w:tcPr>
+            <w:tcW w:type="dxa" w:w="2448"/>
+          </w:tcPr>
+          <w:p>
+            <w:pPr>
+              <w:spacing w:after="0"/>
+            </w:pPr>
+            <w:r>
+              <w:rPr>
+                <w:sz w:val="16"/>
+              </w:rPr>
+            </w:r>
+            <w:r>
+              <w:rPr>
+                <w:sz w:val="16"/>
+              </w:rPr>
+              <w:t>外部</w:t>
+            </w:r>
+          </w:p>
+        </w:tc>
+        <w:tc>
+          <w:tcPr>
+            <w:tcW w:type="dxa" w:w="2448"/>
+          </w:tcPr>
+          <w:p>
+            <w:pPr>
+              <w:spacing w:after="0"/>
+            </w:pPr>
+            <w:r>
+              <w:rPr>
+                <w:sz w:val="16"/>
+              </w:rPr>
+            </w:r>
+            <w:r>
+              <w:rPr>
+                <w:sz w:val="16"/>
+              </w:rPr>
+              <w:t>NSL-KDD</w:t>
+            </w:r>
+          </w:p>
+        </w:tc>
+        <w:tc>
+          <w:tcPr>
+            <w:tcW w:type="dxa" w:w="2448"/>
+          </w:tcPr>
+          <w:p>
+            <w:pPr>
+              <w:spacing w:after="0"/>
+            </w:pPr>
+            <w:r>
+              <w:rPr>
+                <w:sz w:val="16"/>
+              </w:rPr>
+            </w:r>
+            <w:r>
+              <w:rPr>
+                <w:sz w:val="16"/>
+              </w:rPr>
+              <w:t>Macro-F1 0.514697，准确率 0.748，平衡准确率 0.493，覆盖 0.620</w:t>
+            </w:r>
+          </w:p>
+        </w:tc>
+        <w:tc>
+          <w:tcPr>
+            <w:tcW w:type="dxa" w:w="2448"/>
+          </w:tcPr>
+          <w:p>
+            <w:pPr>
+              <w:spacing w:after="0"/>
+            </w:pPr>
+            <w:r>
+              <w:rPr>
+                <w:sz w:val="16"/>
+              </w:rPr>
+            </w:r>
+            <w:r>
+              <w:rPr>
+                <w:sz w:val="16"/>
+              </w:rPr>
+              <w:t>表 8、S28</w:t>
+            </w:r>
+          </w:p>
+        </w:tc>
+      </w:tr>
+      <w:tr>
+        <w:tc>
+          <w:tcPr>
+            <w:tcW w:type="dxa" w:w="2448"/>
+          </w:tcPr>
+          <w:p>
+            <w:pPr>
+              <w:spacing w:after="0"/>
+            </w:pPr>
+            <w:r>
+              <w:rPr>
+                <w:sz w:val="16"/>
+              </w:rPr>
+            </w:r>
+            <w:r>
+              <w:rPr>
+                <w:sz w:val="16"/>
+              </w:rPr>
+              <w:t>外部</w:t>
+            </w:r>
+          </w:p>
+        </w:tc>
+        <w:tc>
+          <w:tcPr>
+            <w:tcW w:type="dxa" w:w="2448"/>
+          </w:tcPr>
+          <w:p>
+            <w:pPr>
+              <w:spacing w:after="0"/>
+            </w:pPr>
+            <w:r>
+              <w:rPr>
+                <w:sz w:val="16"/>
+              </w:rPr>
+            </w:r>
+            <w:r>
+              <w:rPr>
+                <w:sz w:val="16"/>
+              </w:rPr>
+              <w:t>UNSW-NB15</w:t>
+            </w:r>
+          </w:p>
+        </w:tc>
+        <w:tc>
+          <w:tcPr>
+            <w:tcW w:type="dxa" w:w="2448"/>
+          </w:tcPr>
+          <w:p>
+            <w:pPr>
+              <w:spacing w:after="0"/>
+            </w:pPr>
+            <w:r>
+              <w:rPr>
+                <w:sz w:val="16"/>
+              </w:rPr>
+            </w:r>
+            <w:r>
+              <w:rPr>
+                <w:sz w:val="16"/>
+              </w:rPr>
+              <w:t>Macro-F1 0.493310，准确率 0.715，平衡准确率 0.567</w:t>
+            </w:r>
+          </w:p>
+        </w:tc>
+        <w:tc>
+          <w:tcPr>
+            <w:tcW w:type="dxa" w:w="2448"/>
+          </w:tcPr>
+          <w:p>
+            <w:pPr>
+              <w:spacing w:after="0"/>
+            </w:pPr>
+            <w:r>
+              <w:rPr>
+                <w:sz w:val="16"/>
+              </w:rPr>
+            </w:r>
+            <w:r>
+              <w:rPr>
+                <w:sz w:val="16"/>
+              </w:rPr>
+              <w:t>表 8、S28</w:t>
+            </w:r>
+          </w:p>
+        </w:tc>
+      </w:tr>
+      <w:tr>
+        <w:tc>
+          <w:tcPr>
+            <w:tcW w:type="dxa" w:w="2448"/>
+          </w:tcPr>
+          <w:p>
+            <w:pPr>
+              <w:spacing w:after="0"/>
+            </w:pPr>
+            <w:r>
+              <w:rPr>
+                <w:sz w:val="16"/>
+              </w:rPr>
+            </w:r>
+            <w:r>
+              <w:rPr>
+                <w:sz w:val="16"/>
+              </w:rPr>
+              <w:t>外部</w:t>
+            </w:r>
+          </w:p>
+        </w:tc>
+        <w:tc>
+          <w:tcPr>
+            <w:tcW w:type="dxa" w:w="2448"/>
+          </w:tcPr>
+          <w:p>
+            <w:pPr>
+              <w:spacing w:after="0"/>
+            </w:pPr>
+            <w:r>
+              <w:rPr>
+                <w:sz w:val="16"/>
+              </w:rPr>
+            </w:r>
+            <w:r>
+              <w:rPr>
+                <w:sz w:val="16"/>
+              </w:rPr>
+              <w:t>N-BaIoT（饱和）</w:t>
+            </w:r>
+          </w:p>
+        </w:tc>
+        <w:tc>
+          <w:tcPr>
+            <w:tcW w:type="dxa" w:w="2448"/>
+          </w:tcPr>
+          <w:p>
+            <w:pPr>
+              <w:spacing w:after="0"/>
+            </w:pPr>
+            <w:r>
+              <w:rPr>
+                <w:sz w:val="16"/>
+              </w:rPr>
+            </w:r>
+            <w:r>
+              <w:rPr>
+                <w:sz w:val="16"/>
+              </w:rPr>
+              <w:t>Macro-F1 0.999988，测试 27000 条</w:t>
+            </w:r>
+          </w:p>
+        </w:tc>
+        <w:tc>
+          <w:tcPr>
+            <w:tcW w:type="dxa" w:w="2448"/>
+          </w:tcPr>
+          <w:p>
+            <w:pPr>
+              <w:spacing w:after="0"/>
+            </w:pPr>
+            <w:r>
+              <w:rPr>
+                <w:sz w:val="16"/>
+              </w:rPr>
+            </w:r>
+            <w:r>
+              <w:rPr>
+                <w:sz w:val="16"/>
+              </w:rPr>
+              <w:t>表 8、S28</w:t>
+            </w:r>
+          </w:p>
+        </w:tc>
+      </w:tr>
+      <w:tr>
+        <w:tc>
+          <w:tcPr>
+            <w:tcW w:type="dxa" w:w="2448"/>
+          </w:tcPr>
+          <w:p>
+            <w:pPr>
+              <w:spacing w:after="0"/>
+            </w:pPr>
+            <w:r>
+              <w:rPr>
+                <w:sz w:val="16"/>
+              </w:rPr>
+            </w:r>
+            <w:r>
+              <w:rPr>
+                <w:sz w:val="16"/>
+              </w:rPr>
+              <w:t>外部</w:t>
+            </w:r>
+          </w:p>
+        </w:tc>
+        <w:tc>
+          <w:tcPr>
+            <w:tcW w:type="dxa" w:w="2448"/>
+          </w:tcPr>
+          <w:p>
+            <w:pPr>
+              <w:spacing w:after="0"/>
+            </w:pPr>
+            <w:r>
+              <w:rPr>
+                <w:sz w:val="16"/>
+              </w:rPr>
+            </w:r>
+            <w:r>
+              <w:rPr>
+                <w:sz w:val="16"/>
+              </w:rPr>
+              <w:t>文件级外推范围</w:t>
+            </w:r>
+          </w:p>
+        </w:tc>
+        <w:tc>
+          <w:tcPr>
+            <w:tcW w:type="dxa" w:w="2448"/>
+          </w:tcPr>
+          <w:p>
+            <w:pPr>
+              <w:spacing w:after="0"/>
+            </w:pPr>
+            <w:r>
+              <w:rPr>
+                <w:sz w:val="16"/>
+              </w:rPr>
+            </w:r>
+            <w:r>
+              <w:rPr>
+                <w:sz w:val="16"/>
+              </w:rPr>
+              <w:t>0.3325–0.9997（周内各文件）</w:t>
+            </w:r>
+          </w:p>
+        </w:tc>
+        <w:tc>
+          <w:tcPr>
+            <w:tcW w:type="dxa" w:w="2448"/>
+          </w:tcPr>
+          <w:p>
+            <w:pPr>
+              <w:spacing w:after="0"/>
+            </w:pPr>
+            <w:r>
+              <w:rPr>
+                <w:sz w:val="16"/>
+              </w:rPr>
+            </w:r>
+            <w:r>
+              <w:rPr>
+                <w:sz w:val="16"/>
+              </w:rPr>
+              <w:t>S26</w:t>
+            </w:r>
+          </w:p>
+        </w:tc>
+      </w:tr>
+      <w:tr>
+        <w:tc>
+          <w:tcPr>
+            <w:tcW w:type="dxa" w:w="2448"/>
+          </w:tcPr>
+          <w:p>
+            <w:pPr>
+              <w:spacing w:after="0"/>
+            </w:pPr>
+            <w:r>
+              <w:rPr>
+                <w:sz w:val="16"/>
+              </w:rPr>
+            </w:r>
+            <w:r>
+              <w:rPr>
+                <w:sz w:val="16"/>
+              </w:rPr>
+              <w:t>交付</w:t>
+            </w:r>
+          </w:p>
+        </w:tc>
+        <w:tc>
+          <w:tcPr>
+            <w:tcW w:type="dxa" w:w="2448"/>
+          </w:tcPr>
+          <w:p>
+            <w:pPr>
+              <w:spacing w:after="0"/>
+            </w:pPr>
+            <w:r>
+              <w:rPr>
+                <w:sz w:val="16"/>
+              </w:rPr>
+            </w:r>
+            <w:r>
+              <w:rPr>
+                <w:sz w:val="16"/>
+              </w:rPr>
+              <w:t>验证闸门 / 投稿包</w:t>
+            </w:r>
+          </w:p>
+        </w:tc>
+        <w:tc>
+          <w:tcPr>
+            <w:tcW w:type="dxa" w:w="2448"/>
+          </w:tcPr>
+          <w:p>
+            <w:pPr>
+              <w:spacing w:after="0"/>
+            </w:pPr>
+            <w:r>
+              <w:rPr>
+                <w:sz w:val="16"/>
+              </w:rPr>
+            </w:r>
+            <w:r>
+              <w:rPr>
+                <w:sz w:val="16"/>
+              </w:rPr>
+              <w:t>49 项检查；154 个文件，tag v1.11.0</w:t>
+            </w:r>
+          </w:p>
+        </w:tc>
+        <w:tc>
+          <w:tcPr>
+            <w:tcW w:type="dxa" w:w="2448"/>
+          </w:tcPr>
+          <w:p>
+            <w:pPr>
+              <w:spacing w:after="0"/>
+            </w:pPr>
+            <w:r>
+              <w:rPr>
+                <w:sz w:val="16"/>
+              </w:rPr>
+            </w:r>
+            <w:r>
+              <w:rPr>
+                <w:sz w:val="16"/>
+              </w:rPr>
+              <w:t>README、自查表</w:t>
+            </w:r>
+          </w:p>
+        </w:tc>
+      </w:tr>
+    </w:tbl>
+    <w:p>
+      <w:pPr>
+        <w:spacing w:after="40"/>
+      </w:pPr>
+    </w:p>
+    <w:p>
+      <w:pPr>
+        <w:pStyle w:val="Heading1"/>
+      </w:pPr>
+      <w:r>
+        <w:t>六、术语速查（老师不在这个细分方向时先讲这六条）</w:t>
       </w:r>
     </w:p>
     <w:tbl>
@@ -223,7 +4639,7 @@
                 <w:b/>
                 <w:sz w:val="16"/>
               </w:rPr>
-              <w:t>页</w:t>
+              <w:t>术语</w:t>
             </w:r>
           </w:p>
         </w:tc>
@@ -245,7 +4661,7 @@
                 <w:b/>
                 <w:sz w:val="16"/>
               </w:rPr>
-              <w:t>内容</w:t>
+              <w:t>一句话解释</w:t>
             </w:r>
           </w:p>
         </w:tc>
@@ -267,7 +4683,7 @@
                 <w:b/>
                 <w:sz w:val="16"/>
               </w:rPr>
-              <w:t>一句话目的</w:t>
+              <w:t>本文里的位置</w:t>
             </w:r>
           </w:p>
         </w:tc>
@@ -290,7 +4706,7 @@
               <w:rPr>
                 <w:sz w:val="16"/>
               </w:rPr>
-              <w:t>1</w:t>
+              <w:t>数据泄漏</w:t>
             </w:r>
           </w:p>
         </w:tc>
@@ -311,7 +4727,7 @@
               <w:rPr>
                 <w:sz w:val="16"/>
               </w:rPr>
-              <w:t>标题 + 一句话结论</w:t>
+              <w:t>测试集的信息以任何形式进入训练过程，使指标虚高</w:t>
             </w:r>
           </w:p>
         </w:tc>
@@ -332,7 +4748,7 @@
               <w:rPr>
                 <w:sz w:val="16"/>
               </w:rPr>
-              <w:t>先给结论，别让老师猜</w:t>
+              <w:t>第 2 节四类污染、第 3 节协议</w:t>
             </w:r>
           </w:p>
         </w:tc>
@@ -355,7 +4771,7 @@
               <w:rPr>
                 <w:sz w:val="16"/>
               </w:rPr>
-              <w:t>2</w:t>
+              <w:t>条件加权</w:t>
             </w:r>
           </w:p>
         </w:tc>
@@ -376,7 +4792,7 @@
               <w:rPr>
                 <w:sz w:val="16"/>
               </w:rPr>
-              <w:t>问题：四类污染</w:t>
+              <w:t>按每个样本的估计可靠性给各专家分配不同权重，再融合预测</w:t>
             </w:r>
           </w:p>
         </w:tc>
@@ -397,7 +4813,7 @@
               <w:rPr>
                 <w:sz w:val="16"/>
               </w:rPr>
-              <w:t>说明为什么值得做受控实验</w:t>
+              <w:t>式 (1)、第 3.3 节</w:t>
             </w:r>
           </w:p>
         </w:tc>
@@ -420,7 +4836,7 @@
               <w:rPr>
                 <w:sz w:val="16"/>
               </w:rPr>
-              <w:t>3</w:t>
+              <w:t>可辨识性条件</w:t>
             </w:r>
           </w:p>
         </w:tc>
@@ -441,7 +4857,7 @@
               <w:rPr>
                 <w:sz w:val="16"/>
               </w:rPr>
-              <w:t>协议：六阶段审计（图 2 + 表 3）</w:t>
+              <w:t>判定「权重是否可能改变预测」的前提；本文三条，其中一条可逐行计算</w:t>
             </w:r>
           </w:p>
         </w:tc>
@@ -462,7 +4878,7 @@
               <w:rPr>
                 <w:sz w:val="16"/>
               </w:rPr>
-              <w:t>证明数据可信、步骤可查</w:t>
+              <w:t>式 (2)、命题 1–3</w:t>
             </w:r>
           </w:p>
         </w:tc>
@@ -485,7 +4901,7 @@
               <w:rPr>
                 <w:sz w:val="16"/>
               </w:rPr>
-              <w:t>4</w:t>
+              <w:t>TOST（双单侧检验）</w:t>
             </w:r>
           </w:p>
         </w:tc>
@@ -506,7 +4922,7 @@
               <w:rPr>
                 <w:sz w:val="16"/>
               </w:rPr>
-              <w:t>主结果：三档总体表 + 图 4</w:t>
+              <w:t>等价性检验：差值大于 +Δ 与小于 −Δ 都被拒绝，才算「等价」</w:t>
             </w:r>
           </w:p>
         </w:tc>
@@ -527,7 +4943,7 @@
               <w:rPr>
                 <w:sz w:val="16"/>
               </w:rPr>
-              <w:t>讲清「等价，但随规模反转」</w:t>
+              <w:t>第 4.2 节、表 5</w:t>
             </w:r>
           </w:p>
         </w:tc>
@@ -550,7 +4966,7 @@
               <w:rPr>
                 <w:sz w:val="16"/>
               </w:rPr>
-              <w:t>5</w:t>
+              <w:t>Bootstrap 区间</w:t>
             </w:r>
           </w:p>
         </w:tc>
@@ -571,7 +4987,7 @@
               <w:rPr>
                 <w:sz w:val="16"/>
               </w:rPr>
-              <w:t>机制：边距上界 + 门控搜索（图 5/6）</w:t>
+              <w:t>对测试行或种子重采样得到差值的经验分布区间，不依赖正态假设</w:t>
             </w:r>
           </w:p>
         </w:tc>
@@ -592,7 +5008,7 @@
               <w:rPr>
                 <w:sz w:val="16"/>
               </w:rPr>
-              <w:t>解释为什么权重动不了预测</w:t>
+              <w:t>表 5、S20</w:t>
             </w:r>
           </w:p>
         </w:tc>
@@ -615,7 +5031,7 @@
               <w:rPr>
                 <w:sz w:val="16"/>
               </w:rPr>
-              <w:t>6</w:t>
+              <w:t>稀释诊断</w:t>
             </w:r>
           </w:p>
         </w:tc>
@@ -636,7 +5052,7 @@
               <w:rPr>
                 <w:sz w:val="16"/>
               </w:rPr>
-              <w:t>稀释诊断：视图分差 ÷ 4 ≈ 实测差</w:t>
+              <w:t>多路平均把某一专家的偏差按 1/Q 摊进融合结果，与加权本身无关</w:t>
             </w:r>
           </w:p>
         </w:tc>
@@ -657,137 +5073,7 @@
               <w:rPr>
                 <w:sz w:val="16"/>
               </w:rPr>
-              <w:t>给出反转的唯一解释</w:t>
-            </w:r>
-          </w:p>
-        </w:tc>
-      </w:tr>
-      <w:tr>
-        <w:tc>
-          <w:tcPr>
-            <w:tcW w:type="dxa" w:w="3264"/>
-          </w:tcPr>
-          <w:p>
-            <w:pPr>
-              <w:spacing w:after="0"/>
-            </w:pPr>
-            <w:r>
-              <w:rPr>
-                <w:sz w:val="16"/>
-              </w:rPr>
-            </w:r>
-            <w:r>
-              <w:rPr>
-                <w:sz w:val="16"/>
-              </w:rPr>
-              <w:t>7</w:t>
-            </w:r>
-          </w:p>
-        </w:tc>
-        <w:tc>
-          <w:tcPr>
-            <w:tcW w:type="dxa" w:w="3264"/>
-          </w:tcPr>
-          <w:p>
-            <w:pPr>
-              <w:spacing w:after="0"/>
-            </w:pPr>
-            <w:r>
-              <w:rPr>
-                <w:sz w:val="16"/>
-              </w:rPr>
-            </w:r>
-            <w:r>
-              <w:rPr>
-                <w:sz w:val="16"/>
-              </w:rPr>
-              <w:t>代价与开放集（图 10/11）</w:t>
-            </w:r>
-          </w:p>
-        </w:tc>
-        <w:tc>
-          <w:tcPr>
-            <w:tcW w:type="dxa" w:w="3264"/>
-          </w:tcPr>
-          <w:p>
-            <w:pPr>
-              <w:spacing w:after="0"/>
-            </w:pPr>
-            <w:r>
-              <w:rPr>
-                <w:sz w:val="16"/>
-              </w:rPr>
-            </w:r>
-            <w:r>
-              <w:rPr>
-                <w:sz w:val="16"/>
-              </w:rPr>
-              <w:t>诚实呈现不利证据</w:t>
-            </w:r>
-          </w:p>
-        </w:tc>
-      </w:tr>
-      <w:tr>
-        <w:tc>
-          <w:tcPr>
-            <w:tcW w:type="dxa" w:w="3264"/>
-          </w:tcPr>
-          <w:p>
-            <w:pPr>
-              <w:spacing w:after="0"/>
-            </w:pPr>
-            <w:r>
-              <w:rPr>
-                <w:sz w:val="16"/>
-              </w:rPr>
-            </w:r>
-            <w:r>
-              <w:rPr>
-                <w:sz w:val="16"/>
-              </w:rPr>
-              <w:t>8</w:t>
-            </w:r>
-          </w:p>
-        </w:tc>
-        <w:tc>
-          <w:tcPr>
-            <w:tcW w:type="dxa" w:w="3264"/>
-          </w:tcPr>
-          <w:p>
-            <w:pPr>
-              <w:spacing w:after="0"/>
-            </w:pPr>
-            <w:r>
-              <w:rPr>
-                <w:sz w:val="16"/>
-              </w:rPr>
-            </w:r>
-            <w:r>
-              <w:rPr>
-                <w:sz w:val="16"/>
-              </w:rPr>
-              <w:t>结论与部署建议 + 局限</w:t>
-            </w:r>
-          </w:p>
-        </w:tc>
-        <w:tc>
-          <w:tcPr>
-            <w:tcW w:type="dxa" w:w="3264"/>
-          </w:tcPr>
-          <w:p>
-            <w:pPr>
-              <w:spacing w:after="0"/>
-            </w:pPr>
-            <w:r>
-              <w:rPr>
-                <w:sz w:val="16"/>
-              </w:rPr>
-            </w:r>
-            <w:r>
-              <w:rPr>
-                <w:sz w:val="16"/>
-              </w:rPr>
-              <w:t>收尾并交代边界</w:t>
+              <w:t>式 (6)、第 6.2 节</w:t>
             </w:r>
           </w:p>
         </w:tc>
@@ -803,888 +5089,12 @@
         <w:pStyle w:val="Heading1"/>
       </w:pPr>
       <w:r>
-        <w:t>四、数字速查（被追问时直接念）</w:t>
+        <w:t>七、老师最可能追问的 22 个问题</w:t>
       </w:r>
     </w:p>
-    <w:tbl>
-      <w:tblPr>
-        <w:tblStyle w:val="TableGrid"/>
-        <w:tblW w:type="auto" w:w="0"/>
-        <w:tblLook w:firstColumn="1" w:firstRow="1" w:lastColumn="0" w:lastRow="0" w:noHBand="0" w:noVBand="1" w:val="04A0"/>
-        <w:tblBorders>
-          <w:top w:val="single" w:sz="6" w:space="0" w:color="000000"/>
-          <w:left w:val="none" w:sz="0" w:space="0" w:color="auto"/>
-          <w:bottom w:val="single" w:sz="6" w:space="0" w:color="000000"/>
-          <w:right w:val="none" w:sz="0" w:space="0" w:color="auto"/>
-          <w:insideH w:val="single" w:sz="6" w:space="0" w:color="000000"/>
-          <w:insideV w:val="none" w:sz="0" w:space="0" w:color="auto"/>
-        </w:tblBorders>
-      </w:tblPr>
-      <w:tblGrid>
-        <w:gridCol w:w="3264"/>
-        <w:gridCol w:w="3264"/>
-        <w:gridCol w:w="3264"/>
-      </w:tblGrid>
-      <w:tr>
-        <w:tc>
-          <w:tcPr>
-            <w:tcW w:type="dxa" w:w="3264"/>
-          </w:tcPr>
-          <w:p>
-            <w:pPr>
-              <w:spacing w:after="0"/>
-            </w:pPr>
-            <w:r>
-              <w:rPr>
-                <w:sz w:val="16"/>
-              </w:rPr>
-            </w:r>
-            <w:r>
-              <w:rPr>
-                <w:b/>
-                <w:sz w:val="16"/>
-              </w:rPr>
-              <w:t>项目</w:t>
-            </w:r>
-          </w:p>
-        </w:tc>
-        <w:tc>
-          <w:tcPr>
-            <w:tcW w:type="dxa" w:w="3264"/>
-          </w:tcPr>
-          <w:p>
-            <w:pPr>
-              <w:spacing w:after="0"/>
-            </w:pPr>
-            <w:r>
-              <w:rPr>
-                <w:sz w:val="16"/>
-              </w:rPr>
-            </w:r>
-            <w:r>
-              <w:rPr>
-                <w:b/>
-                <w:sz w:val="16"/>
-              </w:rPr>
-              <w:t>数值</w:t>
-            </w:r>
-          </w:p>
-        </w:tc>
-        <w:tc>
-          <w:tcPr>
-            <w:tcW w:type="dxa" w:w="3264"/>
-          </w:tcPr>
-          <w:p>
-            <w:pPr>
-              <w:spacing w:after="0"/>
-            </w:pPr>
-            <w:r>
-              <w:rPr>
-                <w:sz w:val="16"/>
-              </w:rPr>
-            </w:r>
-            <w:r>
-              <w:rPr>
-                <w:b/>
-                <w:sz w:val="16"/>
-              </w:rPr>
-              <w:t>出处</w:t>
-            </w:r>
-          </w:p>
-        </w:tc>
-      </w:tr>
-      <w:tr>
-        <w:tc>
-          <w:tcPr>
-            <w:tcW w:type="dxa" w:w="3264"/>
-          </w:tcPr>
-          <w:p>
-            <w:pPr>
-              <w:spacing w:after="0"/>
-            </w:pPr>
-            <w:r>
-              <w:rPr>
-                <w:sz w:val="16"/>
-              </w:rPr>
-            </w:r>
-            <w:r>
-              <w:rPr>
-                <w:sz w:val="16"/>
-              </w:rPr>
-              <w:t>截断总体</w:t>
-            </w:r>
-          </w:p>
-        </w:tc>
-        <w:tc>
-          <w:tcPr>
-            <w:tcW w:type="dxa" w:w="3264"/>
-          </w:tcPr>
-          <w:p>
-            <w:pPr>
-              <w:spacing w:after="0"/>
-            </w:pPr>
-            <w:r>
-              <w:rPr>
-                <w:sz w:val="16"/>
-              </w:rPr>
-            </w:r>
-            <w:r>
-              <w:rPr>
-                <w:sz w:val="16"/>
-              </w:rPr>
-              <w:t>53 237 条 / 测试 7 986 / 十种子</w:t>
-            </w:r>
-          </w:p>
-        </w:tc>
-        <w:tc>
-          <w:tcPr>
-            <w:tcW w:type="dxa" w:w="3264"/>
-          </w:tcPr>
-          <w:p>
-            <w:pPr>
-              <w:spacing w:after="0"/>
-            </w:pPr>
-            <w:r>
-              <w:rPr>
-                <w:sz w:val="16"/>
-              </w:rPr>
-            </w:r>
-            <w:r>
-              <w:rPr>
-                <w:sz w:val="16"/>
-              </w:rPr>
-              <w:t>表 3、表 4</w:t>
-            </w:r>
-          </w:p>
-        </w:tc>
-      </w:tr>
-      <w:tr>
-        <w:tc>
-          <w:tcPr>
-            <w:tcW w:type="dxa" w:w="3264"/>
-          </w:tcPr>
-          <w:p>
-            <w:pPr>
-              <w:spacing w:after="0"/>
-            </w:pPr>
-            <w:r>
-              <w:rPr>
-                <w:sz w:val="16"/>
-              </w:rPr>
-            </w:r>
-            <w:r>
-              <w:rPr>
-                <w:sz w:val="16"/>
-              </w:rPr>
-              <w:t>平均配对差</w:t>
-            </w:r>
-          </w:p>
-        </w:tc>
-        <w:tc>
-          <w:tcPr>
-            <w:tcW w:type="dxa" w:w="3264"/>
-          </w:tcPr>
-          <w:p>
-            <w:pPr>
-              <w:spacing w:after="0"/>
-            </w:pPr>
-            <w:r>
-              <w:rPr>
-                <w:sz w:val="16"/>
-              </w:rPr>
-            </w:r>
-            <w:r>
-              <w:rPr>
-                <w:sz w:val="16"/>
-              </w:rPr>
-              <w:t>-0.000456</w:t>
-            </w:r>
-          </w:p>
-        </w:tc>
-        <w:tc>
-          <w:tcPr>
-            <w:tcW w:type="dxa" w:w="3264"/>
-          </w:tcPr>
-          <w:p>
-            <w:pPr>
-              <w:spacing w:after="0"/>
-            </w:pPr>
-            <w:r>
-              <w:rPr>
-                <w:sz w:val="16"/>
-              </w:rPr>
-            </w:r>
-            <w:r>
-              <w:rPr>
-                <w:sz w:val="16"/>
-              </w:rPr>
-              <w:t>表 5、S20</w:t>
-            </w:r>
-          </w:p>
-        </w:tc>
-      </w:tr>
-      <w:tr>
-        <w:tc>
-          <w:tcPr>
-            <w:tcW w:type="dxa" w:w="3264"/>
-          </w:tcPr>
-          <w:p>
-            <w:pPr>
-              <w:spacing w:after="0"/>
-            </w:pPr>
-            <w:r>
-              <w:rPr>
-                <w:sz w:val="16"/>
-              </w:rPr>
-            </w:r>
-            <w:r>
-              <w:rPr>
-                <w:sz w:val="16"/>
-              </w:rPr>
-              <w:t>种子级 90% 区间</w:t>
-            </w:r>
-          </w:p>
-        </w:tc>
-        <w:tc>
-          <w:tcPr>
-            <w:tcW w:type="dxa" w:w="3264"/>
-          </w:tcPr>
-          <w:p>
-            <w:pPr>
-              <w:spacing w:after="0"/>
-            </w:pPr>
-            <w:r>
-              <w:rPr>
-                <w:sz w:val="16"/>
-              </w:rPr>
-            </w:r>
-            <w:r>
-              <w:rPr>
-                <w:sz w:val="16"/>
-              </w:rPr>
-              <w:t>[-0.001124, 0.000212]</w:t>
-            </w:r>
-          </w:p>
-        </w:tc>
-        <w:tc>
-          <w:tcPr>
-            <w:tcW w:type="dxa" w:w="3264"/>
-          </w:tcPr>
-          <w:p>
-            <w:pPr>
-              <w:spacing w:after="0"/>
-            </w:pPr>
-            <w:r>
-              <w:rPr>
-                <w:sz w:val="16"/>
-              </w:rPr>
-            </w:r>
-            <w:r>
-              <w:rPr>
-                <w:sz w:val="16"/>
-              </w:rPr>
-              <w:t>表 5</w:t>
-            </w:r>
-          </w:p>
-        </w:tc>
-      </w:tr>
-      <w:tr>
-        <w:tc>
-          <w:tcPr>
-            <w:tcW w:type="dxa" w:w="3264"/>
-          </w:tcPr>
-          <w:p>
-            <w:pPr>
-              <w:spacing w:after="0"/>
-            </w:pPr>
-            <w:r>
-              <w:rPr>
-                <w:sz w:val="16"/>
-              </w:rPr>
-            </w:r>
-            <w:r>
-              <w:rPr>
-                <w:sz w:val="16"/>
-              </w:rPr>
-              <w:t>配对 Bootstrap</w:t>
-            </w:r>
-          </w:p>
-        </w:tc>
-        <w:tc>
-          <w:tcPr>
-            <w:tcW w:type="dxa" w:w="3264"/>
-          </w:tcPr>
-          <w:p>
-            <w:pPr>
-              <w:spacing w:after="0"/>
-            </w:pPr>
-            <w:r>
-              <w:rPr>
-                <w:sz w:val="16"/>
-              </w:rPr>
-            </w:r>
-            <w:r>
-              <w:rPr>
-                <w:sz w:val="16"/>
-              </w:rPr>
-              <w:t>[-0.004251, 0.003382]</w:t>
-            </w:r>
-          </w:p>
-        </w:tc>
-        <w:tc>
-          <w:tcPr>
-            <w:tcW w:type="dxa" w:w="3264"/>
-          </w:tcPr>
-          <w:p>
-            <w:pPr>
-              <w:spacing w:after="0"/>
-            </w:pPr>
-            <w:r>
-              <w:rPr>
-                <w:sz w:val="16"/>
-              </w:rPr>
-            </w:r>
-            <w:r>
-              <w:rPr>
-                <w:sz w:val="16"/>
-              </w:rPr>
-              <w:t>表 5、S20</w:t>
-            </w:r>
-          </w:p>
-        </w:tc>
-      </w:tr>
-      <w:tr>
-        <w:tc>
-          <w:tcPr>
-            <w:tcW w:type="dxa" w:w="3264"/>
-          </w:tcPr>
-          <w:p>
-            <w:pPr>
-              <w:spacing w:after="0"/>
-            </w:pPr>
-            <w:r>
-              <w:rPr>
-                <w:sz w:val="16"/>
-              </w:rPr>
-            </w:r>
-            <w:r>
-              <w:rPr>
-                <w:sz w:val="16"/>
-              </w:rPr>
-              <w:t>扩大 7.8 倍</w:t>
-            </w:r>
-          </w:p>
-        </w:tc>
-        <w:tc>
-          <w:tcPr>
-            <w:tcW w:type="dxa" w:w="3264"/>
-          </w:tcPr>
-          <w:p>
-            <w:pPr>
-              <w:spacing w:after="0"/>
-            </w:pPr>
-            <w:r>
-              <w:rPr>
-                <w:sz w:val="16"/>
-              </w:rPr>
-            </w:r>
-            <w:r>
-              <w:rPr>
-                <w:sz w:val="16"/>
-              </w:rPr>
-              <w:t>413 209 条，差 -0.001137</w:t>
-            </w:r>
-          </w:p>
-        </w:tc>
-        <w:tc>
-          <w:tcPr>
-            <w:tcW w:type="dxa" w:w="3264"/>
-          </w:tcPr>
-          <w:p>
-            <w:pPr>
-              <w:spacing w:after="0"/>
-            </w:pPr>
-            <w:r>
-              <w:rPr>
-                <w:sz w:val="16"/>
-              </w:rPr>
-            </w:r>
-            <w:r>
-              <w:rPr>
-                <w:sz w:val="16"/>
-              </w:rPr>
-              <w:t>表 7、S27</w:t>
-            </w:r>
-          </w:p>
-        </w:tc>
-      </w:tr>
-      <w:tr>
-        <w:tc>
-          <w:tcPr>
-            <w:tcW w:type="dxa" w:w="3264"/>
-          </w:tcPr>
-          <w:p>
-            <w:pPr>
-              <w:spacing w:after="0"/>
-            </w:pPr>
-            <w:r>
-              <w:rPr>
-                <w:sz w:val="16"/>
-              </w:rPr>
-            </w:r>
-            <w:r>
-              <w:rPr>
-                <w:sz w:val="16"/>
-              </w:rPr>
-              <w:t>全语料</w:t>
-            </w:r>
-          </w:p>
-        </w:tc>
-        <w:tc>
-          <w:tcPr>
-            <w:tcW w:type="dxa" w:w="3264"/>
-          </w:tcPr>
-          <w:p>
-            <w:pPr>
-              <w:spacing w:after="0"/>
-            </w:pPr>
-            <w:r>
-              <w:rPr>
-                <w:sz w:val="16"/>
-              </w:rPr>
-            </w:r>
-            <w:r>
-              <w:rPr>
-                <w:sz w:val="16"/>
-              </w:rPr>
-              <w:t>2 429 503 条，差 -0.005533</w:t>
-            </w:r>
-          </w:p>
-        </w:tc>
-        <w:tc>
-          <w:tcPr>
-            <w:tcW w:type="dxa" w:w="3264"/>
-          </w:tcPr>
-          <w:p>
-            <w:pPr>
-              <w:spacing w:after="0"/>
-            </w:pPr>
-            <w:r>
-              <w:rPr>
-                <w:sz w:val="16"/>
-              </w:rPr>
-            </w:r>
-            <w:r>
-              <w:rPr>
-                <w:sz w:val="16"/>
-              </w:rPr>
-              <w:t>表 7、S29</w:t>
-            </w:r>
-          </w:p>
-        </w:tc>
-      </w:tr>
-      <w:tr>
-        <w:tc>
-          <w:tcPr>
-            <w:tcW w:type="dxa" w:w="3264"/>
-          </w:tcPr>
-          <w:p>
-            <w:pPr>
-              <w:spacing w:after="0"/>
-            </w:pPr>
-            <w:r>
-              <w:rPr>
-                <w:sz w:val="16"/>
-              </w:rPr>
-            </w:r>
-            <w:r>
-              <w:rPr>
-                <w:sz w:val="16"/>
-              </w:rPr>
-              <w:t>可证不变的测试行</w:t>
-            </w:r>
-          </w:p>
-        </w:tc>
-        <w:tc>
-          <w:tcPr>
-            <w:tcW w:type="dxa" w:w="3264"/>
-          </w:tcPr>
-          <w:p>
-            <w:pPr>
-              <w:spacing w:after="0"/>
-            </w:pPr>
-            <w:r>
-              <w:rPr>
-                <w:sz w:val="16"/>
-              </w:rPr>
-            </w:r>
-            <w:r>
-              <w:rPr>
-                <w:sz w:val="16"/>
-              </w:rPr>
-              <w:t>99.91%（改判 0 行）</w:t>
-            </w:r>
-          </w:p>
-        </w:tc>
-        <w:tc>
-          <w:tcPr>
-            <w:tcW w:type="dxa" w:w="3264"/>
-          </w:tcPr>
-          <w:p>
-            <w:pPr>
-              <w:spacing w:after="0"/>
-            </w:pPr>
-            <w:r>
-              <w:rPr>
-                <w:sz w:val="16"/>
-              </w:rPr>
-            </w:r>
-            <w:r>
-              <w:rPr>
-                <w:sz w:val="16"/>
-              </w:rPr>
-              <w:t>S17</w:t>
-            </w:r>
-          </w:p>
-        </w:tc>
-      </w:tr>
-      <w:tr>
-        <w:tc>
-          <w:tcPr>
-            <w:tcW w:type="dxa" w:w="3264"/>
-          </w:tcPr>
-          <w:p>
-            <w:pPr>
-              <w:spacing w:after="0"/>
-            </w:pPr>
-            <w:r>
-              <w:rPr>
-                <w:sz w:val="16"/>
-              </w:rPr>
-            </w:r>
-            <w:r>
-              <w:rPr>
-                <w:sz w:val="16"/>
-              </w:rPr>
-              <w:t>权重熵 / 概率 L1</w:t>
-            </w:r>
-          </w:p>
-        </w:tc>
-        <w:tc>
-          <w:tcPr>
-            <w:tcW w:type="dxa" w:w="3264"/>
-          </w:tcPr>
-          <w:p>
-            <w:pPr>
-              <w:spacing w:after="0"/>
-            </w:pPr>
-            <w:r>
-              <w:rPr>
-                <w:sz w:val="16"/>
-              </w:rPr>
-            </w:r>
-            <w:r>
-              <w:rPr>
-                <w:sz w:val="16"/>
-              </w:rPr>
-              <w:t>0.99998 / 均 0.000299</w:t>
-            </w:r>
-          </w:p>
-        </w:tc>
-        <w:tc>
-          <w:tcPr>
-            <w:tcW w:type="dxa" w:w="3264"/>
-          </w:tcPr>
-          <w:p>
-            <w:pPr>
-              <w:spacing w:after="0"/>
-            </w:pPr>
-            <w:r>
-              <w:rPr>
-                <w:sz w:val="16"/>
-              </w:rPr>
-            </w:r>
-            <w:r>
-              <w:rPr>
-                <w:sz w:val="16"/>
-              </w:rPr>
-              <w:t>S08、S09</w:t>
-            </w:r>
-          </w:p>
-        </w:tc>
-      </w:tr>
-      <w:tr>
-        <w:tc>
-          <w:tcPr>
-            <w:tcW w:type="dxa" w:w="3264"/>
-          </w:tcPr>
-          <w:p>
-            <w:pPr>
-              <w:spacing w:after="0"/>
-            </w:pPr>
-            <w:r>
-              <w:rPr>
-                <w:sz w:val="16"/>
-              </w:rPr>
-            </w:r>
-            <w:r>
-              <w:rPr>
-                <w:sz w:val="16"/>
-              </w:rPr>
-              <w:t>门控配置</w:t>
-            </w:r>
-          </w:p>
-        </w:tc>
-        <w:tc>
-          <w:tcPr>
-            <w:tcW w:type="dxa" w:w="3264"/>
-          </w:tcPr>
-          <w:p>
-            <w:pPr>
-              <w:spacing w:after="0"/>
-            </w:pPr>
-            <w:r>
-              <w:rPr>
-                <w:sz w:val="16"/>
-              </w:rPr>
-            </w:r>
-            <w:r>
-              <w:rPr>
-                <w:sz w:val="16"/>
-              </w:rPr>
-              <w:t>108 组 → 6 个验证值</w:t>
-            </w:r>
-          </w:p>
-        </w:tc>
-        <w:tc>
-          <w:tcPr>
-            <w:tcW w:type="dxa" w:w="3264"/>
-          </w:tcPr>
-          <w:p>
-            <w:pPr>
-              <w:spacing w:after="0"/>
-            </w:pPr>
-            <w:r>
-              <w:rPr>
-                <w:sz w:val="16"/>
-              </w:rPr>
-            </w:r>
-            <w:r>
-              <w:rPr>
-                <w:sz w:val="16"/>
-              </w:rPr>
-              <w:t>S16</w:t>
-            </w:r>
-          </w:p>
-        </w:tc>
-      </w:tr>
-      <w:tr>
-        <w:tc>
-          <w:tcPr>
-            <w:tcW w:type="dxa" w:w="3264"/>
-          </w:tcPr>
-          <w:p>
-            <w:pPr>
-              <w:spacing w:after="0"/>
-            </w:pPr>
-            <w:r>
-              <w:rPr>
-                <w:sz w:val="16"/>
-              </w:rPr>
-            </w:r>
-            <w:r>
-              <w:rPr>
-                <w:sz w:val="16"/>
-              </w:rPr>
-              <w:t>多样性回归</w:t>
-            </w:r>
-          </w:p>
-        </w:tc>
-        <w:tc>
-          <w:tcPr>
-            <w:tcW w:type="dxa" w:w="3264"/>
-          </w:tcPr>
-          <w:p>
-            <w:pPr>
-              <w:spacing w:after="0"/>
-            </w:pPr>
-            <w:r>
-              <w:rPr>
-                <w:sz w:val="16"/>
-              </w:rPr>
-            </w:r>
-            <w:r>
-              <w:rPr>
-                <w:sz w:val="16"/>
-              </w:rPr>
-              <w:t>斜率 0.0646，r = 0.749</w:t>
-            </w:r>
-          </w:p>
-        </w:tc>
-        <w:tc>
-          <w:tcPr>
-            <w:tcW w:type="dxa" w:w="3264"/>
-          </w:tcPr>
-          <w:p>
-            <w:pPr>
-              <w:spacing w:after="0"/>
-            </w:pPr>
-            <w:r>
-              <w:rPr>
-                <w:sz w:val="16"/>
-              </w:rPr>
-            </w:r>
-            <w:r>
-              <w:rPr>
-                <w:sz w:val="16"/>
-              </w:rPr>
-              <w:t>S18</w:t>
-            </w:r>
-          </w:p>
-        </w:tc>
-      </w:tr>
-      <w:tr>
-        <w:tc>
-          <w:tcPr>
-            <w:tcW w:type="dxa" w:w="3264"/>
-          </w:tcPr>
-          <w:p>
-            <w:pPr>
-              <w:spacing w:after="0"/>
-            </w:pPr>
-            <w:r>
-              <w:rPr>
-                <w:sz w:val="16"/>
-              </w:rPr>
-            </w:r>
-            <w:r>
-              <w:rPr>
-                <w:sz w:val="16"/>
-              </w:rPr>
-              <w:t>开放集 AUROC</w:t>
-            </w:r>
-          </w:p>
-        </w:tc>
-        <w:tc>
-          <w:tcPr>
-            <w:tcW w:type="dxa" w:w="3264"/>
-          </w:tcPr>
-          <w:p>
-            <w:pPr>
-              <w:spacing w:after="0"/>
-            </w:pPr>
-            <w:r>
-              <w:rPr>
-                <w:sz w:val="16"/>
-              </w:rPr>
-            </w:r>
-            <w:r>
-              <w:rPr>
-                <w:sz w:val="16"/>
-              </w:rPr>
-              <w:t>条件 0.644–0.694 对等权 0.919–0.948</w:t>
-            </w:r>
-          </w:p>
-        </w:tc>
-        <w:tc>
-          <w:tcPr>
-            <w:tcW w:type="dxa" w:w="3264"/>
-          </w:tcPr>
-          <w:p>
-            <w:pPr>
-              <w:spacing w:after="0"/>
-            </w:pPr>
-            <w:r>
-              <w:rPr>
-                <w:sz w:val="16"/>
-              </w:rPr>
-            </w:r>
-            <w:r>
-              <w:rPr>
-                <w:sz w:val="16"/>
-              </w:rPr>
-              <w:t>S30</w:t>
-            </w:r>
-          </w:p>
-        </w:tc>
-      </w:tr>
-      <w:tr>
-        <w:tc>
-          <w:tcPr>
-            <w:tcW w:type="dxa" w:w="3264"/>
-          </w:tcPr>
-          <w:p>
-            <w:pPr>
-              <w:spacing w:after="0"/>
-            </w:pPr>
-            <w:r>
-              <w:rPr>
-                <w:sz w:val="16"/>
-              </w:rPr>
-            </w:r>
-            <w:r>
-              <w:rPr>
-                <w:sz w:val="16"/>
-              </w:rPr>
-              <w:t>训练代价</w:t>
-            </w:r>
-          </w:p>
-        </w:tc>
-        <w:tc>
-          <w:tcPr>
-            <w:tcW w:type="dxa" w:w="3264"/>
-          </w:tcPr>
-          <w:p>
-            <w:pPr>
-              <w:spacing w:after="0"/>
-            </w:pPr>
-            <w:r>
-              <w:rPr>
-                <w:sz w:val="16"/>
-              </w:rPr>
-            </w:r>
-            <w:r>
-              <w:rPr>
-                <w:sz w:val="16"/>
-              </w:rPr>
-              <w:t>截断约 80 倍、全语料 175 倍</w:t>
-            </w:r>
-          </w:p>
-        </w:tc>
-        <w:tc>
-          <w:tcPr>
-            <w:tcW w:type="dxa" w:w="3264"/>
-          </w:tcPr>
-          <w:p>
-            <w:pPr>
-              <w:spacing w:after="0"/>
-            </w:pPr>
-            <w:r>
-              <w:rPr>
-                <w:sz w:val="16"/>
-              </w:rPr>
-            </w:r>
-            <w:r>
-              <w:rPr>
-                <w:sz w:val="16"/>
-              </w:rPr>
-              <w:t>表 4、S29</w:t>
-            </w:r>
-          </w:p>
-        </w:tc>
-      </w:tr>
-    </w:tbl>
     <w:p>
-      <w:pPr>
-        <w:spacing w:after="40"/>
-      </w:pPr>
-    </w:p>
-    <w:p>
-      <w:pPr>
-        <w:pStyle w:val="Heading1"/>
-      </w:pPr>
       <w:r>
-        <w:t>五、老师最可能追问的 8 个问题</w:t>
+        <w:t>前八问每次汇报都会出现；后面十四问按老师追问的方向取用（设计 4、统计 4、数据 3、流程与边界 3）。</w:t>
       </w:r>
     </w:p>
     <w:p>
@@ -1793,10 +5203,200 @@
     </w:p>
     <w:p>
       <w:pPr>
+        <w:pStyle w:val="Heading2"/>
+      </w:pPr>
+      <w:r>
+        <w:t>补充问答（设计、统计、数据、流程）</w:t>
+      </w:r>
+    </w:p>
+    <w:p>
+      <w:r>
+        <w:rPr>
+          <w:b/>
+        </w:rPr>
+        <w:t>Q9：为什么是四个专家，而不是两个或十个？</w:t>
+      </w:r>
+    </w:p>
+    <w:p>
+      <w:r>
+        <w:t>&gt; 四个专家是「两种特征视图（卡方 60 维 / 全特征）× 两类森林（随机森林 / 极端随机树）」的完整交叉；再多就变成调参预算差异，再少无法把视图差异与算法差异分开。对照臂与条件分支共享同一批专家，只换聚合规则，这是「最直接对照」的含义。</w:t>
+      </w:r>
+    </w:p>
+    <w:p>
+      <w:r>
+        <w:rPr>
+          <w:b/>
+        </w:rPr>
+        <w:t>Q10：权重到底是怎么算出来的？</w:t>
+      </w:r>
+    </w:p>
+    <w:p>
+      <w:r>
+        <w:t>&gt; 每个专家先在验证集上给出风险代理（基于边距的评分），过 softmax(−风险) 得权重，再做凸组合；温度与描述子来自 108 组配置的门控搜索，只在验证集上选，锁定后测试集改判 0 行。</w:t>
+      </w:r>
+    </w:p>
+    <w:p>
+      <w:r>
+        <w:rPr>
+          <w:b/>
+        </w:rPr>
+        <w:t>Q11：门控搜索是不是在测试集上调参？</w:t>
+      </w:r>
+    </w:p>
+    <w:p>
+      <w:r>
+        <w:t>&gt; 不是：108 组配置只在验证集评估，只产生 6 个不同的验证值（目标面对超参不敏感），锁定的是 cv=3、C=1、margin，测试集在整个搜索过程中未被读取。</w:t>
+      </w:r>
+    </w:p>
+    <w:p>
+      <w:r>
+        <w:rPr>
+          <w:b/>
+        </w:rPr>
+        <w:t>Q12：为什么不用深度模型做对照？</w:t>
+      </w:r>
+    </w:p>
+    <w:p>
+      <w:r>
+        <w:t>&gt; 本文检验的是聚合规则而不是模型容量：专家越强，聚合差异越容易被掩盖。为了让效应可辨识，四个专家刻意同质（同算法族、同特征预算）；同时报告更强基线的量级（全语料 XGBoost 比等权森林高 0.041），说明「换模型族」比「换聚合规则」重要两个数量级。</w:t>
+      </w:r>
+    </w:p>
+    <w:p>
+      <w:r>
+        <w:rPr>
+          <w:b/>
+        </w:rPr>
+        <w:t>Q13：为什么用 TOST 而不是「p &gt; 0.05 就没有差异」？</w:t>
+      </w:r>
+    </w:p>
+    <w:p>
+      <w:r>
+        <w:t>&gt; 因为「不显著」可能只是样本不够。十个种子下 80% 功效能检出的最小差是 0.001146，比观测差 -0.000456 还大；TOST 把「差落在 ±Δ 内」当作待检验命题，Δ 取 0.005 与 0.01 两个预设值，两个边界都报告。</w:t>
+      </w:r>
+    </w:p>
+    <w:p>
+      <w:r>
+        <w:rPr>
+          <w:b/>
+        </w:rPr>
+        <w:t>Q14：逐种子结果一致吗？</w:t>
+      </w:r>
+    </w:p>
+    <w:p>
+      <w:r>
+        <w:t>&gt; 方向五正五负，不是某个种子拖出来的；逐种子 TOST 在 0.005 边界 9/10 等价、0.01 边界 10/10 等价；测试行 McNemar 不一致对只有 6–21 行（占 0.08%–0.26%），p 值最小 0.146，没有一次显著。</w:t>
+      </w:r>
+    </w:p>
+    <w:p>
+      <w:r>
+        <w:rPr>
+          <w:b/>
+        </w:rPr>
+        <w:t>Q15：效应量有多小？</w:t>
+      </w:r>
+    </w:p>
+    <w:p>
+      <w:r>
+        <w:t>&gt; Cohen's dz = -0.396，相对差 -0.051%，低于任何工程上有意义的差别；但我不主张「完全相同」，只主张在预设边界内等价。</w:t>
+      </w:r>
+    </w:p>
+    <w:p>
+      <w:r>
+        <w:rPr>
+          <w:b/>
+        </w:rPr>
+        <w:t>Q16：你的结论和「XGBoost 更强」矛盾吗？</w:t>
+      </w:r>
+    </w:p>
+    <w:p>
+      <w:r>
+        <w:t>&gt; 不矛盾，是同一张量级图景：模型族差异（全语料 XGBoost 比等权森林高 0.041）比聚合规则差异（0.0005 量级）大约两个数量级；协议效应（类别先验 0.0725）比模型族差异还大。</w:t>
+      </w:r>
+    </w:p>
+    <w:p>
+      <w:r>
+        <w:rPr>
+          <w:b/>
+        </w:rPr>
+        <w:t>Q17：数据泄漏具体有哪些？</w:t>
+      </w:r>
+    </w:p>
+    <w:p>
+      <w:r>
+        <w:t>&gt; 四类：跨文件重复与近重复样本、完全相同的特征向量被赋不同标签、在全量数据上拟合的特征选择器、类别先验与调参预算差异。前两类用全局去重（前向/反向双哈希、跨划分重叠 0），第三类把选择器限制在训练侧，第四类用平衡控制总体单独量化。</w:t>
+      </w:r>
+    </w:p>
+    <w:p>
+      <w:r>
+        <w:rPr>
+          <w:b/>
+        </w:rPr>
+        <w:t>Q18：为什么不用时间切分？</w:t>
+      </w:r>
+    </w:p>
+    <w:p>
+      <w:r>
+        <w:t>&gt; 四个公开语料都不提供同一测试床上的时间戳，无法构造真正的时间留出集；作为部分替代做了文件级覆盖分析（Macro-F1 0.3325–0.9997），并在稿件里明确写成局限。</w:t>
+      </w:r>
+    </w:p>
+    <w:p>
+      <w:r>
+        <w:rPr>
+          <w:b/>
+        </w:rPr>
+        <w:t>Q19：为什么 NSL-KDD 的分数这么低？</w:t>
+      </w:r>
+    </w:p>
+    <w:p>
+      <w:r>
+        <w:t>&gt; 用原生标签、不做重采样：Macro-F1 0.514697，准确率 0.748，但平衡准确率只有 0.493、覆盖率 0.620，说明它主要靠多数类——这正是本文主张看 Macro-F1 与覆盖率的原因。</w:t>
+      </w:r>
+    </w:p>
+    <w:p>
+      <w:r>
+        <w:rPr>
+          <w:b/>
+        </w:rPr>
+        <w:t>Q20：N-BaIoT 上大家都 0.9998 以上，说明什么？</w:t>
+      </w:r>
+    </w:p>
+    <w:p>
+      <w:r>
+        <w:t>&gt; 说明该基准对流量特征分类器已经饱和（本文 0.999988），它落在命题 1 预言的「任何加权都无法起作用」区间：在新领域验证机制惰性，但不检验判别难度。</w:t>
+      </w:r>
+    </w:p>
+    <w:p>
+      <w:r>
+        <w:rPr>
+          <w:b/>
+        </w:rPr>
+        <w:t>Q21：审稿人最可能攻击哪三点？</w:t>
+      </w:r>
+    </w:p>
+    <w:p>
+      <w:r>
+        <w:t>&gt; 一是「等价边界是自己选的」——回应：两个边界都预设并同时报告，且给出最小可检测差；二是「只在 CIC-IDS2017 上做主实验」——回应：另有三档规模与三个外部基准；三是「结论只是描述性」——回应：命题 1–3 给出可证伪条件，其中一条可逐行计算。</w:t>
+      </w:r>
+    </w:p>
+    <w:p>
+      <w:r>
+        <w:rPr>
+          <w:b/>
+        </w:rPr>
+        <w:t>Q22：要复现要多久、要什么机器？</w:t>
+      </w:r>
+    </w:p>
+    <w:p>
+      <w:r>
+        <w:t>&gt; 单种子全语料训练约 4.1 小时（CPU、无 GPU），十种子在三路并行下一夜可跑完；仓库给出四条命令（数据审计 → 主实验 → 汇总 → 出包），所有数字由 49 项自动检查复核。</w:t>
+      </w:r>
+    </w:p>
+    <w:p>
+      <w:pPr>
         <w:pStyle w:val="Heading1"/>
       </w:pPr>
       <w:r>
-        <w:t>六、措辞红线（避免过度声明）</w:t>
+        <w:t>八、措辞红线（避免过度声明）</w:t>
       </w:r>
     </w:p>
     <w:p>
@@ -1841,10 +5441,160 @@
     </w:p>
     <w:p>
       <w:pPr>
+        <w:pStyle w:val="ListBullet"/>
+      </w:pPr>
+      <w:r>
+        <w:t>不说「权重完全没用」：命题只覆盖可辨识区间，专家高度去相关时增益是存在的（多样性回归斜率 0.0646、r = 0.749，9 次去相关配置全部为正）；</w:t>
+      </w:r>
+    </w:p>
+    <w:p>
+      <w:pPr>
+        <w:pStyle w:val="ListBullet"/>
+      </w:pPr>
+      <w:r>
+        <w:t>不说「结论普适」：协议效应大于聚合规则这一条是在流特征公开数据上测到的，换任务或换模态需要重新验证。</w:t>
+      </w:r>
+    </w:p>
+    <w:p>
+      <w:pPr>
         <w:pStyle w:val="Heading1"/>
       </w:pPr>
       <w:r>
-        <w:t>七、随身材料</w:t>
+        <w:t>九、汇报前 10 分钟检查清单</w:t>
+      </w:r>
+    </w:p>
+    <w:p>
+      <w:pPr>
+        <w:pStyle w:val="ListNumber"/>
+        <w:numPr>
+          <w:ilvl w:val="0"/>
+          <w:numId w:val="12"/>
+        </w:numPr>
+      </w:pPr>
+      <w:r>
+        <w:t xml:space="preserve">打开 </w:t>
+      </w:r>
+      <w:r>
+        <w:rPr>
+          <w:rFonts w:ascii="Consolas" w:hAnsi="Consolas"/>
+        </w:rPr>
+        <w:t>汇报用_论文介绍.pptx</w:t>
+      </w:r>
+      <w:r>
+        <w:t>（12 页），确认停在第 1 页、放映模式为 16:9；</w:t>
+      </w:r>
+    </w:p>
+    <w:p>
+      <w:pPr>
+        <w:pStyle w:val="ListNumber"/>
+        <w:numPr>
+          <w:ilvl w:val="0"/>
+          <w:numId w:val="12"/>
+        </w:numPr>
+      </w:pPr>
+      <w:r>
+        <w:t xml:space="preserve">旁边开好 </w:t>
+      </w:r>
+      <w:r>
+        <w:rPr>
+          <w:rFonts w:ascii="Consolas" w:hAnsi="Consolas"/>
+        </w:rPr>
+        <w:t>向老师汇报要点.docx</w:t>
+      </w:r>
+      <w:r>
+        <w:t>（本文件），第 5 节数字速查与第 7 节问答用于追问；</w:t>
+      </w:r>
+    </w:p>
+    <w:p>
+      <w:pPr>
+        <w:pStyle w:val="ListNumber"/>
+        <w:numPr>
+          <w:ilvl w:val="0"/>
+          <w:numId w:val="12"/>
+        </w:numPr>
+      </w:pPr>
+      <w:r>
+        <w:t>准备好两个「翻到就讲」的证据入口：</w:t>
+      </w:r>
+      <w:r>
+        <w:rPr>
+          <w:rFonts w:ascii="Consolas" w:hAnsi="Consolas"/>
+        </w:rPr>
+        <w:t>数据处理代码与流程.docx</w:t>
+      </w:r>
+      <w:r>
+        <w:t>（六阶段与代码）与</w:t>
+      </w:r>
+      <w:r>
+        <w:rPr>
+          <w:rFonts w:ascii="Consolas" w:hAnsi="Consolas"/>
+        </w:rPr>
+        <w:t>公式来源与核验.docx</w:t>
+      </w:r>
+      <w:r>
+        <w:t>（五个公式的出处与复算）；</w:t>
+      </w:r>
+    </w:p>
+    <w:p>
+      <w:pPr>
+        <w:pStyle w:val="ListNumber"/>
+        <w:numPr>
+          <w:ilvl w:val="0"/>
+          <w:numId w:val="12"/>
+        </w:numPr>
+      </w:pPr>
+      <w:r>
+        <w:t xml:space="preserve">若被要求现场看数据：打开 </w:t>
+      </w:r>
+      <w:r>
+        <w:rPr>
+          <w:rFonts w:ascii="Consolas" w:hAnsi="Consolas"/>
+        </w:rPr>
+        <w:t>数据与资料来源总表.docx</w:t>
+      </w:r>
+      <w:r>
+        <w:t>（URL、日期、许可、SHA-256）与</w:t>
+      </w:r>
+      <w:r>
+        <w:rPr>
+          <w:rFonts w:ascii="Consolas" w:hAnsi="Consolas"/>
+        </w:rPr>
+        <w:t>论文自查表.docx</w:t>
+      </w:r>
+      <w:r>
+        <w:t>（69 项自查的逐条证据位置）；</w:t>
+      </w:r>
+    </w:p>
+    <w:p>
+      <w:pPr>
+        <w:pStyle w:val="ListNumber"/>
+        <w:numPr>
+          <w:ilvl w:val="0"/>
+          <w:numId w:val="12"/>
+        </w:numPr>
+      </w:pPr>
+      <w:r>
+        <w:t>时间不够时的裁剪顺序：第 9 页 → 第 5 页 → 第 8 页（保留 1/2/3/4/6/7/10）；时间富余时的补充顺序相反；</w:t>
+      </w:r>
+    </w:p>
+    <w:p>
+      <w:pPr>
+        <w:pStyle w:val="ListNumber"/>
+        <w:numPr>
+          <w:ilvl w:val="0"/>
+          <w:numId w:val="12"/>
+        </w:numPr>
+      </w:pPr>
+      <w:r>
+        <w:t>三句必须原话说出口的话：「这是等价检验，不是没拒绝原假设」、「全语料方向稳定为负，但 0.01 边界仍等价」、「协议效应比聚合规则差异大一个数量级」。</w:t>
+      </w:r>
+    </w:p>
+    <w:p>
+      <w:pPr>
+        <w:pStyle w:val="Heading1"/>
+      </w:pPr>
+      <w:r>
+        <w:t>十、随身材料</w:t>
       </w:r>
     </w:p>
     <w:p>
@@ -1858,7 +5608,21 @@
         <w:t>论文介绍.md/.docx</w:t>
       </w:r>
       <w:r>
-        <w:t>：两页书面介绍，可直接发给老师；</w:t>
+        <w:t>：书面介绍（含背景、判据、完整数字、术语表与读稿路线），可直接发给老师；</w:t>
+      </w:r>
+    </w:p>
+    <w:p>
+      <w:pPr>
+        <w:pStyle w:val="ListBullet"/>
+      </w:pPr>
+      <w:r>
+        <w:rPr>
+          <w:rFonts w:ascii="Consolas" w:hAnsi="Consolas"/>
+        </w:rPr>
+        <w:t>汇报用_论文介绍.pptx</w:t>
+      </w:r>
+      <w:r>
+        <w:t>：12 页汇报幻灯片，含逐页讲稿备注；</w:t>
       </w:r>
     </w:p>
     <w:p>
@@ -1889,7 +5653,38 @@
         <w:pStyle w:val="ListBullet"/>
       </w:pPr>
       <w:r>
-        <w:t>补充材料 S01–S30 与公开仓库（tag v1.11.0）：被追问细节时的证据索引。</w:t>
+        <w:rPr>
+          <w:rFonts w:ascii="Consolas" w:hAnsi="Consolas"/>
+        </w:rPr>
+        <w:t>项目流程图.md/.docx</w:t>
+      </w:r>
+      <w:r>
+        <w:t>：六阶段全流程一页图；</w:t>
+      </w:r>
+    </w:p>
+    <w:p>
+      <w:pPr>
+        <w:pStyle w:val="ListBullet"/>
+      </w:pPr>
+      <w:r>
+        <w:t>补充材料 S01–S30 与公开仓库（tag v1.11.0）：被追问细节时的证据索引；</w:t>
+      </w:r>
+    </w:p>
+    <w:p>
+      <w:pPr>
+        <w:pStyle w:val="ListBullet"/>
+      </w:pPr>
+      <w:r>
+        <w:t xml:space="preserve">投稿包 </w:t>
+      </w:r>
+      <w:r>
+        <w:rPr>
+          <w:rFonts w:ascii="Consolas" w:hAnsi="Consolas"/>
+        </w:rPr>
+        <w:t>submission_package/论文投稿包_v1.11.0.zip</w:t>
+      </w:r>
+      <w:r>
+        <w:t>：154 个文件，含全部稿件、补充材料与校验清单。</w:t>
       </w:r>
     </w:p>
     <w:sectPr>
@@ -2110,6 +5905,12 @@
     </w:lvlOverride>
   </w:num>
   <w:num w:numId="11">
+    <w:abstractNumId w:val="7"/>
+    <w:lvlOverride w:ilvl="0">
+      <w:startOverride w:val="1"/>
+    </w:lvlOverride>
+  </w:num>
+  <w:num w:numId="12">
     <w:abstractNumId w:val="7"/>
     <w:lvlOverride w:ilvl="0">
       <w:startOverride w:val="1"/>

--- a/重构版论文_v4_20260915/向老师汇报要点.docx
+++ b/重构版论文_v4_20260915/向老师汇报要点.docx
@@ -4561,7 +4561,7 @@
               <w:rPr>
                 <w:sz w:val="16"/>
               </w:rPr>
-              <w:t>49 项检查；154 个文件，tag v1.11.0</w:t>
+              <w:t>50 项检查；213 个文件，tag v1.11.0</w:t>
             </w:r>
           </w:p>
         </w:tc>
@@ -5146,7 +5146,7 @@
     </w:p>
     <w:p>
       <w:r>
-        <w:t>&gt; 四个数据集的摘要与字节数都与来源记录逐一核对过（CIC 8 个文件 2 830 743 行、NSL/UNSW 官方划分、N-BaIoT 归档 1 772 922 927 字节），722 个逐样本预测全部公开，仓库带 tag；49 项自动检查每次提交前全绿。</w:t>
+        <w:t>&gt; 四个数据集的摘要与字节数都与来源记录逐一核对过（CIC 8 个文件 2 830 743 行、NSL/UNSW 官方划分、N-BaIoT 归档 1 772 922 927 字节），722 个逐样本预测全部公开，仓库带 tag；50 项自动检查每次提交前全绿。</w:t>
       </w:r>
     </w:p>
     <w:p>
@@ -5388,7 +5388,7 @@
     </w:p>
     <w:p>
       <w:r>
-        <w:t>&gt; 单种子全语料训练约 4.1 小时（CPU、无 GPU），十种子在三路并行下一夜可跑完；仓库给出四条命令（数据审计 → 主实验 → 汇总 → 出包），所有数字由 49 项自动检查复核。</w:t>
+        <w:t>&gt; 单种子全语料训练约 4.1 小时（CPU、无 GPU），十种子在三路并行下一夜可跑完；仓库给出四条命令（数据审计 → 主实验 → 汇总 → 出包），所有数字由 50 项自动检查复核。</w:t>
       </w:r>
     </w:p>
     <w:p>
@@ -5684,7 +5684,7 @@
         <w:t>submission_package/论文投稿包_v1.11.0.zip</w:t>
       </w:r>
       <w:r>
-        <w:t>：154 个文件，含全部稿件、补充材料与校验清单。</w:t>
+        <w:t>：213 个文件，含全部稿件、补充材料与校验清单。</w:t>
       </w:r>
     </w:p>
     <w:sectPr>

--- a/重构版论文_v4_20260915/向老师汇报要点.docx
+++ b/重构版论文_v4_20260915/向老师汇报要点.docx
@@ -4561,7 +4561,7 @@
               <w:rPr>
                 <w:sz w:val="16"/>
               </w:rPr>
-              <w:t>50 项检查；213 个文件，tag v1.11.0</w:t>
+              <w:t>51 项检查；781 个文件，tag v1.11.0</w:t>
             </w:r>
           </w:p>
         </w:tc>
@@ -5146,7 +5146,7 @@
     </w:p>
     <w:p>
       <w:r>
-        <w:t>&gt; 四个数据集的摘要与字节数都与来源记录逐一核对过（CIC 8 个文件 2 830 743 行、NSL/UNSW 官方划分、N-BaIoT 归档 1 772 922 927 字节），722 个逐样本预测全部公开，仓库带 tag；50 项自动检查每次提交前全绿。</w:t>
+        <w:t>&gt; 四个数据集的摘要与字节数都与来源记录逐一核对过（CIC 8 个文件 2 830 743 行、NSL/UNSW 官方划分、N-BaIoT 归档 1 772 922 927 字节），722 个逐样本预测全部公开，仓库带 tag；51 项自动检查每次提交前全绿。</w:t>
       </w:r>
     </w:p>
     <w:p>
@@ -5388,7 +5388,7 @@
     </w:p>
     <w:p>
       <w:r>
-        <w:t>&gt; 单种子全语料训练约 4.1 小时（CPU、无 GPU），十种子在三路并行下一夜可跑完；仓库给出四条命令（数据审计 → 主实验 → 汇总 → 出包），所有数字由 50 项自动检查复核。</w:t>
+        <w:t>&gt; 单种子全语料训练约 4.1 小时（CPU、无 GPU），十种子在三路并行下一夜可跑完；仓库给出四条命令（数据审计 → 主实验 → 汇总 → 出包），所有数字由 51 项自动检查复核。</w:t>
       </w:r>
     </w:p>
     <w:p>
@@ -5684,7 +5684,7 @@
         <w:t>submission_package/论文投稿包_v1.11.0.zip</w:t>
       </w:r>
       <w:r>
-        <w:t>：213 个文件，含全部稿件、补充材料与校验清单。</w:t>
+        <w:t>：781 个文件，含全部稿件、补充材料与校验清单。</w:t>
       </w:r>
     </w:p>
     <w:sectPr>

--- a/重构版论文_v4_20260915/向老师汇报要点.docx
+++ b/重构版论文_v4_20260915/向老师汇报要点.docx
@@ -4561,7 +4561,7 @@
               <w:rPr>
                 <w:sz w:val="16"/>
               </w:rPr>
-              <w:t>51 项检查；781 个文件，tag v1.11.0</w:t>
+              <w:t>52 项检查；787 个文件，tag v1.11.0</w:t>
             </w:r>
           </w:p>
         </w:tc>
@@ -5146,7 +5146,7 @@
     </w:p>
     <w:p>
       <w:r>
-        <w:t>&gt; 四个数据集的摘要与字节数都与来源记录逐一核对过（CIC 8 个文件 2 830 743 行、NSL/UNSW 官方划分、N-BaIoT 归档 1 772 922 927 字节），722 个逐样本预测全部公开，仓库带 tag；51 项自动检查每次提交前全绿。</w:t>
+        <w:t>&gt; 四个数据集的摘要与字节数都与来源记录逐一核对过（CIC 8 个文件 2 830 743 行、NSL/UNSW 官方划分、N-BaIoT 归档 1 772 922 927 字节），722 个逐样本预测全部公开，仓库带 tag；52 项自动检查每次提交前全绿。</w:t>
       </w:r>
     </w:p>
     <w:p>
@@ -5388,7 +5388,7 @@
     </w:p>
     <w:p>
       <w:r>
-        <w:t>&gt; 单种子全语料训练约 4.1 小时（CPU、无 GPU），十种子在三路并行下一夜可跑完；仓库给出四条命令（数据审计 → 主实验 → 汇总 → 出包），所有数字由 51 项自动检查复核。</w:t>
+        <w:t>&gt; 单种子全语料训练约 4.1 小时（CPU、无 GPU），十种子在三路并行下一夜可跑完；仓库给出四条命令（数据审计 → 主实验 → 汇总 → 出包），所有数字由 52 项自动检查复核。</w:t>
       </w:r>
     </w:p>
     <w:p>
@@ -5684,7 +5684,7 @@
         <w:t>submission_package/论文投稿包_v1.11.0.zip</w:t>
       </w:r>
       <w:r>
-        <w:t>：781 个文件，含全部稿件、补充材料与校验清单。</w:t>
+        <w:t>：787 个文件，含全部稿件、补充材料与校验清单。</w:t>
       </w:r>
     </w:p>
     <w:sectPr>

--- a/重构版论文_v4_20260915/向老师汇报要点.docx
+++ b/重构版论文_v4_20260915/向老师汇报要点.docx
@@ -1554,7 +1554,7 @@
     </w:p>
     <w:p>
       <w:r>
-        <w:t>&gt; 「代价这边我不打算美化：同等总体下条件加权的训练耗时约是等权森林的 80 倍，全语料 175 倍（单种子约 4.1 小时对 85 秒）；模型体积 4.1 倍，批量吞吐 43064 对 200276 行/秒。开放集上，以 PortScan、Infiltration、Heartbleed 为未知族时，条件分支 AUROC 0.644–0.694、未知类召回 0.0015–0.0396，等权森林是 0.919–0.948 与 0.057–0.374——风险门控把概率推向高置信区，反而削弱了拒绝所需的不确定性信号。」</w:t>
+        <w:t>&gt; 「代价这边我不打算美化：按十种子均值，同等总体下条件加权的训练耗时约是等权森林的 80 倍，全语料 175 倍（单种子约 4.1 小时对 85 秒）；模型体积 4.1 倍，批量吞吐 43064 对 200276 行/秒（体积与吞吐来自单种子资源画像）。开放集上，以 PortScan、Infiltration、Heartbleed 为未知族时，条件分支 AUROC 0.644–0.694、未知类召回 0.0015–0.0396，等权森林是 0.919–0.948 与 0.057–0.374——风险门控把概率推向高置信区，反而削弱了拒绝所需的不确定性信号。」</w:t>
       </w:r>
     </w:p>
     <w:p>
@@ -1620,7 +1620,7 @@
         <w:pStyle w:val="ListBullet"/>
       </w:pPr>
       <w:r>
-        <w:t>数字：训练快 80–175 倍、模型小 4.1 倍、协议效应高一个数量级。</w:t>
+        <w:t>数字：训练代价 80–175 倍（十种子均值）、模型小 4.1 倍（单种子画像）、协议效应高一个数量级。</w:t>
       </w:r>
     </w:p>
     <w:p>
@@ -4561,7 +4561,7 @@
               <w:rPr>
                 <w:sz w:val="16"/>
               </w:rPr>
-              <w:t>52 项检查；787 个文件，tag v1.11.0</w:t>
+              <w:t>52 项检查；793 个文件，tag v1.11.0</w:t>
             </w:r>
           </w:p>
         </w:tc>
@@ -5185,7 +5185,7 @@
     </w:p>
     <w:p>
       <w:r>
-        <w:t>&gt; 是，这正是结论之一：截断总体训练约 80 倍、全语料 175 倍，模型体积 4.1 倍、批量推理 5 倍，且在误报漏报代价比 1–100 内没有代价敏感优势。</w:t>
+        <w:t>&gt; 是，这正是结论之一：按十种子均值，截断总体训练约 80 倍、全语料 175 倍；模型体积 4.1 倍、批量推理 5 倍来自单种子资源画像。在误报漏报代价比 1–100 内没有代价敏感优势。</w:t>
       </w:r>
     </w:p>
     <w:p>
@@ -5684,7 +5684,7 @@
         <w:t>submission_package/论文投稿包_v1.11.0.zip</w:t>
       </w:r>
       <w:r>
-        <w:t>：787 个文件，含全部稿件、补充材料与校验清单。</w:t>
+        <w:t>：793 个文件，含全部稿件、补充材料与校验清单。</w:t>
       </w:r>
     </w:p>
     <w:sectPr>

--- a/重构版论文_v4_20260915/向老师汇报要点.docx
+++ b/重构版论文_v4_20260915/向老师汇报要点.docx
@@ -4561,7 +4561,7 @@
               <w:rPr>
                 <w:sz w:val="16"/>
               </w:rPr>
-              <w:t>52 项检查；793 个文件，tag v1.11.0</w:t>
+              <w:t>53 项检查；829 个文件，tag v1.11.0</w:t>
             </w:r>
           </w:p>
         </w:tc>
@@ -5146,7 +5146,7 @@
     </w:p>
     <w:p>
       <w:r>
-        <w:t>&gt; 四个数据集的摘要与字节数都与来源记录逐一核对过（CIC 8 个文件 2 830 743 行、NSL/UNSW 官方划分、N-BaIoT 归档 1 772 922 927 字节），722 个逐样本预测全部公开，仓库带 tag；52 项自动检查每次提交前全绿。</w:t>
+        <w:t>&gt; 四个数据集的摘要与字节数都与来源记录逐一核对过（CIC 8 个文件 2 830 743 行、NSL/UNSW 官方划分、N-BaIoT 归档 1 772 922 927 字节），722 个逐样本预测全部公开，仓库带 tag；53 项自动检查每次提交前全绿。</w:t>
       </w:r>
     </w:p>
     <w:p>
@@ -5388,7 +5388,7 @@
     </w:p>
     <w:p>
       <w:r>
-        <w:t>&gt; 单种子全语料训练约 4.1 小时（CPU、无 GPU），十种子在三路并行下一夜可跑完；仓库给出四条命令（数据审计 → 主实验 → 汇总 → 出包），所有数字由 52 项自动检查复核。</w:t>
+        <w:t>&gt; 单种子全语料训练约 4.1 小时（CPU、无 GPU），十种子在三路并行下一夜可跑完；仓库给出四条命令（数据审计 → 主实验 → 汇总 → 出包），所有数字由 53 项自动检查复核。</w:t>
       </w:r>
     </w:p>
     <w:p>
@@ -5684,7 +5684,7 @@
         <w:t>submission_package/论文投稿包_v1.11.0.zip</w:t>
       </w:r>
       <w:r>
-        <w:t>：793 个文件，含全部稿件、补充材料与校验清单。</w:t>
+        <w:t>：829 个文件，含全部稿件、补充材料与校验清单。</w:t>
       </w:r>
     </w:p>
     <w:sectPr>

--- a/重构版论文_v4_20260915/向老师汇报要点.docx
+++ b/重构版论文_v4_20260915/向老师汇报要点.docx
@@ -4561,7 +4561,7 @@
               <w:rPr>
                 <w:sz w:val="16"/>
               </w:rPr>
-              <w:t>53 项检查；829 个文件，tag v1.11.0</w:t>
+              <w:t>53 项检查；854 个文件，tag v1.11.0</w:t>
             </w:r>
           </w:p>
         </w:tc>
@@ -5684,7 +5684,7 @@
         <w:t>submission_package/论文投稿包_v1.11.0.zip</w:t>
       </w:r>
       <w:r>
-        <w:t>：829 个文件，含全部稿件、补充材料与校验清单。</w:t>
+        <w:t>：854 个文件，含全部稿件、补充材料与校验清单。</w:t>
       </w:r>
     </w:p>
     <w:sectPr>

--- a/重构版论文_v4_20260915/向老师汇报要点.docx
+++ b/重构版论文_v4_20260915/向老师汇报要点.docx
@@ -4561,7 +4561,7 @@
               <w:rPr>
                 <w:sz w:val="16"/>
               </w:rPr>
-              <w:t>53 项检查；854 个文件，tag v1.11.0</w:t>
+              <w:t>53 项检查；873 个文件，tag v1.11.0</w:t>
             </w:r>
           </w:p>
         </w:tc>
@@ -5089,12 +5089,12 @@
         <w:pStyle w:val="Heading1"/>
       </w:pPr>
       <w:r>
-        <w:t>七、老师最可能追问的 22 个问题</w:t>
+        <w:t>七、老师最可能追问的 23 个问题</w:t>
       </w:r>
     </w:p>
     <w:p>
       <w:r>
-        <w:t>前八问每次汇报都会出现；后面十四问按老师追问的方向取用（设计 4、统计 4、数据 3、流程与边界 3）。</w:t>
+        <w:t>前八问每次汇报都会出现；后面十五问按老师追问的方向取用（设计 4、统计 4、数据 4、流程与边界 3）。</w:t>
       </w:r>
     </w:p>
     <w:p>
@@ -5146,7 +5146,7 @@
     </w:p>
     <w:p>
       <w:r>
-        <w:t>&gt; 四个数据集的摘要与字节数都与来源记录逐一核对过（CIC 8 个文件 2 830 743 行、NSL/UNSW 官方划分、N-BaIoT 归档 1 772 922 927 字节），722 个逐样本预测全部公开，仓库带 tag；53 项自动检查每次提交前全绿。</w:t>
+        <w:t>&gt; 13 个语料的摘要与字节数都与来源记录逐一核对过（CIC 8 个文件 2 830 743 行、NSL/UNSW 官方划分、N-BaIoT 归档 1 772 922 927 字节），1,148 个逐样本预测全部公开，仓库带 tag；53 项自动检查每次提交前全绿。</w:t>
       </w:r>
     </w:p>
     <w:p>
@@ -5154,7 +5154,20 @@
         <w:rPr>
           <w:b/>
         </w:rPr>
-        <w:t>Q5：和已有工作有什么不同？</w:t>
+        <w:t>Q5：数据集是不是太老了？</w:t>
+      </w:r>
+    </w:p>
+    <w:p>
+      <w:r>
+        <w:t>&gt; 评测的 13 个语料里八个发布于 2020 年及以后，其中三份发布于 2025 年：UAVIDS-2025（5 类，Macro-F1 0.9450，差 +0.000020）、GeNIS（4 类，Macro-F1 0.9999，差 +0.000000）、IDS2025（7 类，Macro-F1 0.9810，差 +0.000016）；全部语料都按同一套水库去重、同一组十个种子、同一组确定性视图评测，结论不随语料年代改变。</w:t>
+      </w:r>
+    </w:p>
+    <w:p>
+      <w:r>
+        <w:rPr>
+          <w:b/>
+        </w:rPr>
+        <w:t>Q6：和已有工作有什么不同？</w:t>
       </w:r>
     </w:p>
     <w:p>
@@ -5167,7 +5180,7 @@
         <w:rPr>
           <w:b/>
         </w:rPr>
-        <w:t>Q6：为什么用 Macro-F1 而不是准确率？</w:t>
+        <w:t>Q7：为什么用 Macro-F1 而不是准确率？</w:t>
       </w:r>
     </w:p>
     <w:p>
@@ -5180,7 +5193,7 @@
         <w:rPr>
           <w:b/>
         </w:rPr>
-        <w:t>Q7：代价是不是太大？</w:t>
+        <w:t>Q8：代价是不是太大？</w:t>
       </w:r>
     </w:p>
     <w:p>
@@ -5193,7 +5206,7 @@
         <w:rPr>
           <w:b/>
         </w:rPr>
-        <w:t>Q8：下一步做什么？</w:t>
+        <w:t>Q9：下一步做什么？</w:t>
       </w:r>
     </w:p>
     <w:p>
@@ -5214,7 +5227,7 @@
         <w:rPr>
           <w:b/>
         </w:rPr>
-        <w:t>Q9：为什么是四个专家，而不是两个或十个？</w:t>
+        <w:t>Q10：为什么是四个专家，而不是两个或十个？</w:t>
       </w:r>
     </w:p>
     <w:p>
@@ -5227,7 +5240,7 @@
         <w:rPr>
           <w:b/>
         </w:rPr>
-        <w:t>Q10：权重到底是怎么算出来的？</w:t>
+        <w:t>Q11：权重到底是怎么算出来的？</w:t>
       </w:r>
     </w:p>
     <w:p>
@@ -5240,7 +5253,7 @@
         <w:rPr>
           <w:b/>
         </w:rPr>
-        <w:t>Q11：门控搜索是不是在测试集上调参？</w:t>
+        <w:t>Q12：门控搜索是不是在测试集上调参？</w:t>
       </w:r>
     </w:p>
     <w:p>
@@ -5253,7 +5266,7 @@
         <w:rPr>
           <w:b/>
         </w:rPr>
-        <w:t>Q12：为什么不用深度模型做对照？</w:t>
+        <w:t>Q13：为什么不用深度模型做对照？</w:t>
       </w:r>
     </w:p>
     <w:p>
@@ -5266,7 +5279,7 @@
         <w:rPr>
           <w:b/>
         </w:rPr>
-        <w:t>Q13：为什么用 TOST 而不是「p &gt; 0.05 就没有差异」？</w:t>
+        <w:t>Q14：为什么用 TOST 而不是「p &gt; 0.05 就没有差异」？</w:t>
       </w:r>
     </w:p>
     <w:p>
@@ -5279,7 +5292,7 @@
         <w:rPr>
           <w:b/>
         </w:rPr>
-        <w:t>Q14：逐种子结果一致吗？</w:t>
+        <w:t>Q15：逐种子结果一致吗？</w:t>
       </w:r>
     </w:p>
     <w:p>
@@ -5292,7 +5305,7 @@
         <w:rPr>
           <w:b/>
         </w:rPr>
-        <w:t>Q15：效应量有多小？</w:t>
+        <w:t>Q16：效应量有多小？</w:t>
       </w:r>
     </w:p>
     <w:p>
@@ -5305,7 +5318,7 @@
         <w:rPr>
           <w:b/>
         </w:rPr>
-        <w:t>Q16：你的结论和「XGBoost 更强」矛盾吗？</w:t>
+        <w:t>Q17：你的结论和「XGBoost 更强」矛盾吗？</w:t>
       </w:r>
     </w:p>
     <w:p>
@@ -5318,7 +5331,7 @@
         <w:rPr>
           <w:b/>
         </w:rPr>
-        <w:t>Q17：数据泄漏具体有哪些？</w:t>
+        <w:t>Q18：数据泄漏具体有哪些？</w:t>
       </w:r>
     </w:p>
     <w:p>
@@ -5331,12 +5344,12 @@
         <w:rPr>
           <w:b/>
         </w:rPr>
-        <w:t>Q18：为什么不用时间切分？</w:t>
+        <w:t>Q19：为什么不用时间切分？</w:t>
       </w:r>
     </w:p>
     <w:p>
       <w:r>
-        <w:t>&gt; 四个公开语料都不提供同一测试床上的时间戳，无法构造真正的时间留出集；作为部分替代做了文件级覆盖分析（Macro-F1 0.3325–0.9997），并在稿件里明确写成局限。</w:t>
+        <w:t>&gt; 13 个公开语料都不提供同一测试床上的时间戳，无法构造真正的时间留出集；作为部分替代做了文件级覆盖分析（Macro-F1 0.3325–0.9997），并在稿件里明确写成局限。</w:t>
       </w:r>
     </w:p>
     <w:p>
@@ -5344,7 +5357,7 @@
         <w:rPr>
           <w:b/>
         </w:rPr>
-        <w:t>Q19：为什么 NSL-KDD 的分数这么低？</w:t>
+        <w:t>Q20：为什么 NSL-KDD 的分数这么低？</w:t>
       </w:r>
     </w:p>
     <w:p>
@@ -5357,7 +5370,7 @@
         <w:rPr>
           <w:b/>
         </w:rPr>
-        <w:t>Q20：N-BaIoT 上大家都 0.9998 以上，说明什么？</w:t>
+        <w:t>Q21：N-BaIoT 上大家都 0.9998 以上，说明什么？</w:t>
       </w:r>
     </w:p>
     <w:p>
@@ -5370,7 +5383,7 @@
         <w:rPr>
           <w:b/>
         </w:rPr>
-        <w:t>Q21：审稿人最可能攻击哪三点？</w:t>
+        <w:t>Q22：审稿人最可能攻击哪三点？</w:t>
       </w:r>
     </w:p>
     <w:p>
@@ -5383,7 +5396,7 @@
         <w:rPr>
           <w:b/>
         </w:rPr>
-        <w:t>Q22：要复现要多久、要什么机器？</w:t>
+        <w:t>Q23：要复现要多久、要什么机器？</w:t>
       </w:r>
     </w:p>
     <w:p>
@@ -5420,7 +5433,7 @@
         <w:pStyle w:val="ListBullet"/>
       </w:pPr>
       <w:r>
-        <w:t>不说「生产可用」：四个语料都不含生产流量，也没有同一测试床上的时间分离留出集；</w:t>
+        <w:t>不说「生产可用」：13 个语料都不含生产流量，也没有同一测试床上的时间分离留出集；</w:t>
       </w:r>
     </w:p>
     <w:p>
@@ -5684,7 +5697,7 @@
         <w:t>submission_package/论文投稿包_v1.11.0.zip</w:t>
       </w:r>
       <w:r>
-        <w:t>：854 个文件，含全部稿件、补充材料与校验清单。</w:t>
+        <w:t>：873 个文件，含全部稿件、补充材料与校验清单。</w:t>
       </w:r>
     </w:p>
     <w:sectPr>

--- a/重构版论文_v4_20260915/向老师汇报要点.docx
+++ b/重构版论文_v4_20260915/向老师汇报要点.docx
@@ -4561,7 +4561,7 @@
               <w:rPr>
                 <w:sz w:val="16"/>
               </w:rPr>
-              <w:t>53 项检查；873 个文件，tag v1.11.0</w:t>
+              <w:t>53 项检查；884 个文件，tag v1.11.0</w:t>
             </w:r>
           </w:p>
         </w:tc>
@@ -5089,12 +5089,12 @@
         <w:pStyle w:val="Heading1"/>
       </w:pPr>
       <w:r>
-        <w:t>七、老师最可能追问的 23 个问题</w:t>
+        <w:t>七、老师最可能追问的 24 个问题</w:t>
       </w:r>
     </w:p>
     <w:p>
       <w:r>
-        <w:t>前八问每次汇报都会出现；后面十五问按老师追问的方向取用（设计 4、统计 4、数据 4、流程与边界 3）。</w:t>
+        <w:t>前八问每次汇报都会出现；后面十六问按老师追问的方向取用（设计 4、统计 4、数据 4、机制 1、流程与边界 3）。</w:t>
       </w:r>
     </w:p>
     <w:p>
@@ -5146,7 +5146,7 @@
     </w:p>
     <w:p>
       <w:r>
-        <w:t>&gt; 13 个语料的摘要与字节数都与来源记录逐一核对过（CIC 8 个文件 2 830 743 行、NSL/UNSW 官方划分、N-BaIoT 归档 1 772 922 927 字节），1,148 个逐样本预测全部公开，仓库带 tag；53 项自动检查每次提交前全绿。</w:t>
+        <w:t>&gt; 14 个语料的摘要与字节数都与来源记录逐一核对过（CIC 8 个文件 2 830 743 行、NSL/UNSW 官方划分、N-BaIoT 归档 1 772 922 927 字节），1,228 个逐样本预测全部公开，仓库带 tag；53 项自动检查每次提交前全绿。</w:t>
       </w:r>
     </w:p>
     <w:p>
@@ -5159,7 +5159,7 @@
     </w:p>
     <w:p>
       <w:r>
-        <w:t>&gt; 评测的 13 个语料里八个发布于 2020 年及以后，其中三份发布于 2025 年：UAVIDS-2025（5 类，Macro-F1 0.9450，差 +0.000020）、GeNIS（4 类，Macro-F1 0.9999，差 +0.000000）、IDS2025（7 类，Macro-F1 0.9810，差 +0.000016）；全部语料都按同一套水库去重、同一组十个种子、同一组确定性视图评测，结论不随语料年代改变。</w:t>
+        <w:t>&gt; 评测的 14 个语料里八个发布于 2020 年及以后，其中四份发布于 2025 年：UAVIDS-2025（5 类，Macro-F1 0.9450，差 +0.000020）、GeNIS（4 类，Macro-F1 0.9999，差 +0.000000）、IDS2025（7 类，Macro-F1 0.9810，差 +0.000016）、Gotham-2025（18 类，Macro-F1 0.9929，差 +0.000000）；全部语料都按同一套水库去重、同一组十个种子、同一组确定性视图评测，结论不随语料年代改变。</w:t>
       </w:r>
     </w:p>
     <w:p>
@@ -5167,7 +5167,20 @@
         <w:rPr>
           <w:b/>
         </w:rPr>
-        <w:t>Q6：和已有工作有什么不同？</w:t>
+        <w:t>Q6：门控到底有没有用？</w:t>
+      </w:r>
+    </w:p>
+    <w:p>
+      <w:r>
+        <w:t>&gt; 有用，但有条件——而且条件是可检验的。2025 年的 Gotham-2025 语料上，16 列特征用满（60 维预算会选中全部列）时三个视图完全重合，差值恰为 0.000000；把预算压到 16 选 8、让卡方与方差分析真正分歧后，门控以 +0.0063 超过同成员等权融合，十个种子方向一致。这正是命题 1 预测的边界：成员可互换时门控必然无效，成员可区分时它才可能有用。全文其余语料都在前一种情形里。</w:t>
+      </w:r>
+    </w:p>
+    <w:p>
+      <w:r>
+        <w:rPr>
+          <w:b/>
+        </w:rPr>
+        <w:t>Q7：和已有工作有什么不同？</w:t>
       </w:r>
     </w:p>
     <w:p>
@@ -5180,7 +5193,7 @@
         <w:rPr>
           <w:b/>
         </w:rPr>
-        <w:t>Q7：为什么用 Macro-F1 而不是准确率？</w:t>
+        <w:t>Q8：为什么用 Macro-F1 而不是准确率？</w:t>
       </w:r>
     </w:p>
     <w:p>
@@ -5193,7 +5206,7 @@
         <w:rPr>
           <w:b/>
         </w:rPr>
-        <w:t>Q8：代价是不是太大？</w:t>
+        <w:t>Q9：代价是不是太大？</w:t>
       </w:r>
     </w:p>
     <w:p>
@@ -5206,7 +5219,7 @@
         <w:rPr>
           <w:b/>
         </w:rPr>
-        <w:t>Q9：下一步做什么？</w:t>
+        <w:t>Q10：下一步做什么？</w:t>
       </w:r>
     </w:p>
     <w:p>
@@ -5227,7 +5240,7 @@
         <w:rPr>
           <w:b/>
         </w:rPr>
-        <w:t>Q10：为什么是四个专家，而不是两个或十个？</w:t>
+        <w:t>Q11：为什么是四个专家，而不是两个或十个？</w:t>
       </w:r>
     </w:p>
     <w:p>
@@ -5240,7 +5253,7 @@
         <w:rPr>
           <w:b/>
         </w:rPr>
-        <w:t>Q11：权重到底是怎么算出来的？</w:t>
+        <w:t>Q12：权重到底是怎么算出来的？</w:t>
       </w:r>
     </w:p>
     <w:p>
@@ -5253,7 +5266,7 @@
         <w:rPr>
           <w:b/>
         </w:rPr>
-        <w:t>Q12：门控搜索是不是在测试集上调参？</w:t>
+        <w:t>Q13：门控搜索是不是在测试集上调参？</w:t>
       </w:r>
     </w:p>
     <w:p>
@@ -5266,7 +5279,7 @@
         <w:rPr>
           <w:b/>
         </w:rPr>
-        <w:t>Q13：为什么不用深度模型做对照？</w:t>
+        <w:t>Q14：为什么不用深度模型做对照？</w:t>
       </w:r>
     </w:p>
     <w:p>
@@ -5279,7 +5292,7 @@
         <w:rPr>
           <w:b/>
         </w:rPr>
-        <w:t>Q14：为什么用 TOST 而不是「p &gt; 0.05 就没有差异」？</w:t>
+        <w:t>Q15：为什么用 TOST 而不是「p &gt; 0.05 就没有差异」？</w:t>
       </w:r>
     </w:p>
     <w:p>
@@ -5292,7 +5305,7 @@
         <w:rPr>
           <w:b/>
         </w:rPr>
-        <w:t>Q15：逐种子结果一致吗？</w:t>
+        <w:t>Q16：逐种子结果一致吗？</w:t>
       </w:r>
     </w:p>
     <w:p>
@@ -5305,7 +5318,7 @@
         <w:rPr>
           <w:b/>
         </w:rPr>
-        <w:t>Q16：效应量有多小？</w:t>
+        <w:t>Q17：效应量有多小？</w:t>
       </w:r>
     </w:p>
     <w:p>
@@ -5318,7 +5331,7 @@
         <w:rPr>
           <w:b/>
         </w:rPr>
-        <w:t>Q17：你的结论和「XGBoost 更强」矛盾吗？</w:t>
+        <w:t>Q18：你的结论和「XGBoost 更强」矛盾吗？</w:t>
       </w:r>
     </w:p>
     <w:p>
@@ -5331,7 +5344,7 @@
         <w:rPr>
           <w:b/>
         </w:rPr>
-        <w:t>Q18：数据泄漏具体有哪些？</w:t>
+        <w:t>Q19：数据泄漏具体有哪些？</w:t>
       </w:r>
     </w:p>
     <w:p>
@@ -5344,12 +5357,12 @@
         <w:rPr>
           <w:b/>
         </w:rPr>
-        <w:t>Q19：为什么不用时间切分？</w:t>
+        <w:t>Q20：为什么不用时间切分？</w:t>
       </w:r>
     </w:p>
     <w:p>
       <w:r>
-        <w:t>&gt; 13 个公开语料都不提供同一测试床上的时间戳，无法构造真正的时间留出集；作为部分替代做了文件级覆盖分析（Macro-F1 0.3325–0.9997），并在稿件里明确写成局限。</w:t>
+        <w:t>&gt; 14 个公开语料都不提供同一测试床上的时间戳，无法构造真正的时间留出集；作为部分替代做了文件级覆盖分析（Macro-F1 0.3325–0.9997），并在稿件里明确写成局限。</w:t>
       </w:r>
     </w:p>
     <w:p>
@@ -5357,7 +5370,7 @@
         <w:rPr>
           <w:b/>
         </w:rPr>
-        <w:t>Q20：为什么 NSL-KDD 的分数这么低？</w:t>
+        <w:t>Q21：为什么 NSL-KDD 的分数这么低？</w:t>
       </w:r>
     </w:p>
     <w:p>
@@ -5370,7 +5383,7 @@
         <w:rPr>
           <w:b/>
         </w:rPr>
-        <w:t>Q21：N-BaIoT 上大家都 0.9998 以上，说明什么？</w:t>
+        <w:t>Q22：N-BaIoT 上大家都 0.9998 以上，说明什么？</w:t>
       </w:r>
     </w:p>
     <w:p>
@@ -5383,7 +5396,7 @@
         <w:rPr>
           <w:b/>
         </w:rPr>
-        <w:t>Q22：审稿人最可能攻击哪三点？</w:t>
+        <w:t>Q23：审稿人最可能攻击哪三点？</w:t>
       </w:r>
     </w:p>
     <w:p>
@@ -5396,7 +5409,7 @@
         <w:rPr>
           <w:b/>
         </w:rPr>
-        <w:t>Q23：要复现要多久、要什么机器？</w:t>
+        <w:t>Q24：要复现要多久、要什么机器？</w:t>
       </w:r>
     </w:p>
     <w:p>
@@ -5433,7 +5446,7 @@
         <w:pStyle w:val="ListBullet"/>
       </w:pPr>
       <w:r>
-        <w:t>不说「生产可用」：13 个语料都不含生产流量，也没有同一测试床上的时间分离留出集；</w:t>
+        <w:t>不说「生产可用」：14 个语料都不含生产流量，也没有同一测试床上的时间分离留出集；</w:t>
       </w:r>
     </w:p>
     <w:p>
@@ -5697,7 +5710,7 @@
         <w:t>submission_package/论文投稿包_v1.11.0.zip</w:t>
       </w:r>
       <w:r>
-        <w:t>：873 个文件，含全部稿件、补充材料与校验清单。</w:t>
+        <w:t>：884 个文件，含全部稿件、补充材料与校验清单。</w:t>
       </w:r>
     </w:p>
     <w:sectPr>

--- a/重构版论文_v4_20260915/向老师汇报要点.docx
+++ b/重构版论文_v4_20260915/向老师汇报要点.docx
@@ -4561,7 +4561,7 @@
               <w:rPr>
                 <w:sz w:val="16"/>
               </w:rPr>
-              <w:t>53 项检查；884 个文件，tag v1.11.0</w:t>
+              <w:t>53 项检查；894 个文件，tag v1.11.0</w:t>
             </w:r>
           </w:p>
         </w:tc>
@@ -5146,7 +5146,7 @@
     </w:p>
     <w:p>
       <w:r>
-        <w:t>&gt; 14 个语料的摘要与字节数都与来源记录逐一核对过（CIC 8 个文件 2 830 743 行、NSL/UNSW 官方划分、N-BaIoT 归档 1 772 922 927 字节），1,228 个逐样本预测全部公开，仓库带 tag；53 项自动检查每次提交前全绿。</w:t>
+        <w:t>&gt; 17 个语料的摘要与字节数都与来源记录逐一核对过（CIC 8 个文件 2 830 743 行、NSL/UNSW 官方划分、N-BaIoT 归档 1 772 922 927 字节），1,348 个逐样本预测全部公开，仓库带 tag；53 项自动检查每次提交前全绿。</w:t>
       </w:r>
     </w:p>
     <w:p>
@@ -5159,7 +5159,7 @@
     </w:p>
     <w:p>
       <w:r>
-        <w:t>&gt; 评测的 14 个语料里八个发布于 2020 年及以后，其中四份发布于 2025 年：UAVIDS-2025（5 类，Macro-F1 0.9450，差 +0.000020）、GeNIS（4 类，Macro-F1 0.9999，差 +0.000000）、IDS2025（7 类，Macro-F1 0.9810，差 +0.000016）、Gotham-2025（18 类，Macro-F1 0.9929，差 +0.000000）；全部语料都按同一套水库去重、同一组十个种子、同一组确定性视图评测，结论不随语料年代改变。</w:t>
+        <w:t>&gt; 评测的 17 个语料里八个发布于 2020 年及以后，其中四份发布于 2025 年：UAVIDS-2025（5 类，Macro-F1 0.9450，差 +0.000020）、GeNIS（4 类，Macro-F1 0.9999，差 +0.000000）、IDS2025（7 类，Macro-F1 0.9810，差 +0.000016）、Gotham-2025（18 类，Macro-F1 0.9929，差 +0.000000）；全部语料都按同一套水库去重、同一组十个种子、同一组确定性视图评测，结论不随语料年代改变；2026 年新发布的三份（CTU-IDSEVAL-6、6TiSCHSet-2026、RTN 数据包表）差值在 -0.000026 到 0.000000 之间，同样不改变结论。</w:t>
       </w:r>
     </w:p>
     <w:p>
@@ -5362,7 +5362,7 @@
     </w:p>
     <w:p>
       <w:r>
-        <w:t>&gt; 14 个公开语料都不提供同一测试床上的时间戳，无法构造真正的时间留出集；作为部分替代做了文件级覆盖分析（Macro-F1 0.3325–0.9997），并在稿件里明确写成局限。</w:t>
+        <w:t>&gt; 17 个公开语料都不提供同一测试床上的时间戳，无法构造真正的时间留出集；作为部分替代做了文件级覆盖分析（Macro-F1 0.3325–0.9997），并在稿件里明确写成局限。</w:t>
       </w:r>
     </w:p>
     <w:p>
@@ -5446,7 +5446,7 @@
         <w:pStyle w:val="ListBullet"/>
       </w:pPr>
       <w:r>
-        <w:t>不说「生产可用」：14 个语料都不含生产流量，也没有同一测试床上的时间分离留出集；</w:t>
+        <w:t>不说「生产可用」：17 个语料都不含生产流量，也没有同一测试床上的时间分离留出集；</w:t>
       </w:r>
     </w:p>
     <w:p>
@@ -5710,7 +5710,7 @@
         <w:t>submission_package/论文投稿包_v1.11.0.zip</w:t>
       </w:r>
       <w:r>
-        <w:t>：884 个文件，含全部稿件、补充材料与校验清单。</w:t>
+        <w:t>：894 个文件，含全部稿件、补充材料与校验清单。</w:t>
       </w:r>
     </w:p>
     <w:sectPr>

--- a/重构版论文_v4_20260915/向老师汇报要点.docx
+++ b/重构版论文_v4_20260915/向老师汇报要点.docx
@@ -4561,7 +4561,7 @@
               <w:rPr>
                 <w:sz w:val="16"/>
               </w:rPr>
-              <w:t>53 项检查；894 个文件，tag v1.11.0</w:t>
+              <w:t>53 项检查；898 个文件，tag v1.11.0</w:t>
             </w:r>
           </w:p>
         </w:tc>
@@ -5159,7 +5159,7 @@
     </w:p>
     <w:p>
       <w:r>
-        <w:t>&gt; 评测的 17 个语料里八个发布于 2020 年及以后，其中四份发布于 2025 年：UAVIDS-2025（5 类，Macro-F1 0.9450，差 +0.000020）、GeNIS（4 类，Macro-F1 0.9999，差 +0.000000）、IDS2025（7 类，Macro-F1 0.9810，差 +0.000016）、Gotham-2025（18 类，Macro-F1 0.9929，差 +0.000000）；全部语料都按同一套水库去重、同一组十个种子、同一组确定性视图评测，结论不随语料年代改变；2026 年新发布的三份（CTU-IDSEVAL-6、6TiSCHSet-2026、RTN 数据包表）差值在 -0.000026 到 0.000000 之间，同样不改变结论。</w:t>
+        <w:t>&gt; 评测的 17 个语料里八个发布于 2020 年及以后，其中四份发布于 2025 年：UAVIDS-2025（5 类，Macro-F1 0.9450，差 +0.000020）、GeNIS（4 类，Macro-F1 0.9999，差 +0.000000）、IDS2025（7 类，Macro-F1 0.9810，差 +0.000016）、Gotham-2025（18 类，Macro-F1 0.9929，差 +0.000000）；全部语料都按同一套水库去重、同一组十个种子、同一组确定性视图评测，结论不随语料年代改变；2026 年新发布的三份（CTU-IDSEVAL-6、6TiSCHSet-2026、RTN 数据包表）差值在 -0.000026 到 0.000000 之间。把 2020–2026 年的十二个语料合并起来是 120 个种子级比较，均值 +0.000007、90% 区间 [-0.000006, +0.000020]，仍在 0.005 边界内。</w:t>
       </w:r>
     </w:p>
     <w:p>
@@ -5710,7 +5710,7 @@
         <w:t>submission_package/论文投稿包_v1.11.0.zip</w:t>
       </w:r>
       <w:r>
-        <w:t>：894 个文件，含全部稿件、补充材料与校验清单。</w:t>
+        <w:t>：898 个文件，含全部稿件、补充材料与校验清单。</w:t>
       </w:r>
     </w:p>
     <w:sectPr>

--- a/重构版论文_v4_20260915/向老师汇报要点.docx
+++ b/重构版论文_v4_20260915/向老师汇报要点.docx
@@ -4561,7 +4561,7 @@
               <w:rPr>
                 <w:sz w:val="16"/>
               </w:rPr>
-              <w:t>53 项检查；898 个文件，tag v1.11.0</w:t>
+              <w:t>53 项检查；916 个文件，tag v1.11.0</w:t>
             </w:r>
           </w:p>
         </w:tc>
@@ -5146,7 +5146,7 @@
     </w:p>
     <w:p>
       <w:r>
-        <w:t>&gt; 17 个语料的摘要与字节数都与来源记录逐一核对过（CIC 8 个文件 2 830 743 行、NSL/UNSW 官方划分、N-BaIoT 归档 1 772 922 927 字节），1,348 个逐样本预测全部公开，仓库带 tag；53 项自动检查每次提交前全绿。</w:t>
+        <w:t>&gt; 17 个语料的摘要与字节数都与来源记录逐一核对过（CIC 8 个文件 2 830 743 行、NSL/UNSW 官方划分、N-BaIoT 归档 1 772 922 927 字节），1,788 个逐样本预测全部公开，仓库带 tag；53 项自动检查每次提交前全绿。</w:t>
       </w:r>
     </w:p>
     <w:p>
@@ -5167,7 +5167,20 @@
         <w:rPr>
           <w:b/>
         </w:rPr>
-        <w:t>Q6：门控到底有没有用？</w:t>
+        <w:t>Q6：换成现代语料、再换设备或换运行，还成立吗？</w:t>
+      </w:r>
+    </w:p>
+    <w:p>
+      <w:r>
+        <w:t>&gt; 成立。Gotham-2025 不限上限 7 189 693 条测试行上门控与同成员等权融合差 +0.000009；逐设备留出（12/78 台）均值 0.9671、两臂差 +0.000000，逐运行留出（12/122 次）均值 0.5223、两臂差 +0.000123——换设备这种真实分布位移下两条臂依然不可区分。唯一能让门控赢的是把特征预算压小：k=8 时 +0.001663，k=32 起回到噪声水平（-0.000002）。机制上，Gotham 全档两条臂只改判 0/297 180 行，树权重落在 0.0091–0.0102 之间。</w:t>
+      </w:r>
+    </w:p>
+    <w:p>
+      <w:r>
+        <w:rPr>
+          <w:b/>
+        </w:rPr>
+        <w:t>Q7：门控到底有没有用？</w:t>
       </w:r>
     </w:p>
     <w:p>
@@ -5180,7 +5193,7 @@
         <w:rPr>
           <w:b/>
         </w:rPr>
-        <w:t>Q7：和已有工作有什么不同？</w:t>
+        <w:t>Q8：和已有工作有什么不同？</w:t>
       </w:r>
     </w:p>
     <w:p>
@@ -5193,7 +5206,7 @@
         <w:rPr>
           <w:b/>
         </w:rPr>
-        <w:t>Q8：为什么用 Macro-F1 而不是准确率？</w:t>
+        <w:t>Q9：为什么用 Macro-F1 而不是准确率？</w:t>
       </w:r>
     </w:p>
     <w:p>
@@ -5206,7 +5219,7 @@
         <w:rPr>
           <w:b/>
         </w:rPr>
-        <w:t>Q9：代价是不是太大？</w:t>
+        <w:t>Q10：代价是不是太大？</w:t>
       </w:r>
     </w:p>
     <w:p>
@@ -5219,7 +5232,7 @@
         <w:rPr>
           <w:b/>
         </w:rPr>
-        <w:t>Q10：下一步做什么？</w:t>
+        <w:t>Q11：下一步做什么？</w:t>
       </w:r>
     </w:p>
     <w:p>
@@ -5240,7 +5253,7 @@
         <w:rPr>
           <w:b/>
         </w:rPr>
-        <w:t>Q11：为什么是四个专家，而不是两个或十个？</w:t>
+        <w:t>Q12：为什么是四个专家，而不是两个或十个？</w:t>
       </w:r>
     </w:p>
     <w:p>
@@ -5253,7 +5266,7 @@
         <w:rPr>
           <w:b/>
         </w:rPr>
-        <w:t>Q12：权重到底是怎么算出来的？</w:t>
+        <w:t>Q13：权重到底是怎么算出来的？</w:t>
       </w:r>
     </w:p>
     <w:p>
@@ -5266,7 +5279,7 @@
         <w:rPr>
           <w:b/>
         </w:rPr>
-        <w:t>Q13：门控搜索是不是在测试集上调参？</w:t>
+        <w:t>Q14：门控搜索是不是在测试集上调参？</w:t>
       </w:r>
     </w:p>
     <w:p>
@@ -5279,7 +5292,7 @@
         <w:rPr>
           <w:b/>
         </w:rPr>
-        <w:t>Q14：为什么不用深度模型做对照？</w:t>
+        <w:t>Q15：为什么不用深度模型做对照？</w:t>
       </w:r>
     </w:p>
     <w:p>
@@ -5292,7 +5305,7 @@
         <w:rPr>
           <w:b/>
         </w:rPr>
-        <w:t>Q15：为什么用 TOST 而不是「p &gt; 0.05 就没有差异」？</w:t>
+        <w:t>Q16：为什么用 TOST 而不是「p &gt; 0.05 就没有差异」？</w:t>
       </w:r>
     </w:p>
     <w:p>
@@ -5305,7 +5318,7 @@
         <w:rPr>
           <w:b/>
         </w:rPr>
-        <w:t>Q16：逐种子结果一致吗？</w:t>
+        <w:t>Q17：逐种子结果一致吗？</w:t>
       </w:r>
     </w:p>
     <w:p>
@@ -5318,7 +5331,7 @@
         <w:rPr>
           <w:b/>
         </w:rPr>
-        <w:t>Q17：效应量有多小？</w:t>
+        <w:t>Q18：效应量有多小？</w:t>
       </w:r>
     </w:p>
     <w:p>
@@ -5331,7 +5344,7 @@
         <w:rPr>
           <w:b/>
         </w:rPr>
-        <w:t>Q18：你的结论和「XGBoost 更强」矛盾吗？</w:t>
+        <w:t>Q19：你的结论和「XGBoost 更强」矛盾吗？</w:t>
       </w:r>
     </w:p>
     <w:p>
@@ -5344,7 +5357,7 @@
         <w:rPr>
           <w:b/>
         </w:rPr>
-        <w:t>Q19：数据泄漏具体有哪些？</w:t>
+        <w:t>Q20：数据泄漏具体有哪些？</w:t>
       </w:r>
     </w:p>
     <w:p>
@@ -5357,7 +5370,7 @@
         <w:rPr>
           <w:b/>
         </w:rPr>
-        <w:t>Q20：为什么不用时间切分？</w:t>
+        <w:t>Q21：为什么不用时间切分？</w:t>
       </w:r>
     </w:p>
     <w:p>
@@ -5370,7 +5383,7 @@
         <w:rPr>
           <w:b/>
         </w:rPr>
-        <w:t>Q21：为什么 NSL-KDD 的分数这么低？</w:t>
+        <w:t>Q22：为什么 NSL-KDD 的分数这么低？</w:t>
       </w:r>
     </w:p>
     <w:p>
@@ -5383,7 +5396,7 @@
         <w:rPr>
           <w:b/>
         </w:rPr>
-        <w:t>Q22：N-BaIoT 上大家都 0.9998 以上，说明什么？</w:t>
+        <w:t>Q23：N-BaIoT 上大家都 0.9998 以上，说明什么？</w:t>
       </w:r>
     </w:p>
     <w:p>
@@ -5396,7 +5409,7 @@
         <w:rPr>
           <w:b/>
         </w:rPr>
-        <w:t>Q23：审稿人最可能攻击哪三点？</w:t>
+        <w:t>Q24：审稿人最可能攻击哪三点？</w:t>
       </w:r>
     </w:p>
     <w:p>
@@ -5409,7 +5422,7 @@
         <w:rPr>
           <w:b/>
         </w:rPr>
-        <w:t>Q24：要复现要多久、要什么机器？</w:t>
+        <w:t>Q25：要复现要多久、要什么机器？</w:t>
       </w:r>
     </w:p>
     <w:p>
@@ -5710,7 +5723,7 @@
         <w:t>submission_package/论文投稿包_v1.11.0.zip</w:t>
       </w:r>
       <w:r>
-        <w:t>：898 个文件，含全部稿件、补充材料与校验清单。</w:t>
+        <w:t>：916 个文件，含全部稿件、补充材料与校验清单。</w:t>
       </w:r>
     </w:p>
     <w:sectPr>
